--- a/docs/ahg-settings-user-guide.docx
+++ b/docs/ahg-settings-user-guide.docx
@@ -63,139 +63,61 @@
     </w:p>
     <w:p>
       <w:pPr>
-        <w:pStyle w:val="SourceCode"/>
-      </w:pPr>
-      <w:r>
-        <w:rPr>
-          <w:rStyle w:val="VerbatimChar"/>
-        </w:rPr>
-        <w:t xml:space="preserve">+-------------------------------------------------------------+</w:t>
-      </w:r>
-      <w:r>
-        <w:br/>
-      </w:r>
-      <w:r>
-        <w:rPr>
-          <w:rStyle w:val="VerbatimChar"/>
-        </w:rPr>
-        <w:t xml:space="preserve">|                     AHG SETTINGS HUB                         |</w:t>
-      </w:r>
-      <w:r>
-        <w:br/>
-      </w:r>
-      <w:r>
-        <w:rPr>
-          <w:rStyle w:val="VerbatimChar"/>
-        </w:rPr>
-        <w:t xml:space="preserve">+-------------------------------------------------------------+</w:t>
-      </w:r>
-      <w:r>
-        <w:br/>
-      </w:r>
-      <w:r>
-        <w:rPr>
-          <w:rStyle w:val="VerbatimChar"/>
-        </w:rPr>
-        <w:t xml:space="preserve">|                                                              |</w:t>
-      </w:r>
-      <w:r>
-        <w:br/>
-      </w:r>
-      <w:r>
-        <w:rPr>
-          <w:rStyle w:val="VerbatimChar"/>
-        </w:rPr>
-        <w:t xml:space="preserve">|  +----------+   +----------+   +----------+   +----------+  |</w:t>
-      </w:r>
-      <w:r>
-        <w:br/>
-      </w:r>
-      <w:r>
-        <w:rPr>
-          <w:rStyle w:val="VerbatimChar"/>
-        </w:rPr>
-        <w:t xml:space="preserve">|  |  Global  |   |  Plugin  |   |  Theme   |   |   AI     |  |</w:t>
-      </w:r>
-      <w:r>
-        <w:br/>
-      </w:r>
-      <w:r>
-        <w:rPr>
-          <w:rStyle w:val="VerbatimChar"/>
-        </w:rPr>
-        <w:t xml:space="preserve">|  | Settings |   | Manager  |   | Config   |   | Services |  |</w:t>
-      </w:r>
-      <w:r>
-        <w:br/>
-      </w:r>
-      <w:r>
-        <w:rPr>
-          <w:rStyle w:val="VerbatimChar"/>
-        </w:rPr>
-        <w:t xml:space="preserve">|  +----+-----+   +----+-----+   +----+-----+   +----+-----+  |</w:t>
-      </w:r>
-      <w:r>
-        <w:br/>
-      </w:r>
-      <w:r>
-        <w:rPr>
-          <w:rStyle w:val="VerbatimChar"/>
-        </w:rPr>
-        <w:t xml:space="preserve">|       |              |              |              |         |</w:t>
-      </w:r>
-      <w:r>
-        <w:br/>
-      </w:r>
-      <w:r>
-        <w:rPr>
-          <w:rStyle w:val="VerbatimChar"/>
-        </w:rPr>
-        <w:t xml:space="preserve">|       v              v              v              v         |</w:t>
-      </w:r>
-      <w:r>
-        <w:br/>
-      </w:r>
-      <w:r>
-        <w:rPr>
-          <w:rStyle w:val="VerbatimChar"/>
-        </w:rPr>
-        <w:t xml:space="preserve">|  +---------------------------------------------------+      |</w:t>
-      </w:r>
-      <w:r>
-        <w:br/>
-      </w:r>
-      <w:r>
-        <w:rPr>
-          <w:rStyle w:val="VerbatimChar"/>
-        </w:rPr>
-        <w:t xml:space="preserve">|  |              UNIFIED SETTINGS DASHBOARD            |      |</w:t>
-      </w:r>
-      <w:r>
-        <w:br/>
-      </w:r>
-      <w:r>
-        <w:rPr>
-          <w:rStyle w:val="VerbatimChar"/>
-        </w:rPr>
-        <w:t xml:space="preserve">|  +---------------------------------------------------+      |</w:t>
-      </w:r>
-      <w:r>
-        <w:br/>
-      </w:r>
-      <w:r>
-        <w:rPr>
-          <w:rStyle w:val="VerbatimChar"/>
-        </w:rPr>
-        <w:t xml:space="preserve">|                                                              |</w:t>
-      </w:r>
-      <w:r>
-        <w:br/>
-      </w:r>
-      <w:r>
-        <w:rPr>
-          <w:rStyle w:val="VerbatimChar"/>
-        </w:rPr>
-        <w:t xml:space="preserve">+-------------------------------------------------------------+</w:t>
+        <w:pStyle w:val="FirstParagraph"/>
+      </w:pPr>
+      <w:r>
+        <w:t xml:space="preserve">AHG</w:t>
+      </w:r>
+      <w:r>
+        <w:t xml:space="preserve">SETTINGS</w:t>
+      </w:r>
+      <w:r>
+        <w:t xml:space="preserve">HUB</w:t>
+      </w:r>
+      <w:r>
+        <w:t xml:space="preserve">Global</w:t>
+      </w:r>
+      <w:r>
+        <w:t xml:space="preserve">Plugin</w:t>
+      </w:r>
+      <w:r>
+        <w:t xml:space="preserve">Theme</w:t>
+      </w:r>
+      <w:r>
+        <w:t xml:space="preserve">AI</w:t>
+      </w:r>
+      <w:r>
+        <w:t xml:space="preserve">Settings</w:t>
+      </w:r>
+      <w:r>
+        <w:t xml:space="preserve">Manager</w:t>
+      </w:r>
+      <w:r>
+        <w:t xml:space="preserve">Config</w:t>
+      </w:r>
+      <w:r>
+        <w:t xml:space="preserve">Services</w:t>
+      </w:r>
+      <w:r>
+        <w:t xml:space="preserve">v</w:t>
+      </w:r>
+      <w:r>
+        <w:t xml:space="preserve">v</w:t>
+      </w:r>
+      <w:r>
+        <w:t xml:space="preserve">v</w:t>
+      </w:r>
+      <w:r>
+        <w:t xml:space="preserve">v</w:t>
+      </w:r>
+      <w:r>
+        <w:t xml:space="preserve">UNIFIED</w:t>
+      </w:r>
+      <w:r>
+        <w:t xml:space="preserve">SETTINGS</w:t>
+      </w:r>
+      <w:r>
+        <w:t xml:space="preserve">DASHBOARD</w:t>
       </w:r>
     </w:p>
     <w:p>
@@ -217,132 +139,357 @@
     </w:p>
     <w:p>
       <w:pPr>
-        <w:pStyle w:val="SourceCode"/>
+        <w:pStyle w:val="FirstParagraph"/>
       </w:pPr>
       <w:r>
         <w:rPr>
-          <w:rStyle w:val="VerbatimChar"/>
+          <w:bCs/>
+          <w:b/>
         </w:rPr>
-        <w:t xml:space="preserve">+-------------------------------------------------------------+</w:t>
-      </w:r>
-      <w:r>
-        <w:br/>
-      </w:r>
-      <w:r>
-        <w:rPr>
-          <w:rStyle w:val="VerbatimChar"/>
-        </w:rPr>
-        <w:t xml:space="preserve">|                    SETTINGS CAPABILITIES                     |</w:t>
-      </w:r>
-      <w:r>
-        <w:br/>
-      </w:r>
-      <w:r>
-        <w:rPr>
-          <w:rStyle w:val="VerbatimChar"/>
-        </w:rPr>
-        <w:t xml:space="preserve">+-------------------------------------------------------------+</w:t>
-      </w:r>
-      <w:r>
-        <w:br/>
-      </w:r>
-      <w:r>
-        <w:rPr>
-          <w:rStyle w:val="VerbatimChar"/>
-        </w:rPr>
-        <w:t xml:space="preserve">|  [Cog] Global         - Core AtoM behavior and display       |</w:t>
-      </w:r>
-      <w:r>
-        <w:br/>
-      </w:r>
-      <w:r>
-        <w:rPr>
-          <w:rStyle w:val="VerbatimChar"/>
-        </w:rPr>
-        <w:t xml:space="preserve">|  [Puzzle] Plugins     - Enable/disable extensions            |</w:t>
-      </w:r>
-      <w:r>
-        <w:br/>
-      </w:r>
-      <w:r>
-        <w:rPr>
-          <w:rStyle w:val="VerbatimChar"/>
-        </w:rPr>
-        <w:t xml:space="preserve">|  [Palette] Theme      - Colors, branding, layout             |</w:t>
-      </w:r>
-      <w:r>
-        <w:br/>
-      </w:r>
-      <w:r>
-        <w:rPr>
-          <w:rStyle w:val="VerbatimChar"/>
-        </w:rPr>
-        <w:t xml:space="preserve">|  [List] Dropdowns     - Controlled vocabularies/taxonomies   |</w:t>
-      </w:r>
-      <w:r>
-        <w:br/>
-      </w:r>
-      <w:r>
-        <w:rPr>
-          <w:rStyle w:val="VerbatimChar"/>
-        </w:rPr>
-        <w:t xml:space="preserve">|  [Robot] AI Services  - NER, translation, summarization      |</w:t>
-      </w:r>
-      <w:r>
-        <w:br/>
-      </w:r>
-      <w:r>
-        <w:rPr>
-          <w:rStyle w:val="VerbatimChar"/>
-        </w:rPr>
-        <w:t xml:space="preserve">|  [Key] API Keys       - Manage API access tokens             |</w:t>
-      </w:r>
-      <w:r>
-        <w:br/>
-      </w:r>
-      <w:r>
-        <w:rPr>
-          <w:rStyle w:val="VerbatimChar"/>
-        </w:rPr>
-        <w:t xml:space="preserve">|  [Envelope] Email     - SMTP and notification settings       |</w:t>
-      </w:r>
-      <w:r>
-        <w:br/>
-      </w:r>
-      <w:r>
-        <w:rPr>
-          <w:rStyle w:val="VerbatimChar"/>
-        </w:rPr>
-        <w:t xml:space="preserve">|  [Numbers] Numbering  - GLAM/DAM identifier schemes          |</w:t>
-      </w:r>
-      <w:r>
-        <w:br/>
-      </w:r>
-      <w:r>
-        <w:rPr>
-          <w:rStyle w:val="VerbatimChar"/>
-        </w:rPr>
-        <w:t xml:space="preserve">|  [Cloud] Preservation - Backup replication targets           |</w:t>
-      </w:r>
-      <w:r>
-        <w:br/>
-      </w:r>
-      <w:r>
-        <w:rPr>
-          <w:rStyle w:val="VerbatimChar"/>
-        </w:rPr>
-        <w:t xml:space="preserve">|  [Download] Export    - Export/import settings               |</w:t>
-      </w:r>
-      <w:r>
-        <w:br/>
-      </w:r>
-      <w:r>
-        <w:rPr>
-          <w:rStyle w:val="VerbatimChar"/>
-        </w:rPr>
-        <w:t xml:space="preserve">+-------------------------------------------------------------+</w:t>
-      </w:r>
-    </w:p>
+        <w:t xml:space="preserve">Settings Capabilities</w:t>
+      </w:r>
+    </w:p>
+    <w:tbl>
+      <w:tblPr>
+        <w:tblStyle w:val="Table"/>
+        <w:tblW w:type="auto" w:w="0"/>
+        <w:tblLook w:firstRow="1" w:lastRow="0" w:firstColumn="0" w:lastColumn="0" w:noHBand="0" w:noVBand="0" w:val="0020"/>
+        <w:jc w:val="start"/>
+      </w:tblPr>
+      <w:tblGrid>
+        <w:gridCol w:w="3960"/>
+        <w:gridCol w:w="3960"/>
+      </w:tblGrid>
+      <w:tr>
+        <w:trPr>
+          <w:tblHeader w:val="true"/>
+        </w:trPr>
+        <w:tc>
+          <w:tcPr/>
+          <w:p>
+            <w:pPr>
+              <w:pStyle w:val="Compact"/>
+              <w:jc w:val="left"/>
+            </w:pPr>
+            <w:r>
+              <w:t xml:space="preserve">Item</w:t>
+            </w:r>
+          </w:p>
+        </w:tc>
+        <w:tc>
+          <w:tcPr/>
+          <w:p>
+            <w:pPr>
+              <w:pStyle w:val="Compact"/>
+              <w:jc w:val="left"/>
+            </w:pPr>
+            <w:r>
+              <w:t xml:space="preserve">Description</w:t>
+            </w:r>
+          </w:p>
+        </w:tc>
+      </w:tr>
+      <w:tr>
+        <w:tc>
+          <w:tcPr/>
+          <w:p>
+            <w:pPr>
+              <w:pStyle w:val="Compact"/>
+              <w:jc w:val="left"/>
+            </w:pPr>
+            <w:r>
+              <w:rPr>
+                <w:bCs/>
+                <w:b/>
+              </w:rPr>
+              <w:t xml:space="preserve">[Cog] Global</w:t>
+            </w:r>
+          </w:p>
+        </w:tc>
+        <w:tc>
+          <w:tcPr/>
+          <w:p>
+            <w:pPr>
+              <w:pStyle w:val="Compact"/>
+              <w:jc w:val="left"/>
+            </w:pPr>
+            <w:r>
+              <w:t xml:space="preserve">Core AtoM behavior and display</w:t>
+            </w:r>
+          </w:p>
+        </w:tc>
+      </w:tr>
+      <w:tr>
+        <w:tc>
+          <w:tcPr/>
+          <w:p>
+            <w:pPr>
+              <w:pStyle w:val="Compact"/>
+              <w:jc w:val="left"/>
+            </w:pPr>
+            <w:r>
+              <w:rPr>
+                <w:bCs/>
+                <w:b/>
+              </w:rPr>
+              <w:t xml:space="preserve">[Puzzle] Plugins</w:t>
+            </w:r>
+          </w:p>
+        </w:tc>
+        <w:tc>
+          <w:tcPr/>
+          <w:p>
+            <w:pPr>
+              <w:pStyle w:val="Compact"/>
+              <w:jc w:val="left"/>
+            </w:pPr>
+            <w:r>
+              <w:t xml:space="preserve">Enable/disable extensions</w:t>
+            </w:r>
+          </w:p>
+        </w:tc>
+      </w:tr>
+      <w:tr>
+        <w:tc>
+          <w:tcPr/>
+          <w:p>
+            <w:pPr>
+              <w:pStyle w:val="Compact"/>
+              <w:jc w:val="left"/>
+            </w:pPr>
+            <w:r>
+              <w:rPr>
+                <w:bCs/>
+                <w:b/>
+              </w:rPr>
+              <w:t xml:space="preserve">[Palette] Theme</w:t>
+            </w:r>
+          </w:p>
+        </w:tc>
+        <w:tc>
+          <w:tcPr/>
+          <w:p>
+            <w:pPr>
+              <w:pStyle w:val="Compact"/>
+              <w:jc w:val="left"/>
+            </w:pPr>
+            <w:r>
+              <w:t xml:space="preserve">Colors, branding, layout</w:t>
+            </w:r>
+          </w:p>
+        </w:tc>
+      </w:tr>
+      <w:tr>
+        <w:tc>
+          <w:tcPr/>
+          <w:p>
+            <w:pPr>
+              <w:pStyle w:val="Compact"/>
+              <w:jc w:val="left"/>
+            </w:pPr>
+            <w:r>
+              <w:rPr>
+                <w:bCs/>
+                <w:b/>
+              </w:rPr>
+              <w:t xml:space="preserve">[List] Dropdowns</w:t>
+            </w:r>
+          </w:p>
+        </w:tc>
+        <w:tc>
+          <w:tcPr/>
+          <w:p>
+            <w:pPr>
+              <w:pStyle w:val="Compact"/>
+              <w:jc w:val="left"/>
+            </w:pPr>
+            <w:r>
+              <w:t xml:space="preserve">Controlled vocabularies/taxonomies</w:t>
+            </w:r>
+          </w:p>
+        </w:tc>
+      </w:tr>
+      <w:tr>
+        <w:tc>
+          <w:tcPr/>
+          <w:p>
+            <w:pPr>
+              <w:pStyle w:val="Compact"/>
+              <w:jc w:val="left"/>
+            </w:pPr>
+            <w:r>
+              <w:rPr>
+                <w:bCs/>
+                <w:b/>
+              </w:rPr>
+              <w:t xml:space="preserve">[Robot] AI Services</w:t>
+            </w:r>
+          </w:p>
+        </w:tc>
+        <w:tc>
+          <w:tcPr/>
+          <w:p>
+            <w:pPr>
+              <w:pStyle w:val="Compact"/>
+              <w:jc w:val="left"/>
+            </w:pPr>
+            <w:r>
+              <w:t xml:space="preserve">NER, translation, summarization</w:t>
+            </w:r>
+          </w:p>
+        </w:tc>
+      </w:tr>
+      <w:tr>
+        <w:tc>
+          <w:tcPr/>
+          <w:p>
+            <w:pPr>
+              <w:pStyle w:val="Compact"/>
+              <w:jc w:val="left"/>
+            </w:pPr>
+            <w:r>
+              <w:rPr>
+                <w:bCs/>
+                <w:b/>
+              </w:rPr>
+              <w:t xml:space="preserve">[Key] API Keys</w:t>
+            </w:r>
+          </w:p>
+        </w:tc>
+        <w:tc>
+          <w:tcPr/>
+          <w:p>
+            <w:pPr>
+              <w:pStyle w:val="Compact"/>
+              <w:jc w:val="left"/>
+            </w:pPr>
+            <w:r>
+              <w:t xml:space="preserve">Manage API access tokens</w:t>
+            </w:r>
+          </w:p>
+        </w:tc>
+      </w:tr>
+      <w:tr>
+        <w:tc>
+          <w:tcPr/>
+          <w:p>
+            <w:pPr>
+              <w:pStyle w:val="Compact"/>
+              <w:jc w:val="left"/>
+            </w:pPr>
+            <w:r>
+              <w:rPr>
+                <w:bCs/>
+                <w:b/>
+              </w:rPr>
+              <w:t xml:space="preserve">[Envelope] Email</w:t>
+            </w:r>
+          </w:p>
+        </w:tc>
+        <w:tc>
+          <w:tcPr/>
+          <w:p>
+            <w:pPr>
+              <w:pStyle w:val="Compact"/>
+              <w:jc w:val="left"/>
+            </w:pPr>
+            <w:r>
+              <w:t xml:space="preserve">SMTP and notification settings</w:t>
+            </w:r>
+          </w:p>
+        </w:tc>
+      </w:tr>
+      <w:tr>
+        <w:tc>
+          <w:tcPr/>
+          <w:p>
+            <w:pPr>
+              <w:pStyle w:val="Compact"/>
+              <w:jc w:val="left"/>
+            </w:pPr>
+            <w:r>
+              <w:rPr>
+                <w:bCs/>
+                <w:b/>
+              </w:rPr>
+              <w:t xml:space="preserve">[Numbers] Numbering</w:t>
+            </w:r>
+          </w:p>
+        </w:tc>
+        <w:tc>
+          <w:tcPr/>
+          <w:p>
+            <w:pPr>
+              <w:pStyle w:val="Compact"/>
+              <w:jc w:val="left"/>
+            </w:pPr>
+            <w:r>
+              <w:t xml:space="preserve">GLAM/DAM identifier schemes</w:t>
+            </w:r>
+          </w:p>
+        </w:tc>
+      </w:tr>
+      <w:tr>
+        <w:tc>
+          <w:tcPr/>
+          <w:p>
+            <w:pPr>
+              <w:pStyle w:val="Compact"/>
+              <w:jc w:val="left"/>
+            </w:pPr>
+            <w:r>
+              <w:rPr>
+                <w:bCs/>
+                <w:b/>
+              </w:rPr>
+              <w:t xml:space="preserve">[Cloud] Preservation</w:t>
+            </w:r>
+          </w:p>
+        </w:tc>
+        <w:tc>
+          <w:tcPr/>
+          <w:p>
+            <w:pPr>
+              <w:pStyle w:val="Compact"/>
+              <w:jc w:val="left"/>
+            </w:pPr>
+            <w:r>
+              <w:t xml:space="preserve">Backup replication targets</w:t>
+            </w:r>
+          </w:p>
+        </w:tc>
+      </w:tr>
+      <w:tr>
+        <w:tc>
+          <w:tcPr/>
+          <w:p>
+            <w:pPr>
+              <w:pStyle w:val="Compact"/>
+              <w:jc w:val="left"/>
+            </w:pPr>
+            <w:r>
+              <w:rPr>
+                <w:bCs/>
+                <w:b/>
+              </w:rPr>
+              <w:t xml:space="preserve">[Download] Export</w:t>
+            </w:r>
+          </w:p>
+        </w:tc>
+        <w:tc>
+          <w:tcPr/>
+          <w:p>
+            <w:pPr>
+              <w:pStyle w:val="Compact"/>
+              <w:jc w:val="left"/>
+            </w:pPr>
+            <w:r>
+              <w:t xml:space="preserve">Export/import settings</w:t>
+            </w:r>
+          </w:p>
+        </w:tc>
+      </w:tr>
+    </w:tbl>
     <w:p>
       <w:r>
         <w:pict>
@@ -362,126 +509,60 @@
     </w:p>
     <w:p>
       <w:pPr>
-        <w:pStyle w:val="SourceCode"/>
-      </w:pPr>
-      <w:r>
-        <w:rPr>
-          <w:rStyle w:val="VerbatimChar"/>
-        </w:rPr>
-        <w:t xml:space="preserve">  Main Menu</w:t>
-      </w:r>
-      <w:r>
-        <w:br/>
-      </w:r>
-      <w:r>
-        <w:rPr>
-          <w:rStyle w:val="VerbatimChar"/>
-        </w:rPr>
-        <w:t xml:space="preserve">      |</w:t>
-      </w:r>
-      <w:r>
-        <w:br/>
-      </w:r>
-      <w:r>
-        <w:rPr>
-          <w:rStyle w:val="VerbatimChar"/>
-        </w:rPr>
-        <w:t xml:space="preserve">      v</w:t>
-      </w:r>
-      <w:r>
-        <w:br/>
-      </w:r>
-      <w:r>
-        <w:rPr>
-          <w:rStyle w:val="VerbatimChar"/>
-        </w:rPr>
-        <w:t xml:space="preserve">   Admin  ---------&gt; Admin Settings</w:t>
-      </w:r>
-      <w:r>
-        <w:br/>
-      </w:r>
-      <w:r>
-        <w:rPr>
-          <w:rStyle w:val="VerbatimChar"/>
-        </w:rPr>
-        <w:t xml:space="preserve">      |</w:t>
-      </w:r>
-      <w:r>
-        <w:br/>
-      </w:r>
-      <w:r>
-        <w:rPr>
-          <w:rStyle w:val="VerbatimChar"/>
-        </w:rPr>
-        <w:t xml:space="preserve">      v</w:t>
-      </w:r>
-      <w:r>
-        <w:br/>
-      </w:r>
-      <w:r>
-        <w:rPr>
-          <w:rStyle w:val="VerbatimChar"/>
-        </w:rPr>
-        <w:t xml:space="preserve">   AHG Settings ---------------+</w:t>
-      </w:r>
-      <w:r>
-        <w:br/>
-      </w:r>
-      <w:r>
-        <w:rPr>
-          <w:rStyle w:val="VerbatimChar"/>
-        </w:rPr>
-        <w:t xml:space="preserve">      |                        |</w:t>
-      </w:r>
-      <w:r>
-        <w:br/>
-      </w:r>
-      <w:r>
-        <w:rPr>
-          <w:rStyle w:val="VerbatimChar"/>
-        </w:rPr>
-        <w:t xml:space="preserve">      +---&gt; Settings Overview  |</w:t>
-      </w:r>
-      <w:r>
-        <w:br/>
-      </w:r>
-      <w:r>
-        <w:rPr>
-          <w:rStyle w:val="VerbatimChar"/>
-        </w:rPr>
-        <w:t xml:space="preserve">      |                        |</w:t>
-      </w:r>
-      <w:r>
-        <w:br/>
-      </w:r>
-      <w:r>
-        <w:rPr>
-          <w:rStyle w:val="VerbatimChar"/>
-        </w:rPr>
-        <w:t xml:space="preserve">      +---&gt; Core AtoM Settings |</w:t>
-      </w:r>
-      <w:r>
-        <w:br/>
-      </w:r>
-      <w:r>
-        <w:rPr>
-          <w:rStyle w:val="VerbatimChar"/>
-        </w:rPr>
-        <w:t xml:space="preserve">      |                        |</w:t>
-      </w:r>
-      <w:r>
-        <w:br/>
-      </w:r>
-      <w:r>
-        <w:rPr>
-          <w:rStyle w:val="VerbatimChar"/>
-        </w:rPr>
-        <w:t xml:space="preserve">      +---&gt; AHG Plugin Settings</w:t>
-      </w:r>
-    </w:p>
-    <w:p>
-      <w:pPr>
         <w:pStyle w:val="FirstParagraph"/>
+      </w:pPr>
+      <w:r>
+        <w:t xml:space="preserve">Main</w:t>
+      </w:r>
+      <w:r>
+        <w:t xml:space="preserve">Menu</w:t>
+      </w:r>
+      <w:r>
+        <w:t xml:space="preserve">v</w:t>
+      </w:r>
+      <w:r>
+        <w:t xml:space="preserve">Admin</w:t>
+      </w:r>
+      <w:r>
+        <w:t xml:space="preserve">Admin</w:t>
+      </w:r>
+      <w:r>
+        <w:t xml:space="preserve">Settings</w:t>
+      </w:r>
+      <w:r>
+        <w:t xml:space="preserve">AHG</w:t>
+      </w:r>
+      <w:r>
+        <w:t xml:space="preserve">Settings</w:t>
+      </w:r>
+      <w:r>
+        <w:t xml:space="preserve">Settings</w:t>
+      </w:r>
+      <w:r>
+        <w:t xml:space="preserve">Overview</w:t>
+      </w:r>
+      <w:r>
+        <w:t xml:space="preserve">Core</w:t>
+      </w:r>
+      <w:r>
+        <w:t xml:space="preserve">AtoM</w:t>
+      </w:r>
+      <w:r>
+        <w:t xml:space="preserve">Settings</w:t>
+      </w:r>
+      <w:r>
+        <w:t xml:space="preserve">AHG</w:t>
+      </w:r>
+      <w:r>
+        <w:t xml:space="preserve">Plugin</w:t>
+      </w:r>
+      <w:r>
+        <w:t xml:space="preserve">Settings</w:t>
+      </w:r>
+    </w:p>
+    <w:p>
+      <w:pPr>
+        <w:pStyle w:val="BodyText"/>
       </w:pPr>
       <w:r>
         <w:rPr>
@@ -527,208 +608,154 @@
     </w:p>
     <w:p>
       <w:pPr>
-        <w:pStyle w:val="SourceCode"/>
-      </w:pPr>
-      <w:r>
-        <w:rPr>
-          <w:rStyle w:val="VerbatimChar"/>
-        </w:rPr>
-        <w:t xml:space="preserve">+-------------------------------------------------------------+</w:t>
-      </w:r>
-      <w:r>
-        <w:br/>
-      </w:r>
-      <w:r>
-        <w:rPr>
-          <w:rStyle w:val="VerbatimChar"/>
-        </w:rPr>
-        <w:t xml:space="preserve">|  [Cog] AHG Plugin Settings                                  |</w:t>
-      </w:r>
-      <w:r>
-        <w:br/>
-      </w:r>
-      <w:r>
-        <w:rPr>
-          <w:rStyle w:val="VerbatimChar"/>
-        </w:rPr>
-        <w:t xml:space="preserve">+-------------------------------------------------------------+</w:t>
-      </w:r>
-      <w:r>
-        <w:br/>
-      </w:r>
-      <w:r>
-        <w:br/>
-      </w:r>
-      <w:r>
-        <w:rPr>
-          <w:rStyle w:val="VerbatimChar"/>
-        </w:rPr>
-        <w:t xml:space="preserve">+-------------------+  +-------------------+  +-------------------+</w:t>
-      </w:r>
-      <w:r>
-        <w:br/>
-      </w:r>
-      <w:r>
-        <w:rPr>
-          <w:rStyle w:val="VerbatimChar"/>
-        </w:rPr>
-        <w:t xml:space="preserve">|  [Envelope]       |  |  [Landmark]       |  |  [Cloud]          |</w:t>
-      </w:r>
-      <w:r>
-        <w:br/>
-      </w:r>
-      <w:r>
-        <w:rPr>
-          <w:rStyle w:val="VerbatimChar"/>
-        </w:rPr>
-        <w:t xml:space="preserve">|  AI Services      |  |  Heritage         |  |  Preservation     |</w:t>
-      </w:r>
-      <w:r>
-        <w:br/>
-      </w:r>
-      <w:r>
-        <w:rPr>
-          <w:rStyle w:val="VerbatimChar"/>
-        </w:rPr>
-        <w:t xml:space="preserve">|                   |  |  Platform         |  |  &amp; Backup         |</w:t>
-      </w:r>
-      <w:r>
-        <w:br/>
-      </w:r>
-      <w:r>
-        <w:rPr>
-          <w:rStyle w:val="VerbatimChar"/>
-        </w:rPr>
-        <w:t xml:space="preserve">|  NER, translate,  |  |  Access control,  |  |  Replication      |</w:t>
-      </w:r>
-      <w:r>
-        <w:br/>
-      </w:r>
-      <w:r>
-        <w:rPr>
-          <w:rStyle w:val="VerbatimChar"/>
-        </w:rPr>
-        <w:t xml:space="preserve">|  summarize        |  |  analytics        |  |  targets          |</w:t>
-      </w:r>
-      <w:r>
-        <w:br/>
-      </w:r>
-      <w:r>
-        <w:rPr>
-          <w:rStyle w:val="VerbatimChar"/>
-        </w:rPr>
-        <w:t xml:space="preserve">|                   |  |                   |  |                   |</w:t>
-      </w:r>
-      <w:r>
-        <w:br/>
-      </w:r>
-      <w:r>
-        <w:rPr>
-          <w:rStyle w:val="VerbatimChar"/>
-        </w:rPr>
-        <w:t xml:space="preserve">|   [Configure]     |  |   [Admin]         |  |   [Configure]     |</w:t>
-      </w:r>
-      <w:r>
-        <w:br/>
-      </w:r>
-      <w:r>
-        <w:rPr>
-          <w:rStyle w:val="VerbatimChar"/>
-        </w:rPr>
-        <w:t xml:space="preserve">+-------------------+  +-------------------+  +-------------------+</w:t>
-      </w:r>
-      <w:r>
-        <w:br/>
-      </w:r>
-      <w:r>
-        <w:br/>
-      </w:r>
-      <w:r>
-        <w:rPr>
-          <w:rStyle w:val="VerbatimChar"/>
-        </w:rPr>
-        <w:t xml:space="preserve">+-------------------+  +-------------------+  +-------------------+</w:t>
-      </w:r>
-      <w:r>
-        <w:br/>
-      </w:r>
-      <w:r>
-        <w:rPr>
-          <w:rStyle w:val="VerbatimChar"/>
-        </w:rPr>
-        <w:t xml:space="preserve">|  [Photo-Video]    |  |  [Cog]            |  |  [Puzzle-Piece]   |</w:t>
-      </w:r>
-      <w:r>
-        <w:br/>
-      </w:r>
-      <w:r>
-        <w:rPr>
-          <w:rStyle w:val="VerbatimChar"/>
-        </w:rPr>
-        <w:t xml:space="preserve">|  Digital Asset    |  |  Section          |  |  Plugin           |</w:t>
-      </w:r>
-      <w:r>
-        <w:br/>
-      </w:r>
-      <w:r>
-        <w:rPr>
-          <w:rStyle w:val="VerbatimChar"/>
-        </w:rPr>
-        <w:t xml:space="preserve">|  Management       |  |  Settings         |  |  Management       |</w:t>
-      </w:r>
-      <w:r>
-        <w:br/>
-      </w:r>
-      <w:r>
-        <w:rPr>
-          <w:rStyle w:val="VerbatimChar"/>
-        </w:rPr>
-        <w:t xml:space="preserve">|                   |  |                   |  |                   |</w:t>
-      </w:r>
-      <w:r>
-        <w:br/>
-      </w:r>
-      <w:r>
-        <w:rPr>
-          <w:rStyle w:val="VerbatimChar"/>
-        </w:rPr>
-        <w:t xml:space="preserve">|  PDF merge,       |  |  Theme, metadata, |  |  Enable/disable   |</w:t>
-      </w:r>
-      <w:r>
-        <w:br/>
-      </w:r>
-      <w:r>
-        <w:rPr>
-          <w:rStyle w:val="VerbatimChar"/>
-        </w:rPr>
-        <w:t xml:space="preserve">|  3D viewer        |  |  IIIF, jobs       |  |  extensions       |</w:t>
-      </w:r>
-      <w:r>
-        <w:br/>
-      </w:r>
-      <w:r>
-        <w:rPr>
-          <w:rStyle w:val="VerbatimChar"/>
-        </w:rPr>
-        <w:t xml:space="preserve">|                   |  |                   |  |                   |</w:t>
-      </w:r>
-      <w:r>
-        <w:br/>
-      </w:r>
-      <w:r>
-        <w:rPr>
-          <w:rStyle w:val="VerbatimChar"/>
-        </w:rPr>
-        <w:t xml:space="preserve">|   [Open Tools]    |  |   [Configure]     |  |   [Manage]        |</w:t>
-      </w:r>
-      <w:r>
-        <w:br/>
-      </w:r>
-      <w:r>
-        <w:rPr>
-          <w:rStyle w:val="VerbatimChar"/>
-        </w:rPr>
-        <w:t xml:space="preserve">+-------------------+  +-------------------+  +-------------------+</w:t>
+        <w:pStyle w:val="BodyText"/>
+      </w:pPr>
+      <w:r>
+        <w:t xml:space="preserve">[Cog]</w:t>
+      </w:r>
+      <w:r>
+        <w:t xml:space="preserve">AHG</w:t>
+      </w:r>
+      <w:r>
+        <w:t xml:space="preserve">Plugin</w:t>
+      </w:r>
+      <w:r>
+        <w:t xml:space="preserve">Settings</w:t>
+      </w:r>
+      <w:r>
+        <w:t xml:space="preserve">[Envelope]</w:t>
+      </w:r>
+      <w:r>
+        <w:t xml:space="preserve">[Landmark]</w:t>
+      </w:r>
+      <w:r>
+        <w:t xml:space="preserve">[Cloud]</w:t>
+      </w:r>
+      <w:r>
+        <w:t xml:space="preserve">AI</w:t>
+      </w:r>
+      <w:r>
+        <w:t xml:space="preserve">Services</w:t>
+      </w:r>
+      <w:r>
+        <w:t xml:space="preserve">Heritage</w:t>
+      </w:r>
+      <w:r>
+        <w:t xml:space="preserve">Preservation</w:t>
+      </w:r>
+      <w:r>
+        <w:t xml:space="preserve">Platform</w:t>
+      </w:r>
+      <w:r>
+        <w:t xml:space="preserve">&amp;</w:t>
+      </w:r>
+      <w:r>
+        <w:t xml:space="preserve">Backup</w:t>
+      </w:r>
+      <w:r>
+        <w:t xml:space="preserve">NER,</w:t>
+      </w:r>
+      <w:r>
+        <w:t xml:space="preserve">translate,</w:t>
+      </w:r>
+      <w:r>
+        <w:t xml:space="preserve">Access</w:t>
+      </w:r>
+      <w:r>
+        <w:t xml:space="preserve">control,</w:t>
+      </w:r>
+      <w:r>
+        <w:t xml:space="preserve">Replication</w:t>
+      </w:r>
+      <w:r>
+        <w:t xml:space="preserve">summarize</w:t>
+      </w:r>
+      <w:r>
+        <w:t xml:space="preserve">analytics</w:t>
+      </w:r>
+      <w:r>
+        <w:t xml:space="preserve">targets</w:t>
+      </w:r>
+      <w:r>
+        <w:t xml:space="preserve">[Configure]</w:t>
+      </w:r>
+      <w:r>
+        <w:t xml:space="preserve">[Admin]</w:t>
+      </w:r>
+      <w:r>
+        <w:t xml:space="preserve">[Configure]</w:t>
+      </w:r>
+      <w:r>
+        <w:t xml:space="preserve">[Photo-Video]</w:t>
+      </w:r>
+      <w:r>
+        <w:t xml:space="preserve">[Cog]</w:t>
+      </w:r>
+      <w:r>
+        <w:t xml:space="preserve">[Puzzle-Piece]</w:t>
+      </w:r>
+      <w:r>
+        <w:t xml:space="preserve">Digital</w:t>
+      </w:r>
+      <w:r>
+        <w:t xml:space="preserve">Asset</w:t>
+      </w:r>
+      <w:r>
+        <w:t xml:space="preserve">Section</w:t>
+      </w:r>
+      <w:r>
+        <w:t xml:space="preserve">Plugin</w:t>
+      </w:r>
+      <w:r>
+        <w:t xml:space="preserve">Management</w:t>
+      </w:r>
+      <w:r>
+        <w:t xml:space="preserve">Settings</w:t>
+      </w:r>
+      <w:r>
+        <w:t xml:space="preserve">Management</w:t>
+      </w:r>
+      <w:r>
+        <w:t xml:space="preserve">PDF</w:t>
+      </w:r>
+      <w:r>
+        <w:t xml:space="preserve">merge,</w:t>
+      </w:r>
+      <w:r>
+        <w:t xml:space="preserve">Theme,</w:t>
+      </w:r>
+      <w:r>
+        <w:t xml:space="preserve">metadata,</w:t>
+      </w:r>
+      <w:r>
+        <w:t xml:space="preserve">Enable/disable</w:t>
+      </w:r>
+      <w:r>
+        <w:t xml:space="preserve">3D</w:t>
+      </w:r>
+      <w:r>
+        <w:t xml:space="preserve">viewer</w:t>
+      </w:r>
+      <w:r>
+        <w:t xml:space="preserve">IIIF,</w:t>
+      </w:r>
+      <w:r>
+        <w:t xml:space="preserve">jobs</w:t>
+      </w:r>
+      <w:r>
+        <w:t xml:space="preserve">extensions</w:t>
+      </w:r>
+      <w:r>
+        <w:t xml:space="preserve">[Open</w:t>
+      </w:r>
+      <w:r>
+        <w:t xml:space="preserve">Tools]</w:t>
+      </w:r>
+      <w:r>
+        <w:t xml:space="preserve">[Configure]</w:t>
+      </w:r>
+      <w:r>
+        <w:t xml:space="preserve">[Manage]</w:t>
       </w:r>
     </w:p>
     <w:p>
@@ -835,319 +862,476 @@
     </w:p>
     <w:p>
       <w:pPr>
-        <w:pStyle w:val="SourceCode"/>
-      </w:pPr>
-      <w:r>
-        <w:rPr>
-          <w:rStyle w:val="VerbatimChar"/>
-        </w:rPr>
-        <w:t xml:space="preserve">+-------------------------------------------------------------+</w:t>
-      </w:r>
-      <w:r>
-        <w:br/>
-      </w:r>
-      <w:r>
-        <w:rPr>
-          <w:rStyle w:val="VerbatimChar"/>
-        </w:rPr>
-        <w:t xml:space="preserve">|  GLOBAL SETTINGS                                             |</w:t>
-      </w:r>
-      <w:r>
-        <w:br/>
-      </w:r>
-      <w:r>
-        <w:rPr>
-          <w:rStyle w:val="VerbatimChar"/>
-        </w:rPr>
-        <w:t xml:space="preserve">+-------------------------------------------------------------+</w:t>
-      </w:r>
-      <w:r>
-        <w:br/>
-      </w:r>
-      <w:r>
-        <w:rPr>
-          <w:rStyle w:val="VerbatimChar"/>
-        </w:rPr>
-        <w:t xml:space="preserve">|  [v] Version                                                 |</w:t>
-      </w:r>
-      <w:r>
-        <w:br/>
-      </w:r>
-      <w:r>
-        <w:rPr>
-          <w:rStyle w:val="VerbatimChar"/>
-        </w:rPr>
-        <w:t xml:space="preserve">|      - AtoM version display                                  |</w:t>
-      </w:r>
-      <w:r>
-        <w:br/>
-      </w:r>
-      <w:r>
-        <w:rPr>
-          <w:rStyle w:val="VerbatimChar"/>
-        </w:rPr>
-        <w:t xml:space="preserve">|      - Check for updates toggle                              |</w:t>
-      </w:r>
-      <w:r>
-        <w:br/>
-      </w:r>
-      <w:r>
-        <w:rPr>
-          <w:rStyle w:val="VerbatimChar"/>
-        </w:rPr>
-        <w:t xml:space="preserve">+-------------------------------------------------------------+</w:t>
-      </w:r>
-      <w:r>
-        <w:br/>
-      </w:r>
-      <w:r>
-        <w:rPr>
-          <w:rStyle w:val="VerbatimChar"/>
-        </w:rPr>
-        <w:t xml:space="preserve">|  [v] Search and Browse                                       |</w:t>
-      </w:r>
-      <w:r>
-        <w:br/>
-      </w:r>
-      <w:r>
-        <w:rPr>
-          <w:rStyle w:val="VerbatimChar"/>
-        </w:rPr>
-        <w:t xml:space="preserve">|      - Hits per page                                         |</w:t>
-      </w:r>
-      <w:r>
-        <w:br/>
-      </w:r>
-      <w:r>
-        <w:rPr>
-          <w:rStyle w:val="VerbatimChar"/>
-        </w:rPr>
-        <w:t xml:space="preserve">|      - Sort order (user/anonymous)                           |</w:t>
-      </w:r>
-      <w:r>
-        <w:br/>
-      </w:r>
-      <w:r>
-        <w:rPr>
-          <w:rStyle w:val="VerbatimChar"/>
-        </w:rPr>
-        <w:t xml:space="preserve">|      - Default browse views                                  |</w:t>
-      </w:r>
-      <w:r>
-        <w:br/>
-      </w:r>
-      <w:r>
-        <w:rPr>
-          <w:rStyle w:val="VerbatimChar"/>
-        </w:rPr>
-        <w:t xml:space="preserve">|      - Escape queries setting                                |</w:t>
-      </w:r>
-      <w:r>
-        <w:br/>
-      </w:r>
-      <w:r>
-        <w:rPr>
-          <w:rStyle w:val="VerbatimChar"/>
-        </w:rPr>
-        <w:t xml:space="preserve">+-------------------------------------------------------------+</w:t>
-      </w:r>
-      <w:r>
-        <w:br/>
-      </w:r>
-      <w:r>
-        <w:rPr>
-          <w:rStyle w:val="VerbatimChar"/>
-        </w:rPr>
-        <w:t xml:space="preserve">|  [v] Presentation                                            |</w:t>
-      </w:r>
-      <w:r>
-        <w:br/>
-      </w:r>
-      <w:r>
-        <w:rPr>
-          <w:rStyle w:val="VerbatimChar"/>
-        </w:rPr>
-        <w:t xml:space="preserve">|      - Show tooltips                                         |</w:t>
-      </w:r>
-      <w:r>
-        <w:br/>
-      </w:r>
-      <w:r>
-        <w:rPr>
-          <w:rStyle w:val="VerbatimChar"/>
-        </w:rPr>
-        <w:t xml:space="preserve">|      - Draft notification enabled                            |</w:t>
-      </w:r>
-      <w:r>
-        <w:br/>
-      </w:r>
-      <w:r>
-        <w:rPr>
-          <w:rStyle w:val="VerbatimChar"/>
-        </w:rPr>
-        <w:t xml:space="preserve">+-------------------------------------------------------------+</w:t>
-      </w:r>
-      <w:r>
-        <w:br/>
-      </w:r>
-      <w:r>
-        <w:rPr>
-          <w:rStyle w:val="VerbatimChar"/>
-        </w:rPr>
-        <w:t xml:space="preserve">|  [v] Multi-repository                                        |</w:t>
-      </w:r>
-      <w:r>
-        <w:br/>
-      </w:r>
-      <w:r>
-        <w:rPr>
-          <w:rStyle w:val="VerbatimChar"/>
-        </w:rPr>
-        <w:t xml:space="preserve">|      - Enable multi-repository mode                          |</w:t>
-      </w:r>
-      <w:r>
-        <w:br/>
-      </w:r>
-      <w:r>
-        <w:rPr>
-          <w:rStyle w:val="VerbatimChar"/>
-        </w:rPr>
-        <w:t xml:space="preserve">|      - Institutional scoping                                 |</w:t>
-      </w:r>
-      <w:r>
-        <w:br/>
-      </w:r>
-      <w:r>
-        <w:rPr>
-          <w:rStyle w:val="VerbatimChar"/>
-        </w:rPr>
-        <w:t xml:space="preserve">+-------------------------------------------------------------+</w:t>
-      </w:r>
-      <w:r>
-        <w:br/>
-      </w:r>
-      <w:r>
-        <w:rPr>
-          <w:rStyle w:val="VerbatimChar"/>
-        </w:rPr>
-        <w:t xml:space="preserve">|  [v] Permalinks                                              |</w:t>
-      </w:r>
-      <w:r>
-        <w:br/>
-      </w:r>
-      <w:r>
-        <w:rPr>
-          <w:rStyle w:val="VerbatimChar"/>
-        </w:rPr>
-        <w:t xml:space="preserve">|      - Slug basis (title/identifier/reference code)          |</w:t>
-      </w:r>
-      <w:r>
-        <w:br/>
-      </w:r>
-      <w:r>
-        <w:rPr>
-          <w:rStyle w:val="VerbatimChar"/>
-        </w:rPr>
-        <w:t xml:space="preserve">|      - Permissive slug creation                              |</w:t>
-      </w:r>
-      <w:r>
-        <w:br/>
-      </w:r>
-      <w:r>
-        <w:rPr>
-          <w:rStyle w:val="VerbatimChar"/>
-        </w:rPr>
-        <w:t xml:space="preserve">+-------------------------------------------------------------+</w:t>
-      </w:r>
-      <w:r>
-        <w:br/>
-      </w:r>
-      <w:r>
-        <w:rPr>
-          <w:rStyle w:val="VerbatimChar"/>
-        </w:rPr>
-        <w:t xml:space="preserve">|  [v] System                                                  |</w:t>
-      </w:r>
-      <w:r>
-        <w:br/>
-      </w:r>
-      <w:r>
-        <w:rPr>
-          <w:rStyle w:val="VerbatimChar"/>
-        </w:rPr>
-        <w:t xml:space="preserve">|      - Audit log enabled                                     |</w:t>
-      </w:r>
-      <w:r>
-        <w:br/>
-      </w:r>
-      <w:r>
-        <w:rPr>
-          <w:rStyle w:val="VerbatimChar"/>
-        </w:rPr>
-        <w:t xml:space="preserve">|      - Generate reports as public user                       |</w:t>
-      </w:r>
-      <w:r>
-        <w:br/>
-      </w:r>
-      <w:r>
-        <w:rPr>
-          <w:rStyle w:val="VerbatimChar"/>
-        </w:rPr>
-        <w:t xml:space="preserve">|      - Cache XML on save                                     |</w:t>
-      </w:r>
-      <w:r>
-        <w:br/>
-      </w:r>
-      <w:r>
-        <w:rPr>
-          <w:rStyle w:val="VerbatimChar"/>
-        </w:rPr>
-        <w:t xml:space="preserve">|      - Default publication status                            |</w:t>
-      </w:r>
-      <w:r>
-        <w:br/>
-      </w:r>
-      <w:r>
-        <w:rPr>
-          <w:rStyle w:val="VerbatimChar"/>
-        </w:rPr>
-        <w:t xml:space="preserve">+-------------------------------------------------------------+</w:t>
-      </w:r>
-      <w:r>
-        <w:br/>
-      </w:r>
-      <w:r>
-        <w:rPr>
-          <w:rStyle w:val="VerbatimChar"/>
-        </w:rPr>
-        <w:t xml:space="preserve">|  [v] Integrations                                            |</w:t>
-      </w:r>
-      <w:r>
-        <w:br/>
-      </w:r>
-      <w:r>
-        <w:rPr>
-          <w:rStyle w:val="VerbatimChar"/>
-        </w:rPr>
-        <w:t xml:space="preserve">|      - Google Maps API key                                   |</w:t>
-      </w:r>
-      <w:r>
-        <w:br/>
-      </w:r>
-      <w:r>
-        <w:rPr>
-          <w:rStyle w:val="VerbatimChar"/>
-        </w:rPr>
-        <w:t xml:space="preserve">|      - SWORD deposit directory                               |</w:t>
-      </w:r>
-      <w:r>
-        <w:br/>
-      </w:r>
-      <w:r>
-        <w:rPr>
-          <w:rStyle w:val="VerbatimChar"/>
-        </w:rPr>
-        <w:t xml:space="preserve">+-------------------------------------------------------------+</w:t>
+        <w:numPr>
+          <w:ilvl w:val="0"/>
+          <w:numId w:val="1001"/>
+        </w:numPr>
+        <w:pStyle w:val="Compact"/>
+      </w:pPr>
+      <w:r>
+        <w:t xml:space="preserve">GLOBAL SETTINGS</w:t>
+      </w:r>
+    </w:p>
+    <w:p>
+      <w:pPr>
+        <w:numPr>
+          <w:ilvl w:val="0"/>
+          <w:numId w:val="1001"/>
+        </w:numPr>
+        <w:pStyle w:val="Compact"/>
+      </w:pPr>
+      <w:r>
+        <w:t xml:space="preserve">[v] Version</w:t>
+      </w:r>
+    </w:p>
+    <w:p>
+      <w:pPr>
+        <w:numPr>
+          <w:ilvl w:val="0"/>
+          <w:numId w:val="1001"/>
+        </w:numPr>
+        <w:pStyle w:val="Compact"/>
+      </w:pPr>
+    </w:p>
+    <w:p>
+      <w:pPr>
+        <w:numPr>
+          <w:ilvl w:val="1"/>
+          <w:numId w:val="1002"/>
+        </w:numPr>
+        <w:pStyle w:val="Compact"/>
+      </w:pPr>
+      <w:r>
+        <w:t xml:space="preserve">AtoM version display</w:t>
+      </w:r>
+    </w:p>
+    <w:p>
+      <w:pPr>
+        <w:numPr>
+          <w:ilvl w:val="0"/>
+          <w:numId w:val="1001"/>
+        </w:numPr>
+        <w:pStyle w:val="Compact"/>
+      </w:pPr>
+    </w:p>
+    <w:p>
+      <w:pPr>
+        <w:numPr>
+          <w:ilvl w:val="1"/>
+          <w:numId w:val="1003"/>
+        </w:numPr>
+        <w:pStyle w:val="Compact"/>
+      </w:pPr>
+      <w:r>
+        <w:t xml:space="preserve">Check for updates toggle</w:t>
+      </w:r>
+    </w:p>
+    <w:p>
+      <w:pPr>
+        <w:numPr>
+          <w:ilvl w:val="0"/>
+          <w:numId w:val="1001"/>
+        </w:numPr>
+        <w:pStyle w:val="Compact"/>
+      </w:pPr>
+      <w:r>
+        <w:t xml:space="preserve">[v] Search and Browse</w:t>
+      </w:r>
+    </w:p>
+    <w:p>
+      <w:pPr>
+        <w:numPr>
+          <w:ilvl w:val="0"/>
+          <w:numId w:val="1001"/>
+        </w:numPr>
+        <w:pStyle w:val="Compact"/>
+      </w:pPr>
+    </w:p>
+    <w:p>
+      <w:pPr>
+        <w:numPr>
+          <w:ilvl w:val="1"/>
+          <w:numId w:val="1004"/>
+        </w:numPr>
+        <w:pStyle w:val="Compact"/>
+      </w:pPr>
+      <w:r>
+        <w:t xml:space="preserve">Hits per page</w:t>
+      </w:r>
+    </w:p>
+    <w:p>
+      <w:pPr>
+        <w:numPr>
+          <w:ilvl w:val="0"/>
+          <w:numId w:val="1001"/>
+        </w:numPr>
+        <w:pStyle w:val="Compact"/>
+      </w:pPr>
+    </w:p>
+    <w:p>
+      <w:pPr>
+        <w:numPr>
+          <w:ilvl w:val="1"/>
+          <w:numId w:val="1005"/>
+        </w:numPr>
+        <w:pStyle w:val="Compact"/>
+      </w:pPr>
+      <w:r>
+        <w:t xml:space="preserve">Sort order (user/anonymous)</w:t>
+      </w:r>
+    </w:p>
+    <w:p>
+      <w:pPr>
+        <w:numPr>
+          <w:ilvl w:val="0"/>
+          <w:numId w:val="1001"/>
+        </w:numPr>
+        <w:pStyle w:val="Compact"/>
+      </w:pPr>
+    </w:p>
+    <w:p>
+      <w:pPr>
+        <w:numPr>
+          <w:ilvl w:val="1"/>
+          <w:numId w:val="1006"/>
+        </w:numPr>
+        <w:pStyle w:val="Compact"/>
+      </w:pPr>
+      <w:r>
+        <w:t xml:space="preserve">Default browse views</w:t>
+      </w:r>
+    </w:p>
+    <w:p>
+      <w:pPr>
+        <w:numPr>
+          <w:ilvl w:val="0"/>
+          <w:numId w:val="1001"/>
+        </w:numPr>
+        <w:pStyle w:val="Compact"/>
+      </w:pPr>
+    </w:p>
+    <w:p>
+      <w:pPr>
+        <w:numPr>
+          <w:ilvl w:val="1"/>
+          <w:numId w:val="1007"/>
+        </w:numPr>
+        <w:pStyle w:val="Compact"/>
+      </w:pPr>
+      <w:r>
+        <w:t xml:space="preserve">Escape queries setting</w:t>
+      </w:r>
+    </w:p>
+    <w:p>
+      <w:pPr>
+        <w:numPr>
+          <w:ilvl w:val="0"/>
+          <w:numId w:val="1001"/>
+        </w:numPr>
+        <w:pStyle w:val="Compact"/>
+      </w:pPr>
+      <w:r>
+        <w:t xml:space="preserve">[v] Presentation</w:t>
+      </w:r>
+    </w:p>
+    <w:p>
+      <w:pPr>
+        <w:numPr>
+          <w:ilvl w:val="0"/>
+          <w:numId w:val="1001"/>
+        </w:numPr>
+        <w:pStyle w:val="Compact"/>
+      </w:pPr>
+    </w:p>
+    <w:p>
+      <w:pPr>
+        <w:numPr>
+          <w:ilvl w:val="1"/>
+          <w:numId w:val="1008"/>
+        </w:numPr>
+        <w:pStyle w:val="Compact"/>
+      </w:pPr>
+      <w:r>
+        <w:t xml:space="preserve">Show tooltips</w:t>
+      </w:r>
+    </w:p>
+    <w:p>
+      <w:pPr>
+        <w:numPr>
+          <w:ilvl w:val="0"/>
+          <w:numId w:val="1001"/>
+        </w:numPr>
+        <w:pStyle w:val="Compact"/>
+      </w:pPr>
+    </w:p>
+    <w:p>
+      <w:pPr>
+        <w:numPr>
+          <w:ilvl w:val="1"/>
+          <w:numId w:val="1009"/>
+        </w:numPr>
+        <w:pStyle w:val="Compact"/>
+      </w:pPr>
+      <w:r>
+        <w:t xml:space="preserve">Draft notification enabled</w:t>
+      </w:r>
+    </w:p>
+    <w:p>
+      <w:pPr>
+        <w:numPr>
+          <w:ilvl w:val="0"/>
+          <w:numId w:val="1001"/>
+        </w:numPr>
+        <w:pStyle w:val="Compact"/>
+      </w:pPr>
+      <w:r>
+        <w:t xml:space="preserve">[v] Multi-repository</w:t>
+      </w:r>
+    </w:p>
+    <w:p>
+      <w:pPr>
+        <w:numPr>
+          <w:ilvl w:val="0"/>
+          <w:numId w:val="1001"/>
+        </w:numPr>
+        <w:pStyle w:val="Compact"/>
+      </w:pPr>
+    </w:p>
+    <w:p>
+      <w:pPr>
+        <w:numPr>
+          <w:ilvl w:val="1"/>
+          <w:numId w:val="1010"/>
+        </w:numPr>
+        <w:pStyle w:val="Compact"/>
+      </w:pPr>
+      <w:r>
+        <w:t xml:space="preserve">Enable multi-repository mode</w:t>
+      </w:r>
+    </w:p>
+    <w:p>
+      <w:pPr>
+        <w:numPr>
+          <w:ilvl w:val="0"/>
+          <w:numId w:val="1001"/>
+        </w:numPr>
+        <w:pStyle w:val="Compact"/>
+      </w:pPr>
+    </w:p>
+    <w:p>
+      <w:pPr>
+        <w:numPr>
+          <w:ilvl w:val="1"/>
+          <w:numId w:val="1011"/>
+        </w:numPr>
+        <w:pStyle w:val="Compact"/>
+      </w:pPr>
+      <w:r>
+        <w:t xml:space="preserve">Institutional scoping</w:t>
+      </w:r>
+    </w:p>
+    <w:p>
+      <w:pPr>
+        <w:numPr>
+          <w:ilvl w:val="0"/>
+          <w:numId w:val="1001"/>
+        </w:numPr>
+        <w:pStyle w:val="Compact"/>
+      </w:pPr>
+      <w:r>
+        <w:t xml:space="preserve">[v] Permalinks</w:t>
+      </w:r>
+    </w:p>
+    <w:p>
+      <w:pPr>
+        <w:numPr>
+          <w:ilvl w:val="0"/>
+          <w:numId w:val="1001"/>
+        </w:numPr>
+        <w:pStyle w:val="Compact"/>
+      </w:pPr>
+    </w:p>
+    <w:p>
+      <w:pPr>
+        <w:numPr>
+          <w:ilvl w:val="1"/>
+          <w:numId w:val="1012"/>
+        </w:numPr>
+        <w:pStyle w:val="Compact"/>
+      </w:pPr>
+      <w:r>
+        <w:t xml:space="preserve">Slug basis (title/identifier/reference code)</w:t>
+      </w:r>
+    </w:p>
+    <w:p>
+      <w:pPr>
+        <w:numPr>
+          <w:ilvl w:val="0"/>
+          <w:numId w:val="1001"/>
+        </w:numPr>
+        <w:pStyle w:val="Compact"/>
+      </w:pPr>
+    </w:p>
+    <w:p>
+      <w:pPr>
+        <w:numPr>
+          <w:ilvl w:val="1"/>
+          <w:numId w:val="1013"/>
+        </w:numPr>
+        <w:pStyle w:val="Compact"/>
+      </w:pPr>
+      <w:r>
+        <w:t xml:space="preserve">Permissive slug creation</w:t>
+      </w:r>
+    </w:p>
+    <w:p>
+      <w:pPr>
+        <w:numPr>
+          <w:ilvl w:val="0"/>
+          <w:numId w:val="1001"/>
+        </w:numPr>
+        <w:pStyle w:val="Compact"/>
+      </w:pPr>
+      <w:r>
+        <w:t xml:space="preserve">[v] System</w:t>
+      </w:r>
+    </w:p>
+    <w:p>
+      <w:pPr>
+        <w:numPr>
+          <w:ilvl w:val="0"/>
+          <w:numId w:val="1001"/>
+        </w:numPr>
+        <w:pStyle w:val="Compact"/>
+      </w:pPr>
+    </w:p>
+    <w:p>
+      <w:pPr>
+        <w:numPr>
+          <w:ilvl w:val="1"/>
+          <w:numId w:val="1014"/>
+        </w:numPr>
+        <w:pStyle w:val="Compact"/>
+      </w:pPr>
+      <w:r>
+        <w:t xml:space="preserve">Audit log enabled</w:t>
+      </w:r>
+    </w:p>
+    <w:p>
+      <w:pPr>
+        <w:numPr>
+          <w:ilvl w:val="0"/>
+          <w:numId w:val="1001"/>
+        </w:numPr>
+        <w:pStyle w:val="Compact"/>
+      </w:pPr>
+    </w:p>
+    <w:p>
+      <w:pPr>
+        <w:numPr>
+          <w:ilvl w:val="1"/>
+          <w:numId w:val="1015"/>
+        </w:numPr>
+        <w:pStyle w:val="Compact"/>
+      </w:pPr>
+      <w:r>
+        <w:t xml:space="preserve">Generate reports as public user</w:t>
+      </w:r>
+    </w:p>
+    <w:p>
+      <w:pPr>
+        <w:numPr>
+          <w:ilvl w:val="0"/>
+          <w:numId w:val="1001"/>
+        </w:numPr>
+        <w:pStyle w:val="Compact"/>
+      </w:pPr>
+    </w:p>
+    <w:p>
+      <w:pPr>
+        <w:numPr>
+          <w:ilvl w:val="1"/>
+          <w:numId w:val="1016"/>
+        </w:numPr>
+        <w:pStyle w:val="Compact"/>
+      </w:pPr>
+      <w:r>
+        <w:t xml:space="preserve">Cache XML on save</w:t>
+      </w:r>
+    </w:p>
+    <w:p>
+      <w:pPr>
+        <w:numPr>
+          <w:ilvl w:val="0"/>
+          <w:numId w:val="1001"/>
+        </w:numPr>
+        <w:pStyle w:val="Compact"/>
+      </w:pPr>
+    </w:p>
+    <w:p>
+      <w:pPr>
+        <w:numPr>
+          <w:ilvl w:val="1"/>
+          <w:numId w:val="1017"/>
+        </w:numPr>
+        <w:pStyle w:val="Compact"/>
+      </w:pPr>
+      <w:r>
+        <w:t xml:space="preserve">Default publication status</w:t>
+      </w:r>
+    </w:p>
+    <w:p>
+      <w:pPr>
+        <w:numPr>
+          <w:ilvl w:val="0"/>
+          <w:numId w:val="1001"/>
+        </w:numPr>
+        <w:pStyle w:val="Compact"/>
+      </w:pPr>
+      <w:r>
+        <w:t xml:space="preserve">[v] Integrations</w:t>
+      </w:r>
+    </w:p>
+    <w:p>
+      <w:pPr>
+        <w:numPr>
+          <w:ilvl w:val="0"/>
+          <w:numId w:val="1001"/>
+        </w:numPr>
+        <w:pStyle w:val="Compact"/>
+      </w:pPr>
+    </w:p>
+    <w:p>
+      <w:pPr>
+        <w:numPr>
+          <w:ilvl w:val="1"/>
+          <w:numId w:val="1018"/>
+        </w:numPr>
+        <w:pStyle w:val="Compact"/>
+      </w:pPr>
+      <w:r>
+        <w:t xml:space="preserve">Google Maps API key</w:t>
+      </w:r>
+    </w:p>
+    <w:p>
+      <w:pPr>
+        <w:numPr>
+          <w:ilvl w:val="0"/>
+          <w:numId w:val="1001"/>
+        </w:numPr>
+        <w:pStyle w:val="Compact"/>
+      </w:pPr>
+    </w:p>
+    <w:p>
+      <w:pPr>
+        <w:numPr>
+          <w:ilvl w:val="1"/>
+          <w:numId w:val="1019"/>
+        </w:numPr>
+        <w:pStyle w:val="Compact"/>
+      </w:pPr>
+      <w:r>
+        <w:t xml:space="preserve">SWORD deposit directory</w:t>
       </w:r>
     </w:p>
     <w:bookmarkEnd w:id="26"/>
@@ -1212,310 +1396,280 @@
     </w:p>
     <w:p>
       <w:pPr>
-        <w:pStyle w:val="SourceCode"/>
-      </w:pPr>
-      <w:r>
-        <w:rPr>
-          <w:rStyle w:val="VerbatimChar"/>
-        </w:rPr>
-        <w:t xml:space="preserve">+-------------------------+-----------------------------------+</w:t>
-      </w:r>
-      <w:r>
-        <w:br/>
-      </w:r>
-      <w:r>
-        <w:rPr>
-          <w:rStyle w:val="VerbatimChar"/>
-        </w:rPr>
-        <w:t xml:space="preserve">|  SETTINGS SECTIONS      |  SETTINGS FORM                    |</w:t>
-      </w:r>
-      <w:r>
-        <w:br/>
-      </w:r>
-      <w:r>
-        <w:rPr>
-          <w:rStyle w:val="VerbatimChar"/>
-        </w:rPr>
-        <w:t xml:space="preserve">+-------------------------+-----------------------------------+</w:t>
-      </w:r>
-      <w:r>
-        <w:br/>
-      </w:r>
-      <w:r>
-        <w:rPr>
-          <w:rStyle w:val="VerbatimChar"/>
-        </w:rPr>
-        <w:t xml:space="preserve">|                         |                                   |</w:t>
-      </w:r>
-      <w:r>
-        <w:br/>
-      </w:r>
-      <w:r>
-        <w:rPr>
-          <w:rStyle w:val="VerbatimChar"/>
-        </w:rPr>
-        <w:t xml:space="preserve">|  [Active] General       |  Theme Configuration              |</w:t>
-      </w:r>
-      <w:r>
-        <w:br/>
-      </w:r>
-      <w:r>
-        <w:rPr>
-          <w:rStyle w:val="VerbatimChar"/>
-        </w:rPr>
-        <w:t xml:space="preserve">|                         |  +--------------------------+     |</w:t>
-      </w:r>
-      <w:r>
-        <w:br/>
-      </w:r>
-      <w:r>
-        <w:rPr>
-          <w:rStyle w:val="VerbatimChar"/>
-        </w:rPr>
-        <w:t xml:space="preserve">|  [ ] Multi-Tenancy      |  | Enable AHG Theme    [X] |     |</w:t>
-      </w:r>
-      <w:r>
-        <w:br/>
-      </w:r>
-      <w:r>
-        <w:rPr>
-          <w:rStyle w:val="VerbatimChar"/>
-        </w:rPr>
-        <w:t xml:space="preserve">|                         |  +--------------------------+     |</w:t>
-      </w:r>
-      <w:r>
-        <w:br/>
-      </w:r>
-      <w:r>
-        <w:rPr>
-          <w:rStyle w:val="VerbatimChar"/>
-        </w:rPr>
-        <w:t xml:space="preserve">|  [ ] Metadata           |  | Custom Logo Path        |     |</w:t>
-      </w:r>
-      <w:r>
-        <w:br/>
-      </w:r>
-      <w:r>
-        <w:rPr>
-          <w:rStyle w:val="VerbatimChar"/>
-        </w:rPr>
-        <w:t xml:space="preserve">|                         |  | [/uploads/logo.png    ] |     |</w:t>
-      </w:r>
-      <w:r>
-        <w:br/>
-      </w:r>
-      <w:r>
-        <w:rPr>
-          <w:rStyle w:val="VerbatimChar"/>
-        </w:rPr>
-        <w:t xml:space="preserve">|  [ ] IIIF Viewer        |  +--------------------------+     |</w:t>
-      </w:r>
-      <w:r>
-        <w:br/>
-      </w:r>
-      <w:r>
-        <w:rPr>
-          <w:rStyle w:val="VerbatimChar"/>
-        </w:rPr>
-        <w:t xml:space="preserve">|                         |  | Primary Color           |     |</w:t>
-      </w:r>
-      <w:r>
-        <w:br/>
-      </w:r>
-      <w:r>
-        <w:rPr>
-          <w:rStyle w:val="VerbatimChar"/>
-        </w:rPr>
-        <w:t xml:space="preserve">|  [ ] Spectrum           |  | [#] [#1a5f7a         ] |     |</w:t>
-      </w:r>
-      <w:r>
-        <w:br/>
-      </w:r>
-      <w:r>
-        <w:rPr>
-          <w:rStyle w:val="VerbatimChar"/>
-        </w:rPr>
-        <w:t xml:space="preserve">|                         |  +--------------------------+     |</w:t>
-      </w:r>
-      <w:r>
-        <w:br/>
-      </w:r>
-      <w:r>
-        <w:rPr>
-          <w:rStyle w:val="VerbatimChar"/>
-        </w:rPr>
-        <w:t xml:space="preserve">|  [ ] Data Protection    |  | Secondary Color         |     |</w:t>
-      </w:r>
-      <w:r>
-        <w:br/>
-      </w:r>
-      <w:r>
-        <w:rPr>
-          <w:rStyle w:val="VerbatimChar"/>
-        </w:rPr>
-        <w:t xml:space="preserve">|                         |  | [#] [#57837b         ] |     |</w:t>
-      </w:r>
-      <w:r>
-        <w:br/>
-      </w:r>
-      <w:r>
-        <w:rPr>
-          <w:rStyle w:val="VerbatimChar"/>
-        </w:rPr>
-        <w:t xml:space="preserve">|  [ ] Face Detection     |  +--------------------------+     |</w:t>
-      </w:r>
-      <w:r>
-        <w:br/>
-      </w:r>
-      <w:r>
-        <w:rPr>
-          <w:rStyle w:val="VerbatimChar"/>
-        </w:rPr>
-        <w:t xml:space="preserve">|                         |                                   |</w:t>
-      </w:r>
-      <w:r>
-        <w:br/>
-      </w:r>
-      <w:r>
-        <w:rPr>
-          <w:rStyle w:val="VerbatimChar"/>
-        </w:rPr>
-        <w:t xml:space="preserve">|  [ ] Media Player       |  Extended Color Options           |</w:t>
-      </w:r>
-      <w:r>
-        <w:br/>
-      </w:r>
-      <w:r>
-        <w:rPr>
-          <w:rStyle w:val="VerbatimChar"/>
-        </w:rPr>
-        <w:t xml:space="preserve">|                         |  +--------------------------+     |</w:t>
-      </w:r>
-      <w:r>
-        <w:br/>
-      </w:r>
-      <w:r>
-        <w:rPr>
-          <w:rStyle w:val="VerbatimChar"/>
-        </w:rPr>
-        <w:t xml:space="preserve">|  [ ] Condition Photos   |  | Card Header BG          |     |</w:t>
-      </w:r>
-      <w:r>
-        <w:br/>
-      </w:r>
-      <w:r>
-        <w:rPr>
-          <w:rStyle w:val="VerbatimChar"/>
-        </w:rPr>
-        <w:t xml:space="preserve">|                         |  | Button Colors           |     |</w:t>
-      </w:r>
-      <w:r>
-        <w:br/>
-      </w:r>
-      <w:r>
-        <w:rPr>
-          <w:rStyle w:val="VerbatimChar"/>
-        </w:rPr>
-        <w:t xml:space="preserve">|  [ ] Ingest             |  | Link Color              |     |</w:t>
-      </w:r>
-      <w:r>
-        <w:br/>
-      </w:r>
-      <w:r>
-        <w:rPr>
-          <w:rStyle w:val="VerbatimChar"/>
-        </w:rPr>
-        <w:t xml:space="preserve">|                         |  | Sidebar Colors          |     |</w:t>
-      </w:r>
-      <w:r>
-        <w:br/>
-      </w:r>
-      <w:r>
-        <w:rPr>
-          <w:rStyle w:val="VerbatimChar"/>
-        </w:rPr>
-        <w:t xml:space="preserve">|  [ ] Background Jobs    |  +--------------------------+     |</w:t>
-      </w:r>
-      <w:r>
-        <w:br/>
-      </w:r>
-      <w:r>
-        <w:rPr>
-          <w:rStyle w:val="VerbatimChar"/>
-        </w:rPr>
-        <w:t xml:space="preserve">|                         |                                   |</w:t>
-      </w:r>
-      <w:r>
-        <w:br/>
-      </w:r>
-      <w:r>
-        <w:rPr>
-          <w:rStyle w:val="VerbatimChar"/>
-        </w:rPr>
-        <w:t xml:space="preserve">|  [ ] Fuseki / RIC       |                                   |</w:t>
-      </w:r>
-      <w:r>
-        <w:br/>
-      </w:r>
-      <w:r>
-        <w:rPr>
-          <w:rStyle w:val="VerbatimChar"/>
-        </w:rPr>
-        <w:t xml:space="preserve">|                         |                                   |</w:t>
-      </w:r>
-      <w:r>
-        <w:br/>
-      </w:r>
-      <w:r>
-        <w:rPr>
-          <w:rStyle w:val="VerbatimChar"/>
-        </w:rPr>
-        <w:t xml:space="preserve">+-------------------------+-----------------------------------+</w:t>
-      </w:r>
-      <w:r>
-        <w:br/>
-      </w:r>
-      <w:r>
-        <w:rPr>
-          <w:rStyle w:val="VerbatimChar"/>
-        </w:rPr>
-        <w:t xml:space="preserve">|  Quick Actions          |            [Save Settings]        |</w:t>
-      </w:r>
-      <w:r>
-        <w:br/>
-      </w:r>
-      <w:r>
-        <w:rPr>
-          <w:rStyle w:val="VerbatimChar"/>
-        </w:rPr>
-        <w:t xml:space="preserve">|  [Export Settings]      |                                   |</w:t>
-      </w:r>
-      <w:r>
-        <w:br/>
-      </w:r>
-      <w:r>
-        <w:rPr>
-          <w:rStyle w:val="VerbatimChar"/>
-        </w:rPr>
-        <w:t xml:space="preserve">|  [Import Settings]      |                                   |</w:t>
-      </w:r>
-      <w:r>
-        <w:br/>
-      </w:r>
-      <w:r>
-        <w:rPr>
-          <w:rStyle w:val="VerbatimChar"/>
-        </w:rPr>
-        <w:t xml:space="preserve">|  [Reset to Defaults]    |                                   |</w:t>
-      </w:r>
-      <w:r>
-        <w:br/>
-      </w:r>
-      <w:r>
-        <w:rPr>
-          <w:rStyle w:val="VerbatimChar"/>
-        </w:rPr>
-        <w:t xml:space="preserve">+-------------------------+-----------------------------------+</w:t>
+        <w:pStyle w:val="BodyText"/>
+      </w:pPr>
+      <w:r>
+        <w:t xml:space="preserve">SETTINGS</w:t>
+      </w:r>
+      <w:r>
+        <w:t xml:space="preserve">SECTIONS</w:t>
+      </w:r>
+      <w:r>
+        <w:t xml:space="preserve">SETTINGS</w:t>
+      </w:r>
+      <w:r>
+        <w:t xml:space="preserve">FORM</w:t>
+      </w:r>
+      <w:r>
+        <w:t xml:space="preserve">[Active]</w:t>
+      </w:r>
+      <w:r>
+        <w:t xml:space="preserve">General</w:t>
+      </w:r>
+      <w:r>
+        <w:t xml:space="preserve">Theme</w:t>
+      </w:r>
+      <w:r>
+        <w:t xml:space="preserve">Configuration</w:t>
+      </w:r>
+      <w:r>
+        <w:t xml:space="preserve">[</w:t>
+      </w:r>
+      <w:r>
+        <w:t xml:space="preserve">]</w:t>
+      </w:r>
+      <w:r>
+        <w:t xml:space="preserve">Multi-Tenancy</w:t>
+      </w:r>
+      <w:r>
+        <w:t xml:space="preserve">Enable</w:t>
+      </w:r>
+      <w:r>
+        <w:t xml:space="preserve">AHG</w:t>
+      </w:r>
+      <w:r>
+        <w:t xml:space="preserve">Theme</w:t>
+      </w:r>
+      <w:r>
+        <w:t xml:space="preserve">[X]</w:t>
+      </w:r>
+      <w:r>
+        <w:t xml:space="preserve">[</w:t>
+      </w:r>
+      <w:r>
+        <w:t xml:space="preserve">]</w:t>
+      </w:r>
+      <w:r>
+        <w:t xml:space="preserve">Metadata</w:t>
+      </w:r>
+      <w:r>
+        <w:t xml:space="preserve">Custom</w:t>
+      </w:r>
+      <w:r>
+        <w:t xml:space="preserve">Logo</w:t>
+      </w:r>
+      <w:r>
+        <w:t xml:space="preserve">Path</w:t>
+      </w:r>
+      <w:r>
+        <w:t xml:space="preserve">[/uploads/logo.png</w:t>
+      </w:r>
+      <w:r>
+        <w:t xml:space="preserve">]</w:t>
+      </w:r>
+      <w:r>
+        <w:t xml:space="preserve">[</w:t>
+      </w:r>
+      <w:r>
+        <w:t xml:space="preserve">]</w:t>
+      </w:r>
+      <w:r>
+        <w:t xml:space="preserve">IIIF</w:t>
+      </w:r>
+      <w:r>
+        <w:t xml:space="preserve">Viewer</w:t>
+      </w:r>
+      <w:r>
+        <w:t xml:space="preserve">Primary</w:t>
+      </w:r>
+      <w:r>
+        <w:t xml:space="preserve">Color</w:t>
+      </w:r>
+      <w:r>
+        <w:t xml:space="preserve">[</w:t>
+      </w:r>
+      <w:r>
+        <w:t xml:space="preserve">]</w:t>
+      </w:r>
+      <w:r>
+        <w:t xml:space="preserve">Collections</w:t>
+      </w:r>
+      <w:r>
+        <w:t xml:space="preserve">[#]</w:t>
+      </w:r>
+      <w:r>
+        <w:t xml:space="preserve">[#1a5f7a</w:t>
+      </w:r>
+      <w:r>
+        <w:t xml:space="preserve">]</w:t>
+      </w:r>
+      <w:r>
+        <w:t xml:space="preserve">[</w:t>
+      </w:r>
+      <w:r>
+        <w:t xml:space="preserve">]</w:t>
+      </w:r>
+      <w:r>
+        <w:t xml:space="preserve">Data</w:t>
+      </w:r>
+      <w:r>
+        <w:t xml:space="preserve">Protection</w:t>
+      </w:r>
+      <w:r>
+        <w:t xml:space="preserve">Secondary</w:t>
+      </w:r>
+      <w:r>
+        <w:t xml:space="preserve">Color</w:t>
+      </w:r>
+      <w:r>
+        <w:t xml:space="preserve">[#]</w:t>
+      </w:r>
+      <w:r>
+        <w:t xml:space="preserve">[#57837b</w:t>
+      </w:r>
+      <w:r>
+        <w:t xml:space="preserve">]</w:t>
+      </w:r>
+      <w:r>
+        <w:t xml:space="preserve">[</w:t>
+      </w:r>
+      <w:r>
+        <w:t xml:space="preserve">]</w:t>
+      </w:r>
+      <w:r>
+        <w:t xml:space="preserve">Face</w:t>
+      </w:r>
+      <w:r>
+        <w:t xml:space="preserve">Detection</w:t>
+      </w:r>
+      <w:r>
+        <w:t xml:space="preserve">[</w:t>
+      </w:r>
+      <w:r>
+        <w:t xml:space="preserve">]</w:t>
+      </w:r>
+      <w:r>
+        <w:t xml:space="preserve">Media</w:t>
+      </w:r>
+      <w:r>
+        <w:t xml:space="preserve">Player</w:t>
+      </w:r>
+      <w:r>
+        <w:t xml:space="preserve">Extended</w:t>
+      </w:r>
+      <w:r>
+        <w:t xml:space="preserve">Color</w:t>
+      </w:r>
+      <w:r>
+        <w:t xml:space="preserve">Options</w:t>
+      </w:r>
+      <w:r>
+        <w:t xml:space="preserve">[</w:t>
+      </w:r>
+      <w:r>
+        <w:t xml:space="preserve">]</w:t>
+      </w:r>
+      <w:r>
+        <w:t xml:space="preserve">Condition</w:t>
+      </w:r>
+      <w:r>
+        <w:t xml:space="preserve">Photos</w:t>
+      </w:r>
+      <w:r>
+        <w:t xml:space="preserve">Card</w:t>
+      </w:r>
+      <w:r>
+        <w:t xml:space="preserve">Header</w:t>
+      </w:r>
+      <w:r>
+        <w:t xml:space="preserve">BG</w:t>
+      </w:r>
+      <w:r>
+        <w:t xml:space="preserve">Button</w:t>
+      </w:r>
+      <w:r>
+        <w:t xml:space="preserve">Colors</w:t>
+      </w:r>
+      <w:r>
+        <w:t xml:space="preserve">[</w:t>
+      </w:r>
+      <w:r>
+        <w:t xml:space="preserve">]</w:t>
+      </w:r>
+      <w:r>
+        <w:t xml:space="preserve">Ingest</w:t>
+      </w:r>
+      <w:r>
+        <w:t xml:space="preserve">Link</w:t>
+      </w:r>
+      <w:r>
+        <w:t xml:space="preserve">Color</w:t>
+      </w:r>
+      <w:r>
+        <w:t xml:space="preserve">Sidebar</w:t>
+      </w:r>
+      <w:r>
+        <w:t xml:space="preserve">Colors</w:t>
+      </w:r>
+      <w:r>
+        <w:t xml:space="preserve">[</w:t>
+      </w:r>
+      <w:r>
+        <w:t xml:space="preserve">]</w:t>
+      </w:r>
+      <w:r>
+        <w:t xml:space="preserve">Background</w:t>
+      </w:r>
+      <w:r>
+        <w:t xml:space="preserve">Jobs</w:t>
+      </w:r>
+      <w:r>
+        <w:t xml:space="preserve">[</w:t>
+      </w:r>
+      <w:r>
+        <w:t xml:space="preserve">]</w:t>
+      </w:r>
+      <w:r>
+        <w:t xml:space="preserve">Fuseki</w:t>
+      </w:r>
+      <w:r>
+        <w:t xml:space="preserve">/</w:t>
+      </w:r>
+      <w:r>
+        <w:t xml:space="preserve">RIC</w:t>
+      </w:r>
+      <w:r>
+        <w:t xml:space="preserve">Quick</w:t>
+      </w:r>
+      <w:r>
+        <w:t xml:space="preserve">Actions</w:t>
+      </w:r>
+      <w:r>
+        <w:t xml:space="preserve">[Save</w:t>
+      </w:r>
+      <w:r>
+        <w:t xml:space="preserve">Settings]</w:t>
+      </w:r>
+      <w:r>
+        <w:t xml:space="preserve">[Export</w:t>
+      </w:r>
+      <w:r>
+        <w:t xml:space="preserve">Settings]</w:t>
+      </w:r>
+      <w:r>
+        <w:t xml:space="preserve">[Import</w:t>
+      </w:r>
+      <w:r>
+        <w:t xml:space="preserve">Settings]</w:t>
+      </w:r>
+      <w:r>
+        <w:t xml:space="preserve">[Reset</w:t>
+      </w:r>
+      <w:r>
+        <w:t xml:space="preserve">to</w:t>
+      </w:r>
+      <w:r>
+        <w:t xml:space="preserve">Defaults]</w:t>
       </w:r>
     </w:p>
     <w:bookmarkStart w:id="29" w:name="available-sections"/>
@@ -1741,7 +1895,7 @@
               <w:jc w:val="left"/>
             </w:pPr>
             <w:r>
-              <w:t xml:space="preserve">Spectrum</w:t>
+              <w:t xml:space="preserve">Collections Procedures</w:t>
             </w:r>
           </w:p>
         </w:tc>
@@ -2134,133 +2288,103 @@
     </w:p>
     <w:p>
       <w:pPr>
-        <w:pStyle w:val="SourceCode"/>
-      </w:pPr>
-      <w:r>
-        <w:rPr>
-          <w:rStyle w:val="VerbatimChar"/>
-        </w:rPr>
-        <w:t xml:space="preserve">+-------------------------------------------------------------+</w:t>
-      </w:r>
-      <w:r>
-        <w:br/>
-      </w:r>
-      <w:r>
-        <w:rPr>
-          <w:rStyle w:val="VerbatimChar"/>
-        </w:rPr>
-        <w:t xml:space="preserve">|  PLUGIN MANAGEMENT                                           |</w:t>
-      </w:r>
-      <w:r>
-        <w:br/>
-      </w:r>
-      <w:r>
-        <w:rPr>
-          <w:rStyle w:val="VerbatimChar"/>
-        </w:rPr>
-        <w:t xml:space="preserve">+-------------------------------------------------------------+</w:t>
-      </w:r>
-      <w:r>
-        <w:br/>
-      </w:r>
-      <w:r>
-        <w:rPr>
-          <w:rStyle w:val="VerbatimChar"/>
-        </w:rPr>
-        <w:t xml:space="preserve">|  Filter: [All] [Core] [Themes] [AHG] [Integrations] [Other] |</w:t>
-      </w:r>
-      <w:r>
-        <w:br/>
-      </w:r>
-      <w:r>
-        <w:rPr>
-          <w:rStyle w:val="VerbatimChar"/>
-        </w:rPr>
-        <w:t xml:space="preserve">+-------------------------------------------------------------+</w:t>
-      </w:r>
-      <w:r>
-        <w:br/>
-      </w:r>
-      <w:r>
-        <w:br/>
-      </w:r>
-      <w:r>
-        <w:rPr>
-          <w:rStyle w:val="VerbatimChar"/>
-        </w:rPr>
-        <w:t xml:space="preserve">+---------------------+  +---------------------+  +---------------------+</w:t>
-      </w:r>
-      <w:r>
-        <w:br/>
-      </w:r>
-      <w:r>
-        <w:rPr>
-          <w:rStyle w:val="VerbatimChar"/>
-        </w:rPr>
-        <w:t xml:space="preserve">| [Core]   [Enabled]  |  | [AHG]    [Enabled]  |  | [Theme]  [Enabled]  |</w:t>
-      </w:r>
-      <w:r>
-        <w:br/>
-      </w:r>
-      <w:r>
-        <w:rPr>
-          <w:rStyle w:val="VerbatimChar"/>
-        </w:rPr>
-        <w:t xml:space="preserve">| sfWebBrowserPlugin  |  | ahgLibraryPlugin    |  | ahgThemeB5Plugin    |</w:t>
-      </w:r>
-      <w:r>
-        <w:br/>
-      </w:r>
-      <w:r>
-        <w:rPr>
-          <w:rStyle w:val="VerbatimChar"/>
-        </w:rPr>
-        <w:t xml:space="preserve">|                     |  |                     |  |                     |</w:t>
-      </w:r>
-      <w:r>
-        <w:br/>
-      </w:r>
-      <w:r>
-        <w:rPr>
-          <w:rStyle w:val="VerbatimChar"/>
-        </w:rPr>
-        <w:t xml:space="preserve">| Core framework      |  | Library cataloging  |  | Bootstrap 5 theme   |</w:t>
-      </w:r>
-      <w:r>
-        <w:br/>
-      </w:r>
-      <w:r>
-        <w:rPr>
-          <w:rStyle w:val="VerbatimChar"/>
-        </w:rPr>
-        <w:t xml:space="preserve">| plugin              |  | and search          |  | (Locked)            |</w:t>
-      </w:r>
-      <w:r>
-        <w:br/>
-      </w:r>
-      <w:r>
-        <w:rPr>
-          <w:rStyle w:val="VerbatimChar"/>
-        </w:rPr>
-        <w:t xml:space="preserve">|                     |  |                     |  |                     |</w:t>
-      </w:r>
-      <w:r>
-        <w:br/>
-      </w:r>
-      <w:r>
-        <w:rPr>
-          <w:rStyle w:val="VerbatimChar"/>
-        </w:rPr>
-        <w:t xml:space="preserve">| [Locked]            |  | [Disable]           |  | [Locked]            |</w:t>
-      </w:r>
-      <w:r>
-        <w:br/>
-      </w:r>
-      <w:r>
-        <w:rPr>
-          <w:rStyle w:val="VerbatimChar"/>
-        </w:rPr>
-        <w:t xml:space="preserve">+---------------------+  +---------------------+  +---------------------+</w:t>
+        <w:pStyle w:val="FirstParagraph"/>
+      </w:pPr>
+      <w:r>
+        <w:t xml:space="preserve">PLUGIN</w:t>
+      </w:r>
+      <w:r>
+        <w:t xml:space="preserve">MANAGEMENT</w:t>
+      </w:r>
+      <w:r>
+        <w:t xml:space="preserve">Filter:</w:t>
+      </w:r>
+      <w:r>
+        <w:t xml:space="preserve">[All]</w:t>
+      </w:r>
+      <w:r>
+        <w:t xml:space="preserve">[Core]</w:t>
+      </w:r>
+      <w:r>
+        <w:t xml:space="preserve">[Themes]</w:t>
+      </w:r>
+      <w:r>
+        <w:t xml:space="preserve">[AHG]</w:t>
+      </w:r>
+      <w:r>
+        <w:t xml:space="preserve">[Integrations]</w:t>
+      </w:r>
+      <w:r>
+        <w:t xml:space="preserve">[Other]</w:t>
+      </w:r>
+      <w:r>
+        <w:t xml:space="preserve">[Core]</w:t>
+      </w:r>
+      <w:r>
+        <w:t xml:space="preserve">[Enabled]</w:t>
+      </w:r>
+      <w:r>
+        <w:t xml:space="preserve">[AHG]</w:t>
+      </w:r>
+      <w:r>
+        <w:t xml:space="preserve">[Enabled]</w:t>
+      </w:r>
+      <w:r>
+        <w:t xml:space="preserve">[Theme]</w:t>
+      </w:r>
+      <w:r>
+        <w:t xml:space="preserve">[Enabled]</w:t>
+      </w:r>
+      <w:r>
+        <w:t xml:space="preserve">sfWebBrowserPlugin</w:t>
+      </w:r>
+      <w:r>
+        <w:t xml:space="preserve">ahgLibraryPlugin</w:t>
+      </w:r>
+      <w:r>
+        <w:t xml:space="preserve">ahgThemeB5Plugin</w:t>
+      </w:r>
+      <w:r>
+        <w:t xml:space="preserve">Core</w:t>
+      </w:r>
+      <w:r>
+        <w:t xml:space="preserve">framework</w:t>
+      </w:r>
+      <w:r>
+        <w:t xml:space="preserve">Library</w:t>
+      </w:r>
+      <w:r>
+        <w:t xml:space="preserve">cataloging</w:t>
+      </w:r>
+      <w:r>
+        <w:t xml:space="preserve">Bootstrap</w:t>
+      </w:r>
+      <w:r>
+        <w:t xml:space="preserve">5</w:t>
+      </w:r>
+      <w:r>
+        <w:t xml:space="preserve">theme</w:t>
+      </w:r>
+      <w:r>
+        <w:t xml:space="preserve">plugin</w:t>
+      </w:r>
+      <w:r>
+        <w:t xml:space="preserve">and</w:t>
+      </w:r>
+      <w:r>
+        <w:t xml:space="preserve">search</w:t>
+      </w:r>
+      <w:r>
+        <w:t xml:space="preserve">(Locked)</w:t>
+      </w:r>
+      <w:r>
+        <w:t xml:space="preserve">[Locked]</w:t>
+      </w:r>
+      <w:r>
+        <w:t xml:space="preserve">[Disable]</w:t>
+      </w:r>
+      <w:r>
+        <w:t xml:space="preserve">[Locked]</w:t>
       </w:r>
     </w:p>
     <w:bookmarkEnd w:id="32"/>
@@ -2277,7 +2401,7 @@
       <w:pPr>
         <w:numPr>
           <w:ilvl w:val="0"/>
-          <w:numId w:val="1001"/>
+          <w:numId w:val="1020"/>
         </w:numPr>
         <w:pStyle w:val="Compact"/>
       </w:pPr>
@@ -2305,7 +2429,7 @@
       <w:pPr>
         <w:numPr>
           <w:ilvl w:val="0"/>
-          <w:numId w:val="1001"/>
+          <w:numId w:val="1020"/>
         </w:numPr>
         <w:pStyle w:val="Compact"/>
       </w:pPr>
@@ -2333,7 +2457,7 @@
       <w:pPr>
         <w:numPr>
           <w:ilvl w:val="0"/>
-          <w:numId w:val="1001"/>
+          <w:numId w:val="1020"/>
         </w:numPr>
         <w:pStyle w:val="Compact"/>
       </w:pPr>
@@ -2365,7 +2489,7 @@
       <w:pPr>
         <w:numPr>
           <w:ilvl w:val="0"/>
-          <w:numId w:val="1002"/>
+          <w:numId w:val="1021"/>
         </w:numPr>
         <w:pStyle w:val="Compact"/>
       </w:pPr>
@@ -2377,7 +2501,7 @@
       <w:pPr>
         <w:numPr>
           <w:ilvl w:val="0"/>
-          <w:numId w:val="1002"/>
+          <w:numId w:val="1021"/>
         </w:numPr>
         <w:pStyle w:val="Compact"/>
       </w:pPr>
@@ -2389,7 +2513,7 @@
       <w:pPr>
         <w:numPr>
           <w:ilvl w:val="0"/>
-          <w:numId w:val="1002"/>
+          <w:numId w:val="1021"/>
         </w:numPr>
         <w:pStyle w:val="Compact"/>
       </w:pPr>
@@ -2491,164 +2615,674 @@
         <w:t xml:space="preserve">Step 2: View Taxonomies</w:t>
       </w:r>
     </w:p>
-    <w:p>
-      <w:pPr>
-        <w:pStyle w:val="SourceCode"/>
-      </w:pPr>
-      <w:r>
-        <w:rPr>
-          <w:rStyle w:val="VerbatimChar"/>
-        </w:rPr>
-        <w:t xml:space="preserve">+-------------------------------------------------------------+</w:t>
-      </w:r>
-      <w:r>
-        <w:br/>
-      </w:r>
-      <w:r>
-        <w:rPr>
-          <w:rStyle w:val="VerbatimChar"/>
-        </w:rPr>
-        <w:t xml:space="preserve">|  DROPDOWN MANAGEMENT                                         |</w:t>
-      </w:r>
-      <w:r>
-        <w:br/>
-      </w:r>
-      <w:r>
-        <w:rPr>
-          <w:rStyle w:val="VerbatimChar"/>
-        </w:rPr>
-        <w:t xml:space="preserve">+-------------------------------------------------------------+</w:t>
-      </w:r>
-      <w:r>
-        <w:br/>
-      </w:r>
-      <w:r>
-        <w:rPr>
-          <w:rStyle w:val="VerbatimChar"/>
-        </w:rPr>
-        <w:t xml:space="preserve">|  Filter: [All Taxonomies v]                    [+ Add Term]  |</w:t>
-      </w:r>
-      <w:r>
-        <w:br/>
-      </w:r>
-      <w:r>
-        <w:rPr>
-          <w:rStyle w:val="VerbatimChar"/>
-        </w:rPr>
-        <w:t xml:space="preserve">+-------------------------------------------------------------+</w:t>
-      </w:r>
-      <w:r>
-        <w:br/>
-      </w:r>
-      <w:r>
-        <w:br/>
-      </w:r>
-      <w:r>
-        <w:rPr>
-          <w:rStyle w:val="VerbatimChar"/>
-        </w:rPr>
-        <w:t xml:space="preserve">+-------------------------+-------+--------+--------+----------+</w:t>
-      </w:r>
-      <w:r>
-        <w:br/>
-      </w:r>
-      <w:r>
-        <w:rPr>
-          <w:rStyle w:val="VerbatimChar"/>
-        </w:rPr>
-        <w:t xml:space="preserve">| Taxonomy                | Terms | Active | Colors | Actions  |</w:t>
-      </w:r>
-      <w:r>
-        <w:br/>
-      </w:r>
-      <w:r>
-        <w:rPr>
-          <w:rStyle w:val="VerbatimChar"/>
-        </w:rPr>
-        <w:t xml:space="preserve">+-------------------------+-------+--------+--------+----------+</w:t>
-      </w:r>
-      <w:r>
-        <w:br/>
-      </w:r>
-      <w:r>
-        <w:rPr>
-          <w:rStyle w:val="VerbatimChar"/>
-        </w:rPr>
-        <w:t xml:space="preserve">| Loan Status             |   8   |   8    |   Yes  | [Edit]   |</w:t>
-      </w:r>
-      <w:r>
-        <w:br/>
-      </w:r>
-      <w:r>
-        <w:rPr>
-          <w:rStyle w:val="VerbatimChar"/>
-        </w:rPr>
-        <w:t xml:space="preserve">| Loan Type               |   5   |   5    |   No   | [Edit]   |</w:t>
-      </w:r>
-      <w:r>
-        <w:br/>
-      </w:r>
-      <w:r>
-        <w:rPr>
-          <w:rStyle w:val="VerbatimChar"/>
-        </w:rPr>
-        <w:t xml:space="preserve">| Condition Grade         |   5   |   5    |   Yes  | [Edit]   |</w:t>
-      </w:r>
-      <w:r>
-        <w:br/>
-      </w:r>
-      <w:r>
-        <w:rPr>
-          <w:rStyle w:val="VerbatimChar"/>
-        </w:rPr>
-        <w:t xml:space="preserve">| Embargo Type            |   4   |   4    |   Yes  | [Edit]   |</w:t>
-      </w:r>
-      <w:r>
-        <w:br/>
-      </w:r>
-      <w:r>
-        <w:rPr>
-          <w:rStyle w:val="VerbatimChar"/>
-        </w:rPr>
-        <w:t xml:space="preserve">| Embargo Reason          |   9   |   9    |   No   | [Edit]   |</w:t>
-      </w:r>
-      <w:r>
-        <w:br/>
-      </w:r>
-      <w:r>
-        <w:rPr>
-          <w:rStyle w:val="VerbatimChar"/>
-        </w:rPr>
-        <w:t xml:space="preserve">| Workflow Status         |   9   |   9    |   Yes  | [Edit]   |</w:t>
-      </w:r>
-      <w:r>
-        <w:br/>
-      </w:r>
-      <w:r>
-        <w:rPr>
-          <w:rStyle w:val="VerbatimChar"/>
-        </w:rPr>
-        <w:t xml:space="preserve">| Equipment Type          |  12   |  12    |   No   | [Edit]   |</w:t>
-      </w:r>
-      <w:r>
-        <w:br/>
-      </w:r>
-      <w:r>
-        <w:rPr>
-          <w:rStyle w:val="VerbatimChar"/>
-        </w:rPr>
-        <w:t xml:space="preserve">| Creator Role            |  12   |  12    |   No   | [Edit]   |</w:t>
-      </w:r>
-      <w:r>
-        <w:br/>
-      </w:r>
-      <w:r>
-        <w:rPr>
-          <w:rStyle w:val="VerbatimChar"/>
-        </w:rPr>
-        <w:t xml:space="preserve">+-------------------------+-------+--------+--------+----------+</w:t>
-      </w:r>
-    </w:p>
+    <w:tbl>
+      <w:tblPr>
+        <w:tblStyle w:val="Table"/>
+        <w:tblW w:type="pct" w:w="5000"/>
+        <w:tblLook w:firstRow="1" w:lastRow="0" w:firstColumn="0" w:lastColumn="0" w:noHBand="0" w:noVBand="0" w:val="0020"/>
+        <w:jc w:val="start"/>
+      </w:tblPr>
+      <w:tblGrid>
+        <w:gridCol w:w="1584"/>
+        <w:gridCol w:w="1584"/>
+        <w:gridCol w:w="1584"/>
+        <w:gridCol w:w="1584"/>
+        <w:gridCol w:w="1584"/>
+      </w:tblGrid>
+      <w:tr>
+        <w:trPr>
+          <w:tblHeader w:val="true"/>
+        </w:trPr>
+        <w:tc>
+          <w:tcPr/>
+          <w:p>
+            <w:pPr>
+              <w:pStyle w:val="Compact"/>
+              <w:jc w:val="left"/>
+            </w:pPr>
+            <w:r>
+              <w:t xml:space="preserve">DROPDOWN MANAGEMENT</w:t>
+            </w:r>
+          </w:p>
+        </w:tc>
+        <w:tc>
+          <w:tcPr/>
+          <w:p>
+            <w:pPr>
+              <w:pStyle w:val="Compact"/>
+            </w:pPr>
+          </w:p>
+        </w:tc>
+        <w:tc>
+          <w:tcPr/>
+          <w:p>
+            <w:pPr>
+              <w:pStyle w:val="Compact"/>
+            </w:pPr>
+          </w:p>
+        </w:tc>
+        <w:tc>
+          <w:tcPr/>
+          <w:p>
+            <w:pPr>
+              <w:pStyle w:val="Compact"/>
+            </w:pPr>
+          </w:p>
+        </w:tc>
+        <w:tc>
+          <w:tcPr/>
+          <w:p>
+            <w:pPr>
+              <w:pStyle w:val="Compact"/>
+            </w:pPr>
+          </w:p>
+        </w:tc>
+      </w:tr>
+      <w:tr>
+        <w:tc>
+          <w:tcPr/>
+          <w:p>
+            <w:pPr>
+              <w:pStyle w:val="Compact"/>
+              <w:jc w:val="left"/>
+            </w:pPr>
+            <w:r>
+              <w:t xml:space="preserve">Filter: [All Taxonomies v] [+ Add Term]</w:t>
+            </w:r>
+          </w:p>
+        </w:tc>
+        <w:tc>
+          <w:tcPr/>
+          <w:p>
+            <w:pPr>
+              <w:pStyle w:val="Compact"/>
+            </w:pPr>
+          </w:p>
+        </w:tc>
+        <w:tc>
+          <w:tcPr/>
+          <w:p>
+            <w:pPr>
+              <w:pStyle w:val="Compact"/>
+            </w:pPr>
+          </w:p>
+        </w:tc>
+        <w:tc>
+          <w:tcPr/>
+          <w:p>
+            <w:pPr>
+              <w:pStyle w:val="Compact"/>
+            </w:pPr>
+          </w:p>
+        </w:tc>
+        <w:tc>
+          <w:tcPr/>
+          <w:p>
+            <w:pPr>
+              <w:pStyle w:val="Compact"/>
+            </w:pPr>
+          </w:p>
+        </w:tc>
+      </w:tr>
+      <w:tr>
+        <w:tc>
+          <w:tcPr/>
+          <w:p>
+            <w:pPr>
+              <w:pStyle w:val="Compact"/>
+              <w:jc w:val="left"/>
+            </w:pPr>
+            <w:r>
+              <w:t xml:space="preserve">Taxonomy</w:t>
+            </w:r>
+          </w:p>
+        </w:tc>
+        <w:tc>
+          <w:tcPr/>
+          <w:p>
+            <w:pPr>
+              <w:pStyle w:val="Compact"/>
+              <w:jc w:val="left"/>
+            </w:pPr>
+            <w:r>
+              <w:t xml:space="preserve">Terms</w:t>
+            </w:r>
+          </w:p>
+        </w:tc>
+        <w:tc>
+          <w:tcPr/>
+          <w:p>
+            <w:pPr>
+              <w:pStyle w:val="Compact"/>
+              <w:jc w:val="left"/>
+            </w:pPr>
+            <w:r>
+              <w:t xml:space="preserve">Active</w:t>
+            </w:r>
+          </w:p>
+        </w:tc>
+        <w:tc>
+          <w:tcPr/>
+          <w:p>
+            <w:pPr>
+              <w:pStyle w:val="Compact"/>
+              <w:jc w:val="left"/>
+            </w:pPr>
+            <w:r>
+              <w:t xml:space="preserve">Colors</w:t>
+            </w:r>
+          </w:p>
+        </w:tc>
+        <w:tc>
+          <w:tcPr/>
+          <w:p>
+            <w:pPr>
+              <w:pStyle w:val="Compact"/>
+              <w:jc w:val="left"/>
+            </w:pPr>
+            <w:r>
+              <w:t xml:space="preserve">Actions</w:t>
+            </w:r>
+          </w:p>
+        </w:tc>
+      </w:tr>
+      <w:tr>
+        <w:tc>
+          <w:tcPr/>
+          <w:p>
+            <w:pPr>
+              <w:pStyle w:val="Compact"/>
+              <w:jc w:val="left"/>
+            </w:pPr>
+            <w:r>
+              <w:t xml:space="preserve">Loan Status</w:t>
+            </w:r>
+          </w:p>
+        </w:tc>
+        <w:tc>
+          <w:tcPr/>
+          <w:p>
+            <w:pPr>
+              <w:pStyle w:val="Compact"/>
+              <w:jc w:val="left"/>
+            </w:pPr>
+            <w:r>
+              <w:t xml:space="preserve">8</w:t>
+            </w:r>
+          </w:p>
+        </w:tc>
+        <w:tc>
+          <w:tcPr/>
+          <w:p>
+            <w:pPr>
+              <w:pStyle w:val="Compact"/>
+              <w:jc w:val="left"/>
+            </w:pPr>
+            <w:r>
+              <w:t xml:space="preserve">8</w:t>
+            </w:r>
+          </w:p>
+        </w:tc>
+        <w:tc>
+          <w:tcPr/>
+          <w:p>
+            <w:pPr>
+              <w:pStyle w:val="Compact"/>
+              <w:jc w:val="left"/>
+            </w:pPr>
+            <w:r>
+              <w:t xml:space="preserve">Yes</w:t>
+            </w:r>
+          </w:p>
+        </w:tc>
+        <w:tc>
+          <w:tcPr/>
+          <w:p>
+            <w:pPr>
+              <w:pStyle w:val="Compact"/>
+              <w:jc w:val="left"/>
+            </w:pPr>
+            <w:r>
+              <w:t xml:space="preserve">[Edit]</w:t>
+            </w:r>
+          </w:p>
+        </w:tc>
+      </w:tr>
+      <w:tr>
+        <w:tc>
+          <w:tcPr/>
+          <w:p>
+            <w:pPr>
+              <w:pStyle w:val="Compact"/>
+              <w:jc w:val="left"/>
+            </w:pPr>
+            <w:r>
+              <w:t xml:space="preserve">Loan Type</w:t>
+            </w:r>
+          </w:p>
+        </w:tc>
+        <w:tc>
+          <w:tcPr/>
+          <w:p>
+            <w:pPr>
+              <w:pStyle w:val="Compact"/>
+              <w:jc w:val="left"/>
+            </w:pPr>
+            <w:r>
+              <w:t xml:space="preserve">5</w:t>
+            </w:r>
+          </w:p>
+        </w:tc>
+        <w:tc>
+          <w:tcPr/>
+          <w:p>
+            <w:pPr>
+              <w:pStyle w:val="Compact"/>
+              <w:jc w:val="left"/>
+            </w:pPr>
+            <w:r>
+              <w:t xml:space="preserve">5</w:t>
+            </w:r>
+          </w:p>
+        </w:tc>
+        <w:tc>
+          <w:tcPr/>
+          <w:p>
+            <w:pPr>
+              <w:pStyle w:val="Compact"/>
+              <w:jc w:val="left"/>
+            </w:pPr>
+            <w:r>
+              <w:t xml:space="preserve">No</w:t>
+            </w:r>
+          </w:p>
+        </w:tc>
+        <w:tc>
+          <w:tcPr/>
+          <w:p>
+            <w:pPr>
+              <w:pStyle w:val="Compact"/>
+              <w:jc w:val="left"/>
+            </w:pPr>
+            <w:r>
+              <w:t xml:space="preserve">[Edit]</w:t>
+            </w:r>
+          </w:p>
+        </w:tc>
+      </w:tr>
+      <w:tr>
+        <w:tc>
+          <w:tcPr/>
+          <w:p>
+            <w:pPr>
+              <w:pStyle w:val="Compact"/>
+              <w:jc w:val="left"/>
+            </w:pPr>
+            <w:r>
+              <w:t xml:space="preserve">Condition Grade</w:t>
+            </w:r>
+          </w:p>
+        </w:tc>
+        <w:tc>
+          <w:tcPr/>
+          <w:p>
+            <w:pPr>
+              <w:pStyle w:val="Compact"/>
+              <w:jc w:val="left"/>
+            </w:pPr>
+            <w:r>
+              <w:t xml:space="preserve">5</w:t>
+            </w:r>
+          </w:p>
+        </w:tc>
+        <w:tc>
+          <w:tcPr/>
+          <w:p>
+            <w:pPr>
+              <w:pStyle w:val="Compact"/>
+              <w:jc w:val="left"/>
+            </w:pPr>
+            <w:r>
+              <w:t xml:space="preserve">5</w:t>
+            </w:r>
+          </w:p>
+        </w:tc>
+        <w:tc>
+          <w:tcPr/>
+          <w:p>
+            <w:pPr>
+              <w:pStyle w:val="Compact"/>
+              <w:jc w:val="left"/>
+            </w:pPr>
+            <w:r>
+              <w:t xml:space="preserve">Yes</w:t>
+            </w:r>
+          </w:p>
+        </w:tc>
+        <w:tc>
+          <w:tcPr/>
+          <w:p>
+            <w:pPr>
+              <w:pStyle w:val="Compact"/>
+              <w:jc w:val="left"/>
+            </w:pPr>
+            <w:r>
+              <w:t xml:space="preserve">[Edit]</w:t>
+            </w:r>
+          </w:p>
+        </w:tc>
+      </w:tr>
+      <w:tr>
+        <w:tc>
+          <w:tcPr/>
+          <w:p>
+            <w:pPr>
+              <w:pStyle w:val="Compact"/>
+              <w:jc w:val="left"/>
+            </w:pPr>
+            <w:r>
+              <w:t xml:space="preserve">Embargo Type</w:t>
+            </w:r>
+          </w:p>
+        </w:tc>
+        <w:tc>
+          <w:tcPr/>
+          <w:p>
+            <w:pPr>
+              <w:pStyle w:val="Compact"/>
+              <w:jc w:val="left"/>
+            </w:pPr>
+            <w:r>
+              <w:t xml:space="preserve">4</w:t>
+            </w:r>
+          </w:p>
+        </w:tc>
+        <w:tc>
+          <w:tcPr/>
+          <w:p>
+            <w:pPr>
+              <w:pStyle w:val="Compact"/>
+              <w:jc w:val="left"/>
+            </w:pPr>
+            <w:r>
+              <w:t xml:space="preserve">4</w:t>
+            </w:r>
+          </w:p>
+        </w:tc>
+        <w:tc>
+          <w:tcPr/>
+          <w:p>
+            <w:pPr>
+              <w:pStyle w:val="Compact"/>
+              <w:jc w:val="left"/>
+            </w:pPr>
+            <w:r>
+              <w:t xml:space="preserve">Yes</w:t>
+            </w:r>
+          </w:p>
+        </w:tc>
+        <w:tc>
+          <w:tcPr/>
+          <w:p>
+            <w:pPr>
+              <w:pStyle w:val="Compact"/>
+              <w:jc w:val="left"/>
+            </w:pPr>
+            <w:r>
+              <w:t xml:space="preserve">[Edit]</w:t>
+            </w:r>
+          </w:p>
+        </w:tc>
+      </w:tr>
+      <w:tr>
+        <w:tc>
+          <w:tcPr/>
+          <w:p>
+            <w:pPr>
+              <w:pStyle w:val="Compact"/>
+              <w:jc w:val="left"/>
+            </w:pPr>
+            <w:r>
+              <w:t xml:space="preserve">Embargo Reason</w:t>
+            </w:r>
+          </w:p>
+        </w:tc>
+        <w:tc>
+          <w:tcPr/>
+          <w:p>
+            <w:pPr>
+              <w:pStyle w:val="Compact"/>
+              <w:jc w:val="left"/>
+            </w:pPr>
+            <w:r>
+              <w:t xml:space="preserve">9</w:t>
+            </w:r>
+          </w:p>
+        </w:tc>
+        <w:tc>
+          <w:tcPr/>
+          <w:p>
+            <w:pPr>
+              <w:pStyle w:val="Compact"/>
+              <w:jc w:val="left"/>
+            </w:pPr>
+            <w:r>
+              <w:t xml:space="preserve">9</w:t>
+            </w:r>
+          </w:p>
+        </w:tc>
+        <w:tc>
+          <w:tcPr/>
+          <w:p>
+            <w:pPr>
+              <w:pStyle w:val="Compact"/>
+              <w:jc w:val="left"/>
+            </w:pPr>
+            <w:r>
+              <w:t xml:space="preserve">No</w:t>
+            </w:r>
+          </w:p>
+        </w:tc>
+        <w:tc>
+          <w:tcPr/>
+          <w:p>
+            <w:pPr>
+              <w:pStyle w:val="Compact"/>
+              <w:jc w:val="left"/>
+            </w:pPr>
+            <w:r>
+              <w:t xml:space="preserve">[Edit]</w:t>
+            </w:r>
+          </w:p>
+        </w:tc>
+      </w:tr>
+      <w:tr>
+        <w:tc>
+          <w:tcPr/>
+          <w:p>
+            <w:pPr>
+              <w:pStyle w:val="Compact"/>
+              <w:jc w:val="left"/>
+            </w:pPr>
+            <w:r>
+              <w:t xml:space="preserve">Workflow Status</w:t>
+            </w:r>
+          </w:p>
+        </w:tc>
+        <w:tc>
+          <w:tcPr/>
+          <w:p>
+            <w:pPr>
+              <w:pStyle w:val="Compact"/>
+              <w:jc w:val="left"/>
+            </w:pPr>
+            <w:r>
+              <w:t xml:space="preserve">9</w:t>
+            </w:r>
+          </w:p>
+        </w:tc>
+        <w:tc>
+          <w:tcPr/>
+          <w:p>
+            <w:pPr>
+              <w:pStyle w:val="Compact"/>
+              <w:jc w:val="left"/>
+            </w:pPr>
+            <w:r>
+              <w:t xml:space="preserve">9</w:t>
+            </w:r>
+          </w:p>
+        </w:tc>
+        <w:tc>
+          <w:tcPr/>
+          <w:p>
+            <w:pPr>
+              <w:pStyle w:val="Compact"/>
+              <w:jc w:val="left"/>
+            </w:pPr>
+            <w:r>
+              <w:t xml:space="preserve">Yes</w:t>
+            </w:r>
+          </w:p>
+        </w:tc>
+        <w:tc>
+          <w:tcPr/>
+          <w:p>
+            <w:pPr>
+              <w:pStyle w:val="Compact"/>
+              <w:jc w:val="left"/>
+            </w:pPr>
+            <w:r>
+              <w:t xml:space="preserve">[Edit]</w:t>
+            </w:r>
+          </w:p>
+        </w:tc>
+      </w:tr>
+      <w:tr>
+        <w:tc>
+          <w:tcPr/>
+          <w:p>
+            <w:pPr>
+              <w:pStyle w:val="Compact"/>
+              <w:jc w:val="left"/>
+            </w:pPr>
+            <w:r>
+              <w:t xml:space="preserve">Equipment Type</w:t>
+            </w:r>
+          </w:p>
+        </w:tc>
+        <w:tc>
+          <w:tcPr/>
+          <w:p>
+            <w:pPr>
+              <w:pStyle w:val="Compact"/>
+              <w:jc w:val="left"/>
+            </w:pPr>
+            <w:r>
+              <w:t xml:space="preserve">12</w:t>
+            </w:r>
+          </w:p>
+        </w:tc>
+        <w:tc>
+          <w:tcPr/>
+          <w:p>
+            <w:pPr>
+              <w:pStyle w:val="Compact"/>
+              <w:jc w:val="left"/>
+            </w:pPr>
+            <w:r>
+              <w:t xml:space="preserve">12</w:t>
+            </w:r>
+          </w:p>
+        </w:tc>
+        <w:tc>
+          <w:tcPr/>
+          <w:p>
+            <w:pPr>
+              <w:pStyle w:val="Compact"/>
+              <w:jc w:val="left"/>
+            </w:pPr>
+            <w:r>
+              <w:t xml:space="preserve">No</w:t>
+            </w:r>
+          </w:p>
+        </w:tc>
+        <w:tc>
+          <w:tcPr/>
+          <w:p>
+            <w:pPr>
+              <w:pStyle w:val="Compact"/>
+              <w:jc w:val="left"/>
+            </w:pPr>
+            <w:r>
+              <w:t xml:space="preserve">[Edit]</w:t>
+            </w:r>
+          </w:p>
+        </w:tc>
+      </w:tr>
+      <w:tr>
+        <w:tc>
+          <w:tcPr/>
+          <w:p>
+            <w:pPr>
+              <w:pStyle w:val="Compact"/>
+              <w:jc w:val="left"/>
+            </w:pPr>
+            <w:r>
+              <w:t xml:space="preserve">Creator Role</w:t>
+            </w:r>
+          </w:p>
+        </w:tc>
+        <w:tc>
+          <w:tcPr/>
+          <w:p>
+            <w:pPr>
+              <w:pStyle w:val="Compact"/>
+              <w:jc w:val="left"/>
+            </w:pPr>
+            <w:r>
+              <w:t xml:space="preserve">12</w:t>
+            </w:r>
+          </w:p>
+        </w:tc>
+        <w:tc>
+          <w:tcPr/>
+          <w:p>
+            <w:pPr>
+              <w:pStyle w:val="Compact"/>
+              <w:jc w:val="left"/>
+            </w:pPr>
+            <w:r>
+              <w:t xml:space="preserve">12</w:t>
+            </w:r>
+          </w:p>
+        </w:tc>
+        <w:tc>
+          <w:tcPr/>
+          <w:p>
+            <w:pPr>
+              <w:pStyle w:val="Compact"/>
+              <w:jc w:val="left"/>
+            </w:pPr>
+            <w:r>
+              <w:t xml:space="preserve">No</w:t>
+            </w:r>
+          </w:p>
+        </w:tc>
+        <w:tc>
+          <w:tcPr/>
+          <w:p>
+            <w:pPr>
+              <w:pStyle w:val="Compact"/>
+              <w:jc w:val="left"/>
+            </w:pPr>
+            <w:r>
+              <w:t xml:space="preserve">[Edit]</w:t>
+            </w:r>
+          </w:p>
+        </w:tc>
+      </w:tr>
+    </w:tbl>
     <w:bookmarkEnd w:id="37"/>
     <w:bookmarkStart w:id="38" w:name="step-3-edit-terms"/>
     <w:p>
@@ -2685,157 +3319,136 @@
     </w:p>
     <w:p>
       <w:pPr>
-        <w:pStyle w:val="SourceCode"/>
-      </w:pPr>
-      <w:r>
-        <w:rPr>
-          <w:rStyle w:val="VerbatimChar"/>
-        </w:rPr>
-        <w:t xml:space="preserve">+-------------------------------------------------------------+</w:t>
-      </w:r>
-      <w:r>
-        <w:br/>
-      </w:r>
-      <w:r>
-        <w:rPr>
-          <w:rStyle w:val="VerbatimChar"/>
-        </w:rPr>
-        <w:t xml:space="preserve">|  LOAN STATUS TERMS                                           |</w:t>
-      </w:r>
-      <w:r>
-        <w:br/>
-      </w:r>
-      <w:r>
-        <w:rPr>
-          <w:rStyle w:val="VerbatimChar"/>
-        </w:rPr>
-        <w:t xml:space="preserve">+-------------------------------------------------------------+</w:t>
-      </w:r>
-      <w:r>
-        <w:br/>
-      </w:r>
-      <w:r>
-        <w:rPr>
-          <w:rStyle w:val="VerbatimChar"/>
-        </w:rPr>
-        <w:t xml:space="preserve">|                                                              |</w:t>
-      </w:r>
-      <w:r>
-        <w:br/>
-      </w:r>
-      <w:r>
-        <w:rPr>
-          <w:rStyle w:val="VerbatimChar"/>
-        </w:rPr>
-        <w:t xml:space="preserve">|  +-----+--------+------------------+-------+-------+-------+ |</w:t>
-      </w:r>
-      <w:r>
-        <w:br/>
-      </w:r>
-      <w:r>
-        <w:rPr>
-          <w:rStyle w:val="VerbatimChar"/>
-        </w:rPr>
-        <w:t xml:space="preserve">|  | # | Code    | Label            | Color | Order | Active| |</w:t>
-      </w:r>
-      <w:r>
-        <w:br/>
-      </w:r>
-      <w:r>
-        <w:rPr>
-          <w:rStyle w:val="VerbatimChar"/>
-        </w:rPr>
-        <w:t xml:space="preserve">|  +-----+--------+------------------+-------+-------+-------+ |</w:t>
-      </w:r>
-      <w:r>
-        <w:br/>
-      </w:r>
-      <w:r>
-        <w:rPr>
-          <w:rStyle w:val="VerbatimChar"/>
-        </w:rPr>
-        <w:t xml:space="preserve">|  | 1 | draft   | Draft            |#9e9e9e|  10   | [X]   | |</w:t>
-      </w:r>
-      <w:r>
-        <w:br/>
-      </w:r>
-      <w:r>
-        <w:rPr>
-          <w:rStyle w:val="VerbatimChar"/>
-        </w:rPr>
-        <w:t xml:space="preserve">|  | 2 | pending | Pending Approval |#ff9800|  20   | [X]   | |</w:t>
-      </w:r>
-      <w:r>
-        <w:br/>
-      </w:r>
-      <w:r>
-        <w:rPr>
-          <w:rStyle w:val="VerbatimChar"/>
-        </w:rPr>
-        <w:t xml:space="preserve">|  | 3 | approved| Approved         |#8bc34a|  30   | [X]   | |</w:t>
-      </w:r>
-      <w:r>
-        <w:br/>
-      </w:r>
-      <w:r>
-        <w:rPr>
-          <w:rStyle w:val="VerbatimChar"/>
-        </w:rPr>
-        <w:t xml:space="preserve">|  | 4 | active  | Active           |#4caf50|  40   | [X]   | |</w:t>
-      </w:r>
-      <w:r>
-        <w:br/>
-      </w:r>
-      <w:r>
-        <w:rPr>
-          <w:rStyle w:val="VerbatimChar"/>
-        </w:rPr>
-        <w:t xml:space="preserve">|  | 5 | overdue | Overdue          |#e91e63|  60   | [X]   | |</w:t>
-      </w:r>
-      <w:r>
-        <w:br/>
-      </w:r>
-      <w:r>
-        <w:rPr>
-          <w:rStyle w:val="VerbatimChar"/>
-        </w:rPr>
-        <w:t xml:space="preserve">|  +-----+--------+------------------+-------+-------+-------+ |</w:t>
-      </w:r>
-      <w:r>
-        <w:br/>
-      </w:r>
-      <w:r>
-        <w:rPr>
-          <w:rStyle w:val="VerbatimChar"/>
-        </w:rPr>
-        <w:t xml:space="preserve">|                                                              |</w:t>
-      </w:r>
-      <w:r>
-        <w:br/>
-      </w:r>
-      <w:r>
-        <w:rPr>
-          <w:rStyle w:val="VerbatimChar"/>
-        </w:rPr>
-        <w:t xml:space="preserve">|  [+ Add Term]                                                |</w:t>
-      </w:r>
-      <w:r>
-        <w:br/>
-      </w:r>
-      <w:r>
-        <w:rPr>
-          <w:rStyle w:val="VerbatimChar"/>
-        </w:rPr>
-        <w:t xml:space="preserve">|                                                              |</w:t>
-      </w:r>
-      <w:r>
-        <w:br/>
-      </w:r>
-      <w:r>
-        <w:rPr>
-          <w:rStyle w:val="VerbatimChar"/>
-        </w:rPr>
-        <w:t xml:space="preserve">+-------------------------------------------------------------+</w:t>
+        <w:pStyle w:val="BodyText"/>
+      </w:pPr>
+      <w:r>
+        <w:t xml:space="preserve">LOAN</w:t>
+      </w:r>
+      <w:r>
+        <w:t xml:space="preserve">STATUS</w:t>
+      </w:r>
+      <w:r>
+        <w:t xml:space="preserve">TERMS</w:t>
+      </w:r>
+      <w:r>
+        <w:t xml:space="preserve">#</w:t>
+      </w:r>
+      <w:r>
+        <w:t xml:space="preserve">Code</w:t>
+      </w:r>
+      <w:r>
+        <w:t xml:space="preserve">Label</w:t>
+      </w:r>
+      <w:r>
+        <w:t xml:space="preserve">Color</w:t>
+      </w:r>
+      <w:r>
+        <w:t xml:space="preserve">Order</w:t>
+      </w:r>
+      <w:r>
+        <w:t xml:space="preserve">Active</w:t>
+      </w:r>
+      <w:r>
+        <w:t xml:space="preserve">1</w:t>
+      </w:r>
+      <w:r>
+        <w:t xml:space="preserve">draft</w:t>
+      </w:r>
+      <w:r>
+        <w:t xml:space="preserve">Draft</w:t>
+      </w:r>
+      <w:r>
+        <w:t xml:space="preserve">#9e9e9e</w:t>
+      </w:r>
+      <w:r>
+        <w:t xml:space="preserve">10</w:t>
+      </w:r>
+      <w:r>
+        <w:t xml:space="preserve">[X]</w:t>
+      </w:r>
+      <w:r>
+        <w:t xml:space="preserve">2</w:t>
+      </w:r>
+      <w:r>
+        <w:t xml:space="preserve">pending</w:t>
+      </w:r>
+      <w:r>
+        <w:t xml:space="preserve">Pending</w:t>
+      </w:r>
+      <w:r>
+        <w:t xml:space="preserve">Approval</w:t>
+      </w:r>
+      <w:r>
+        <w:t xml:space="preserve">#ff9800</w:t>
+      </w:r>
+      <w:r>
+        <w:t xml:space="preserve">20</w:t>
+      </w:r>
+      <w:r>
+        <w:t xml:space="preserve">[X]</w:t>
+      </w:r>
+      <w:r>
+        <w:t xml:space="preserve">3</w:t>
+      </w:r>
+      <w:r>
+        <w:t xml:space="preserve">approved</w:t>
+      </w:r>
+      <w:r>
+        <w:t xml:space="preserve">Approved</w:t>
+      </w:r>
+      <w:r>
+        <w:t xml:space="preserve">#8bc34a</w:t>
+      </w:r>
+      <w:r>
+        <w:t xml:space="preserve">30</w:t>
+      </w:r>
+      <w:r>
+        <w:t xml:space="preserve">[X]</w:t>
+      </w:r>
+      <w:r>
+        <w:t xml:space="preserve">4</w:t>
+      </w:r>
+      <w:r>
+        <w:t xml:space="preserve">active</w:t>
+      </w:r>
+      <w:r>
+        <w:t xml:space="preserve">Active</w:t>
+      </w:r>
+      <w:r>
+        <w:t xml:space="preserve">#4caf50</w:t>
+      </w:r>
+      <w:r>
+        <w:t xml:space="preserve">40</w:t>
+      </w:r>
+      <w:r>
+        <w:t xml:space="preserve">[X]</w:t>
+      </w:r>
+      <w:r>
+        <w:t xml:space="preserve">5</w:t>
+      </w:r>
+      <w:r>
+        <w:t xml:space="preserve">overdue</w:t>
+      </w:r>
+      <w:r>
+        <w:t xml:space="preserve">Overdue</w:t>
+      </w:r>
+      <w:r>
+        <w:t xml:space="preserve">#e91e63</w:t>
+      </w:r>
+      <w:r>
+        <w:t xml:space="preserve">60</w:t>
+      </w:r>
+      <w:r>
+        <w:t xml:space="preserve">[X]</w:t>
+      </w:r>
+      <w:r>
+        <w:t xml:space="preserve">[</w:t>
+      </w:r>
+      <w:r>
+        <w:t xml:space="preserve">Add</w:t>
+      </w:r>
+      <w:r>
+        <w:t xml:space="preserve">Term]</w:t>
       </w:r>
     </w:p>
     <w:bookmarkEnd w:id="38"/>
@@ -3727,121 +4340,98 @@
     </w:p>
     <w:p>
       <w:pPr>
-        <w:pStyle w:val="SourceCode"/>
-      </w:pPr>
-      <w:r>
-        <w:rPr>
-          <w:rStyle w:val="VerbatimChar"/>
-        </w:rPr>
-        <w:t xml:space="preserve">+-------------------------------------------------------------+</w:t>
-      </w:r>
-      <w:r>
-        <w:br/>
-      </w:r>
-      <w:r>
-        <w:rPr>
-          <w:rStyle w:val="VerbatimChar"/>
-        </w:rPr>
-        <w:t xml:space="preserve">|  ADD TERM TO: Loan Status                                    |</w:t>
-      </w:r>
-      <w:r>
-        <w:br/>
-      </w:r>
-      <w:r>
-        <w:rPr>
-          <w:rStyle w:val="VerbatimChar"/>
-        </w:rPr>
-        <w:t xml:space="preserve">+-------------------------------------------------------------+</w:t>
-      </w:r>
-      <w:r>
-        <w:br/>
-      </w:r>
-      <w:r>
-        <w:rPr>
-          <w:rStyle w:val="VerbatimChar"/>
-        </w:rPr>
-        <w:t xml:space="preserve">|                                                              |</w:t>
-      </w:r>
-      <w:r>
-        <w:br/>
-      </w:r>
-      <w:r>
-        <w:rPr>
-          <w:rStyle w:val="VerbatimChar"/>
-        </w:rPr>
-        <w:t xml:space="preserve">|  Code:        [extended     ]  (lowercase, no spaces)        |</w:t>
-      </w:r>
-      <w:r>
-        <w:br/>
-      </w:r>
-      <w:r>
-        <w:rPr>
-          <w:rStyle w:val="VerbatimChar"/>
-        </w:rPr>
-        <w:t xml:space="preserve">|  Label:       [Extended Loan]                                |</w:t>
-      </w:r>
-      <w:r>
-        <w:br/>
-      </w:r>
-      <w:r>
-        <w:rPr>
-          <w:rStyle w:val="VerbatimChar"/>
-        </w:rPr>
-        <w:t xml:space="preserve">|  Color:       [#] [9c27b0   ]  (optional hex color)          |</w:t>
-      </w:r>
-      <w:r>
-        <w:br/>
-      </w:r>
-      <w:r>
-        <w:rPr>
-          <w:rStyle w:val="VerbatimChar"/>
-        </w:rPr>
-        <w:t xml:space="preserve">|  Icon:        [fa-clock     ]  (optional FontAwesome class)  |</w:t>
-      </w:r>
-      <w:r>
-        <w:br/>
-      </w:r>
-      <w:r>
-        <w:rPr>
-          <w:rStyle w:val="VerbatimChar"/>
-        </w:rPr>
-        <w:t xml:space="preserve">|  Sort Order:  [55           ]  (display position)            |</w:t>
-      </w:r>
-      <w:r>
-        <w:br/>
-      </w:r>
-      <w:r>
-        <w:rPr>
-          <w:rStyle w:val="VerbatimChar"/>
-        </w:rPr>
-        <w:t xml:space="preserve">|  Default:     [ ] Set as default selection                   |</w:t>
-      </w:r>
-      <w:r>
-        <w:br/>
-      </w:r>
-      <w:r>
-        <w:rPr>
-          <w:rStyle w:val="VerbatimChar"/>
-        </w:rPr>
-        <w:t xml:space="preserve">|                                                              |</w:t>
-      </w:r>
-      <w:r>
-        <w:br/>
-      </w:r>
-      <w:r>
-        <w:rPr>
-          <w:rStyle w:val="VerbatimChar"/>
-        </w:rPr>
-        <w:t xml:space="preserve">|                              [Cancel]  [Add Term]            |</w:t>
-      </w:r>
-      <w:r>
-        <w:br/>
-      </w:r>
-      <w:r>
-        <w:rPr>
-          <w:rStyle w:val="VerbatimChar"/>
-        </w:rPr>
-        <w:t xml:space="preserve">+-------------------------------------------------------------+</w:t>
+        <w:numPr>
+          <w:ilvl w:val="0"/>
+          <w:numId w:val="1022"/>
+        </w:numPr>
+        <w:pStyle w:val="Compact"/>
+      </w:pPr>
+      <w:r>
+        <w:t xml:space="preserve">ADD TERM TO: Loan Status</w:t>
+      </w:r>
+    </w:p>
+    <w:p>
+      <w:pPr>
+        <w:numPr>
+          <w:ilvl w:val="0"/>
+          <w:numId w:val="1022"/>
+        </w:numPr>
+        <w:pStyle w:val="Compact"/>
+      </w:pPr>
+      <w:r>
+        <w:t xml:space="preserve">Code: [extended ] (lowercase, no spaces)</w:t>
+      </w:r>
+    </w:p>
+    <w:p>
+      <w:pPr>
+        <w:numPr>
+          <w:ilvl w:val="0"/>
+          <w:numId w:val="1022"/>
+        </w:numPr>
+        <w:pStyle w:val="Compact"/>
+      </w:pPr>
+      <w:r>
+        <w:t xml:space="preserve">Label: [Extended Loan]</w:t>
+      </w:r>
+    </w:p>
+    <w:p>
+      <w:pPr>
+        <w:numPr>
+          <w:ilvl w:val="0"/>
+          <w:numId w:val="1022"/>
+        </w:numPr>
+        <w:pStyle w:val="Compact"/>
+      </w:pPr>
+      <w:r>
+        <w:t xml:space="preserve">Color: [#] [9c27b0 ] (optional hex color)</w:t>
+      </w:r>
+    </w:p>
+    <w:p>
+      <w:pPr>
+        <w:numPr>
+          <w:ilvl w:val="0"/>
+          <w:numId w:val="1022"/>
+        </w:numPr>
+        <w:pStyle w:val="Compact"/>
+      </w:pPr>
+      <w:r>
+        <w:t xml:space="preserve">Icon: [fa-clock ] (optional FontAwesome class)</w:t>
+      </w:r>
+    </w:p>
+    <w:p>
+      <w:pPr>
+        <w:numPr>
+          <w:ilvl w:val="0"/>
+          <w:numId w:val="1022"/>
+        </w:numPr>
+        <w:pStyle w:val="Compact"/>
+      </w:pPr>
+      <w:r>
+        <w:t xml:space="preserve">Sort Order: [55 ] (display position)</w:t>
+      </w:r>
+    </w:p>
+    <w:p>
+      <w:pPr>
+        <w:numPr>
+          <w:ilvl w:val="0"/>
+          <w:numId w:val="1022"/>
+        </w:numPr>
+        <w:pStyle w:val="Compact"/>
+      </w:pPr>
+      <w:r>
+        <w:t xml:space="preserve">Default: [ ] Set as default selection</w:t>
+      </w:r>
+    </w:p>
+    <w:p>
+      <w:pPr>
+        <w:numPr>
+          <w:ilvl w:val="0"/>
+          <w:numId w:val="1022"/>
+        </w:numPr>
+        <w:pStyle w:val="Compact"/>
+      </w:pPr>
+      <w:r>
+        <w:t xml:space="preserve">[Cancel] [Add Term]</w:t>
       </w:r>
     </w:p>
     <w:bookmarkEnd w:id="40"/>
@@ -4105,310 +4695,217 @@
     </w:p>
     <w:p>
       <w:pPr>
-        <w:pStyle w:val="SourceCode"/>
-      </w:pPr>
-      <w:r>
-        <w:rPr>
-          <w:rStyle w:val="VerbatimChar"/>
-        </w:rPr>
-        <w:t xml:space="preserve">+-------------------------------------------------------------+</w:t>
-      </w:r>
-      <w:r>
-        <w:br/>
-      </w:r>
-      <w:r>
-        <w:rPr>
-          <w:rStyle w:val="VerbatimChar"/>
-        </w:rPr>
-        <w:t xml:space="preserve">|  AI SERVICES CONFIGURATION                                   |</w:t>
-      </w:r>
-      <w:r>
-        <w:br/>
-      </w:r>
-      <w:r>
-        <w:rPr>
-          <w:rStyle w:val="VerbatimChar"/>
-        </w:rPr>
-        <w:t xml:space="preserve">+-------------------------------------------------------------+</w:t>
-      </w:r>
-      <w:r>
-        <w:br/>
-      </w:r>
-      <w:r>
-        <w:rPr>
-          <w:rStyle w:val="VerbatimChar"/>
-        </w:rPr>
-        <w:t xml:space="preserve">|                                                              |</w:t>
-      </w:r>
-      <w:r>
-        <w:br/>
-      </w:r>
-      <w:r>
-        <w:rPr>
-          <w:rStyle w:val="VerbatimChar"/>
-        </w:rPr>
-        <w:t xml:space="preserve">|  Service Status                                              |</w:t>
-      </w:r>
-      <w:r>
-        <w:br/>
-      </w:r>
-      <w:r>
-        <w:rPr>
-          <w:rStyle w:val="VerbatimChar"/>
-        </w:rPr>
-        <w:t xml:space="preserve">|  +--------------------------------------------------------+ |</w:t>
-      </w:r>
-      <w:r>
-        <w:br/>
-      </w:r>
-      <w:r>
-        <w:rPr>
-          <w:rStyle w:val="VerbatimChar"/>
-        </w:rPr>
-        <w:t xml:space="preserve">|  | NER (Named Entity Recognition)     [X] Enabled         | |</w:t>
-      </w:r>
-      <w:r>
-        <w:br/>
-      </w:r>
-      <w:r>
-        <w:rPr>
-          <w:rStyle w:val="VerbatimChar"/>
-        </w:rPr>
-        <w:t xml:space="preserve">|  | Summarizer                         [X] Enabled         | |</w:t>
-      </w:r>
-      <w:r>
-        <w:br/>
-      </w:r>
-      <w:r>
-        <w:rPr>
-          <w:rStyle w:val="VerbatimChar"/>
-        </w:rPr>
-        <w:t xml:space="preserve">|  | Spell Checker                      [ ] Disabled        | |</w:t>
-      </w:r>
-      <w:r>
-        <w:br/>
-      </w:r>
-      <w:r>
-        <w:rPr>
-          <w:rStyle w:val="VerbatimChar"/>
-        </w:rPr>
-        <w:t xml:space="preserve">|  | Translation                        [X] Enabled         | |</w:t>
-      </w:r>
-      <w:r>
-        <w:br/>
-      </w:r>
-      <w:r>
-        <w:rPr>
-          <w:rStyle w:val="VerbatimChar"/>
-        </w:rPr>
-        <w:t xml:space="preserve">|  +--------------------------------------------------------+ |</w:t>
-      </w:r>
-      <w:r>
-        <w:br/>
-      </w:r>
-      <w:r>
-        <w:rPr>
-          <w:rStyle w:val="VerbatimChar"/>
-        </w:rPr>
-        <w:t xml:space="preserve">|                                                              |</w:t>
-      </w:r>
-      <w:r>
-        <w:br/>
-      </w:r>
-      <w:r>
-        <w:rPr>
-          <w:rStyle w:val="VerbatimChar"/>
-        </w:rPr>
-        <w:t xml:space="preserve">|  API Configuration                                           |</w:t>
-      </w:r>
-      <w:r>
-        <w:br/>
-      </w:r>
-      <w:r>
-        <w:rPr>
-          <w:rStyle w:val="VerbatimChar"/>
-        </w:rPr>
-        <w:t xml:space="preserve">|  +--------------------------------------------------------+ |</w:t>
-      </w:r>
-      <w:r>
-        <w:br/>
-      </w:r>
-      <w:r>
-        <w:rPr>
-          <w:rStyle w:val="VerbatimChar"/>
-        </w:rPr>
-        <w:t xml:space="preserve">|  | API URL:     [http://192.168.0.112:5004/ai/v1        ] | |</w:t>
-      </w:r>
-      <w:r>
-        <w:br/>
-      </w:r>
-      <w:r>
-        <w:rPr>
-          <w:rStyle w:val="VerbatimChar"/>
-        </w:rPr>
-        <w:t xml:space="preserve">|  | API Key:     [ahg_ai_demo_internal_2026              ] | |</w:t>
-      </w:r>
-      <w:r>
-        <w:br/>
-      </w:r>
-      <w:r>
-        <w:rPr>
-          <w:rStyle w:val="VerbatimChar"/>
-        </w:rPr>
-        <w:t xml:space="preserve">|  | Timeout:     [60] seconds                              | |</w:t>
-      </w:r>
-      <w:r>
-        <w:br/>
-      </w:r>
-      <w:r>
-        <w:rPr>
-          <w:rStyle w:val="VerbatimChar"/>
-        </w:rPr>
-        <w:t xml:space="preserve">|  +--------------------------------------------------------+ |</w:t>
-      </w:r>
-      <w:r>
-        <w:br/>
-      </w:r>
-      <w:r>
-        <w:rPr>
-          <w:rStyle w:val="VerbatimChar"/>
-        </w:rPr>
-        <w:t xml:space="preserve">|                                                              |</w:t>
-      </w:r>
-      <w:r>
-        <w:br/>
-      </w:r>
-      <w:r>
-        <w:rPr>
-          <w:rStyle w:val="VerbatimChar"/>
-        </w:rPr>
-        <w:t xml:space="preserve">|  NER Settings                                                |</w:t>
-      </w:r>
-      <w:r>
-        <w:br/>
-      </w:r>
-      <w:r>
-        <w:rPr>
-          <w:rStyle w:val="VerbatimChar"/>
-        </w:rPr>
-        <w:t xml:space="preserve">|  +--------------------------------------------------------+ |</w:t>
-      </w:r>
-      <w:r>
-        <w:br/>
-      </w:r>
-      <w:r>
-        <w:rPr>
-          <w:rStyle w:val="VerbatimChar"/>
-        </w:rPr>
-        <w:t xml:space="preserve">|  | Entity Types: [X] Person  [X] Org  [X] Place  [X] Date | |</w:t>
-      </w:r>
-      <w:r>
-        <w:br/>
-      </w:r>
-      <w:r>
-        <w:rPr>
-          <w:rStyle w:val="VerbatimChar"/>
-        </w:rPr>
-        <w:t xml:space="preserve">|  | Auto-extract on upload: [ ]                            | |</w:t>
-      </w:r>
-      <w:r>
-        <w:br/>
-      </w:r>
-      <w:r>
-        <w:rPr>
-          <w:rStyle w:val="VerbatimChar"/>
-        </w:rPr>
-        <w:t xml:space="preserve">|  +--------------------------------------------------------+ |</w:t>
-      </w:r>
-      <w:r>
-        <w:br/>
-      </w:r>
-      <w:r>
-        <w:rPr>
-          <w:rStyle w:val="VerbatimChar"/>
-        </w:rPr>
-        <w:t xml:space="preserve">|                                                              |</w:t>
-      </w:r>
-      <w:r>
-        <w:br/>
-      </w:r>
-      <w:r>
-        <w:rPr>
-          <w:rStyle w:val="VerbatimChar"/>
-        </w:rPr>
-        <w:t xml:space="preserve">|  Translation Settings                                        |</w:t>
-      </w:r>
-      <w:r>
-        <w:br/>
-      </w:r>
-      <w:r>
-        <w:rPr>
-          <w:rStyle w:val="VerbatimChar"/>
-        </w:rPr>
-        <w:t xml:space="preserve">|  +--------------------------------------------------------+ |</w:t>
-      </w:r>
-      <w:r>
-        <w:br/>
-      </w:r>
-      <w:r>
-        <w:rPr>
-          <w:rStyle w:val="VerbatimChar"/>
-        </w:rPr>
-        <w:t xml:space="preserve">|  | Source Language: [English    v]                        | |</w:t>
-      </w:r>
-      <w:r>
-        <w:br/>
-      </w:r>
-      <w:r>
-        <w:rPr>
-          <w:rStyle w:val="VerbatimChar"/>
-        </w:rPr>
-        <w:t xml:space="preserve">|  | Target Language: [Afrikaans  v]                        | |</w:t>
-      </w:r>
-      <w:r>
-        <w:br/>
-      </w:r>
-      <w:r>
-        <w:rPr>
-          <w:rStyle w:val="VerbatimChar"/>
-        </w:rPr>
-        <w:t xml:space="preserve">|  | Mode:            [Review v] (requires approval)        | |</w:t>
-      </w:r>
-      <w:r>
-        <w:br/>
-      </w:r>
-      <w:r>
-        <w:rPr>
-          <w:rStyle w:val="VerbatimChar"/>
-        </w:rPr>
-        <w:t xml:space="preserve">|  | Sector:          [Archives  v]                         | |</w:t>
-      </w:r>
-      <w:r>
-        <w:br/>
-      </w:r>
-      <w:r>
-        <w:rPr>
-          <w:rStyle w:val="VerbatimChar"/>
-        </w:rPr>
-        <w:t xml:space="preserve">|  +--------------------------------------------------------+ |</w:t>
-      </w:r>
-      <w:r>
-        <w:br/>
-      </w:r>
-      <w:r>
-        <w:rPr>
-          <w:rStyle w:val="VerbatimChar"/>
-        </w:rPr>
-        <w:t xml:space="preserve">|                                                              |</w:t>
-      </w:r>
-      <w:r>
-        <w:br/>
-      </w:r>
-      <w:r>
-        <w:rPr>
-          <w:rStyle w:val="VerbatimChar"/>
-        </w:rPr>
-        <w:t xml:space="preserve">+-------------------------------------------------------------+</w:t>
+        <w:pStyle w:val="BodyText"/>
+      </w:pPr>
+      <w:r>
+        <w:t xml:space="preserve">AI</w:t>
+      </w:r>
+      <w:r>
+        <w:t xml:space="preserve">SERVICES</w:t>
+      </w:r>
+      <w:r>
+        <w:t xml:space="preserve">CONFIGURATION</w:t>
+      </w:r>
+      <w:r>
+        <w:t xml:space="preserve">Service</w:t>
+      </w:r>
+      <w:r>
+        <w:t xml:space="preserve">Status</w:t>
+      </w:r>
+      <w:r>
+        <w:t xml:space="preserve">NER</w:t>
+      </w:r>
+      <w:r>
+        <w:t xml:space="preserve">(Named</w:t>
+      </w:r>
+      <w:r>
+        <w:t xml:space="preserve">Entity</w:t>
+      </w:r>
+      <w:r>
+        <w:t xml:space="preserve">Recognition)</w:t>
+      </w:r>
+      <w:r>
+        <w:t xml:space="preserve">[X]</w:t>
+      </w:r>
+      <w:r>
+        <w:t xml:space="preserve">Enabled</w:t>
+      </w:r>
+      <w:r>
+        <w:t xml:space="preserve">Summarizer</w:t>
+      </w:r>
+      <w:r>
+        <w:t xml:space="preserve">[X]</w:t>
+      </w:r>
+      <w:r>
+        <w:t xml:space="preserve">Enabled</w:t>
+      </w:r>
+      <w:r>
+        <w:t xml:space="preserve">Spell</w:t>
+      </w:r>
+      <w:r>
+        <w:t xml:space="preserve">Checker</w:t>
+      </w:r>
+      <w:r>
+        <w:t xml:space="preserve">[</w:t>
+      </w:r>
+      <w:r>
+        <w:t xml:space="preserve">]</w:t>
+      </w:r>
+      <w:r>
+        <w:t xml:space="preserve">Disabled</w:t>
+      </w:r>
+      <w:r>
+        <w:t xml:space="preserve">Translation</w:t>
+      </w:r>
+      <w:r>
+        <w:t xml:space="preserve">[X]</w:t>
+      </w:r>
+      <w:r>
+        <w:t xml:space="preserve">Enabled</w:t>
+      </w:r>
+      <w:r>
+        <w:t xml:space="preserve">API</w:t>
+      </w:r>
+      <w:r>
+        <w:t xml:space="preserve">Configuration</w:t>
+      </w:r>
+      <w:r>
+        <w:t xml:space="preserve">API</w:t>
+      </w:r>
+      <w:r>
+        <w:t xml:space="preserve">URL:</w:t>
+      </w:r>
+      <w:r>
+        <w:t xml:space="preserve">[http://192.168.0.112:5004/ai/v1</w:t>
+      </w:r>
+      <w:r>
+        <w:t xml:space="preserve">]</w:t>
+      </w:r>
+      <w:r>
+        <w:t xml:space="preserve">API</w:t>
+      </w:r>
+      <w:r>
+        <w:t xml:space="preserve">Key:</w:t>
+      </w:r>
+      <w:r>
+        <w:t xml:space="preserve">[ahg_ai_demo_internal_2026</w:t>
+      </w:r>
+      <w:r>
+        <w:t xml:space="preserve">]</w:t>
+      </w:r>
+      <w:r>
+        <w:t xml:space="preserve">Timeout:</w:t>
+      </w:r>
+      <w:r>
+        <w:t xml:space="preserve">[60]</w:t>
+      </w:r>
+      <w:r>
+        <w:t xml:space="preserve">seconds</w:t>
+      </w:r>
+      <w:r>
+        <w:t xml:space="preserve">NER</w:t>
+      </w:r>
+      <w:r>
+        <w:t xml:space="preserve">Settings</w:t>
+      </w:r>
+      <w:r>
+        <w:t xml:space="preserve">Entity</w:t>
+      </w:r>
+      <w:r>
+        <w:t xml:space="preserve">Types:</w:t>
+      </w:r>
+      <w:r>
+        <w:t xml:space="preserve">[X]</w:t>
+      </w:r>
+      <w:r>
+        <w:t xml:space="preserve">Person</w:t>
+      </w:r>
+      <w:r>
+        <w:t xml:space="preserve">[X]</w:t>
+      </w:r>
+      <w:r>
+        <w:t xml:space="preserve">Org</w:t>
+      </w:r>
+      <w:r>
+        <w:t xml:space="preserve">[X]</w:t>
+      </w:r>
+      <w:r>
+        <w:t xml:space="preserve">Place</w:t>
+      </w:r>
+      <w:r>
+        <w:t xml:space="preserve">[X]</w:t>
+      </w:r>
+      <w:r>
+        <w:t xml:space="preserve">Date</w:t>
+      </w:r>
+      <w:r>
+        <w:t xml:space="preserve">Auto-extract</w:t>
+      </w:r>
+      <w:r>
+        <w:t xml:space="preserve">on</w:t>
+      </w:r>
+      <w:r>
+        <w:t xml:space="preserve">upload:</w:t>
+      </w:r>
+      <w:r>
+        <w:t xml:space="preserve">[</w:t>
+      </w:r>
+      <w:r>
+        <w:t xml:space="preserve">]</w:t>
+      </w:r>
+      <w:r>
+        <w:t xml:space="preserve">Translation</w:t>
+      </w:r>
+      <w:r>
+        <w:t xml:space="preserve">Settings</w:t>
+      </w:r>
+      <w:r>
+        <w:t xml:space="preserve">Source</w:t>
+      </w:r>
+      <w:r>
+        <w:t xml:space="preserve">Language:</w:t>
+      </w:r>
+      <w:r>
+        <w:t xml:space="preserve">[English</w:t>
+      </w:r>
+      <w:r>
+        <w:t xml:space="preserve">v]</w:t>
+      </w:r>
+      <w:r>
+        <w:t xml:space="preserve">Target</w:t>
+      </w:r>
+      <w:r>
+        <w:t xml:space="preserve">Language:</w:t>
+      </w:r>
+      <w:r>
+        <w:t xml:space="preserve">[Afrikaans</w:t>
+      </w:r>
+      <w:r>
+        <w:t xml:space="preserve">v]</w:t>
+      </w:r>
+      <w:r>
+        <w:t xml:space="preserve">Mode:</w:t>
+      </w:r>
+      <w:r>
+        <w:t xml:space="preserve">[Review</w:t>
+      </w:r>
+      <w:r>
+        <w:t xml:space="preserve">v]</w:t>
+      </w:r>
+      <w:r>
+        <w:t xml:space="preserve">(requires</w:t>
+      </w:r>
+      <w:r>
+        <w:t xml:space="preserve">approval)</w:t>
+      </w:r>
+      <w:r>
+        <w:t xml:space="preserve">Sector:</w:t>
+      </w:r>
+      <w:r>
+        <w:t xml:space="preserve">[Archives</w:t>
+      </w:r>
+      <w:r>
+        <w:t xml:space="preserve">v]</w:t>
       </w:r>
     </w:p>
     <w:bookmarkStart w:id="43" w:name="supported-languages"/>
@@ -4543,103 +5040,86 @@
     </w:p>
     <w:p>
       <w:pPr>
-        <w:pStyle w:val="SourceCode"/>
-      </w:pPr>
-      <w:r>
-        <w:rPr>
-          <w:rStyle w:val="VerbatimChar"/>
-        </w:rPr>
-        <w:t xml:space="preserve">+-------------------------------------------------------------+</w:t>
-      </w:r>
-      <w:r>
-        <w:br/>
-      </w:r>
-      <w:r>
-        <w:rPr>
-          <w:rStyle w:val="VerbatimChar"/>
-        </w:rPr>
-        <w:t xml:space="preserve">|  CREATE API KEY                                              |</w:t>
-      </w:r>
-      <w:r>
-        <w:br/>
-      </w:r>
-      <w:r>
-        <w:rPr>
-          <w:rStyle w:val="VerbatimChar"/>
-        </w:rPr>
-        <w:t xml:space="preserve">+-------------------------------------------------------------+</w:t>
-      </w:r>
-      <w:r>
-        <w:br/>
-      </w:r>
-      <w:r>
-        <w:rPr>
-          <w:rStyle w:val="VerbatimChar"/>
-        </w:rPr>
-        <w:t xml:space="preserve">|  Name:        [Reporting Dashboard             ]            |</w:t>
-      </w:r>
-      <w:r>
-        <w:br/>
-      </w:r>
-      <w:r>
-        <w:rPr>
-          <w:rStyle w:val="VerbatimChar"/>
-        </w:rPr>
-        <w:t xml:space="preserve">|  User:        [Johan Pieterse                  v]           |</w:t>
-      </w:r>
-      <w:r>
-        <w:br/>
-      </w:r>
-      <w:r>
-        <w:rPr>
-          <w:rStyle w:val="VerbatimChar"/>
-        </w:rPr>
-        <w:t xml:space="preserve">|  Scopes:      [X] Read  [ ] Write  [ ] Delete               |</w:t>
-      </w:r>
-      <w:r>
-        <w:br/>
-      </w:r>
-      <w:r>
-        <w:rPr>
-          <w:rStyle w:val="VerbatimChar"/>
-        </w:rPr>
-        <w:t xml:space="preserve">|  Rate Limit:  [1000] requests per hour                      |</w:t>
-      </w:r>
-      <w:r>
-        <w:br/>
-      </w:r>
-      <w:r>
-        <w:rPr>
-          <w:rStyle w:val="VerbatimChar"/>
-        </w:rPr>
-        <w:t xml:space="preserve">|  Expires:     [2026-12-31                      ]            |</w:t>
-      </w:r>
-      <w:r>
-        <w:br/>
-      </w:r>
-      <w:r>
-        <w:rPr>
-          <w:rStyle w:val="VerbatimChar"/>
-        </w:rPr>
-        <w:t xml:space="preserve">|                                                              |</w:t>
-      </w:r>
-      <w:r>
-        <w:br/>
-      </w:r>
-      <w:r>
-        <w:rPr>
-          <w:rStyle w:val="VerbatimChar"/>
-        </w:rPr>
-        <w:t xml:space="preserve">|                                      [Create API Key]        |</w:t>
-      </w:r>
-      <w:r>
-        <w:br/>
-      </w:r>
-      <w:r>
-        <w:rPr>
-          <w:rStyle w:val="VerbatimChar"/>
-        </w:rPr>
-        <w:t xml:space="preserve">+-------------------------------------------------------------+</w:t>
+        <w:numPr>
+          <w:ilvl w:val="0"/>
+          <w:numId w:val="1023"/>
+        </w:numPr>
+        <w:pStyle w:val="Compact"/>
+      </w:pPr>
+      <w:r>
+        <w:t xml:space="preserve">CREATE API KEY</w:t>
+      </w:r>
+    </w:p>
+    <w:p>
+      <w:pPr>
+        <w:numPr>
+          <w:ilvl w:val="0"/>
+          <w:numId w:val="1023"/>
+        </w:numPr>
+        <w:pStyle w:val="Compact"/>
+      </w:pPr>
+      <w:r>
+        <w:t xml:space="preserve">Name: [Reporting Dashboard ]</w:t>
+      </w:r>
+    </w:p>
+    <w:p>
+      <w:pPr>
+        <w:numPr>
+          <w:ilvl w:val="0"/>
+          <w:numId w:val="1023"/>
+        </w:numPr>
+        <w:pStyle w:val="Compact"/>
+      </w:pPr>
+      <w:r>
+        <w:t xml:space="preserve">User: [Johan Pieterse v]</w:t>
+      </w:r>
+    </w:p>
+    <w:p>
+      <w:pPr>
+        <w:numPr>
+          <w:ilvl w:val="0"/>
+          <w:numId w:val="1023"/>
+        </w:numPr>
+        <w:pStyle w:val="Compact"/>
+      </w:pPr>
+      <w:r>
+        <w:t xml:space="preserve">Scopes: [X] Read [ ] Write [ ] Delete</w:t>
+      </w:r>
+    </w:p>
+    <w:p>
+      <w:pPr>
+        <w:numPr>
+          <w:ilvl w:val="0"/>
+          <w:numId w:val="1023"/>
+        </w:numPr>
+        <w:pStyle w:val="Compact"/>
+      </w:pPr>
+      <w:r>
+        <w:t xml:space="preserve">Rate Limit: [1000] requests per hour</w:t>
+      </w:r>
+    </w:p>
+    <w:p>
+      <w:pPr>
+        <w:numPr>
+          <w:ilvl w:val="0"/>
+          <w:numId w:val="1023"/>
+        </w:numPr>
+        <w:pStyle w:val="Compact"/>
+      </w:pPr>
+      <w:r>
+        <w:t xml:space="preserve">Expires: [2026-12-31 ]</w:t>
+      </w:r>
+    </w:p>
+    <w:p>
+      <w:pPr>
+        <w:numPr>
+          <w:ilvl w:val="0"/>
+          <w:numId w:val="1023"/>
+        </w:numPr>
+        <w:pStyle w:val="Compact"/>
+      </w:pPr>
+      <w:r>
+        <w:t xml:space="preserve">[Create API Key]</w:t>
       </w:r>
     </w:p>
     <w:bookmarkEnd w:id="46"/>
@@ -4654,85 +5134,64 @@
     </w:p>
     <w:p>
       <w:pPr>
-        <w:pStyle w:val="SourceCode"/>
-      </w:pPr>
-      <w:r>
-        <w:rPr>
-          <w:rStyle w:val="VerbatimChar"/>
-        </w:rPr>
-        <w:t xml:space="preserve">+-------------------------------------------------------------+</w:t>
-      </w:r>
-      <w:r>
-        <w:br/>
-      </w:r>
-      <w:r>
-        <w:rPr>
-          <w:rStyle w:val="VerbatimChar"/>
-        </w:rPr>
-        <w:t xml:space="preserve">|  [!] API KEY CREATED SUCCESSFULLY                            |</w:t>
-      </w:r>
-      <w:r>
-        <w:br/>
-      </w:r>
-      <w:r>
-        <w:rPr>
-          <w:rStyle w:val="VerbatimChar"/>
-        </w:rPr>
-        <w:t xml:space="preserve">|                                                              |</w:t>
-      </w:r>
-      <w:r>
-        <w:br/>
-      </w:r>
-      <w:r>
-        <w:rPr>
-          <w:rStyle w:val="VerbatimChar"/>
-        </w:rPr>
-        <w:t xml:space="preserve">|  Your new API key (copy now - shown only once):              |</w:t>
-      </w:r>
-      <w:r>
-        <w:br/>
-      </w:r>
-      <w:r>
-        <w:rPr>
-          <w:rStyle w:val="VerbatimChar"/>
-        </w:rPr>
-        <w:t xml:space="preserve">|  +--------------------------------------------------------+ |</w:t>
-      </w:r>
-      <w:r>
-        <w:br/>
-      </w:r>
-      <w:r>
-        <w:rPr>
-          <w:rStyle w:val="VerbatimChar"/>
-        </w:rPr>
-        <w:t xml:space="preserve">|  | ahg_7f8e9d0c1b2a3e4f5g6h7i8j9k0l1m2n3o4p5q6r7s8t9u0v  | |</w:t>
-      </w:r>
-      <w:r>
-        <w:br/>
-      </w:r>
-      <w:r>
-        <w:rPr>
-          <w:rStyle w:val="VerbatimChar"/>
-        </w:rPr>
-        <w:t xml:space="preserve">|  +--------------------------------------------------------+ |</w:t>
-      </w:r>
-      <w:r>
-        <w:br/>
-      </w:r>
-      <w:r>
-        <w:rPr>
-          <w:rStyle w:val="VerbatimChar"/>
-        </w:rPr>
-        <w:t xml:space="preserve">|                                            [Copy to Clipboard]|</w:t>
-      </w:r>
-      <w:r>
-        <w:br/>
-      </w:r>
-      <w:r>
-        <w:rPr>
-          <w:rStyle w:val="VerbatimChar"/>
-        </w:rPr>
-        <w:t xml:space="preserve">+-------------------------------------------------------------+</w:t>
+        <w:pStyle w:val="FirstParagraph"/>
+      </w:pPr>
+      <w:r>
+        <w:t xml:space="preserve">[!]</w:t>
+      </w:r>
+      <w:r>
+        <w:t xml:space="preserve">API</w:t>
+      </w:r>
+      <w:r>
+        <w:t xml:space="preserve">KEY</w:t>
+      </w:r>
+      <w:r>
+        <w:t xml:space="preserve">CREATED</w:t>
+      </w:r>
+      <w:r>
+        <w:t xml:space="preserve">SUCCESSFULLY</w:t>
+      </w:r>
+      <w:r>
+        <w:t xml:space="preserve">Your</w:t>
+      </w:r>
+      <w:r>
+        <w:t xml:space="preserve">new</w:t>
+      </w:r>
+      <w:r>
+        <w:t xml:space="preserve">API</w:t>
+      </w:r>
+      <w:r>
+        <w:t xml:space="preserve">key</w:t>
+      </w:r>
+      <w:r>
+        <w:t xml:space="preserve">(copy</w:t>
+      </w:r>
+      <w:r>
+        <w:t xml:space="preserve">now</w:t>
+      </w:r>
+      <w:r>
+        <w:t xml:space="preserve">-</w:t>
+      </w:r>
+      <w:r>
+        <w:t xml:space="preserve">shown</w:t>
+      </w:r>
+      <w:r>
+        <w:t xml:space="preserve">only</w:t>
+      </w:r>
+      <w:r>
+        <w:t xml:space="preserve">once):</w:t>
+      </w:r>
+      <w:r>
+        <w:t xml:space="preserve">ahg_7f8e9d0c1b2a3e4f5g6h7i8j9k0l1m2n3o4p5q6r7s8t9u0v</w:t>
+      </w:r>
+      <w:r>
+        <w:t xml:space="preserve">[Copy</w:t>
+      </w:r>
+      <w:r>
+        <w:t xml:space="preserve">to</w:t>
+      </w:r>
+      <w:r>
+        <w:t xml:space="preserve">Clipboard]</w:t>
       </w:r>
     </w:p>
     <w:bookmarkEnd w:id="47"/>
@@ -4745,89 +5204,306 @@
         <w:t xml:space="preserve">Manage Existing Keys</w:t>
       </w:r>
     </w:p>
-    <w:p>
-      <w:pPr>
-        <w:pStyle w:val="SourceCode"/>
-      </w:pPr>
-      <w:r>
-        <w:rPr>
-          <w:rStyle w:val="VerbatimChar"/>
-        </w:rPr>
-        <w:t xml:space="preserve">+-------+----------------+----------+-------------+------------+</w:t>
-      </w:r>
-      <w:r>
-        <w:br/>
-      </w:r>
-      <w:r>
-        <w:rPr>
-          <w:rStyle w:val="VerbatimChar"/>
-        </w:rPr>
-        <w:t xml:space="preserve">| Name  | User           | Scopes   | Last Used   | Actions    |</w:t>
-      </w:r>
-      <w:r>
-        <w:br/>
-      </w:r>
-      <w:r>
-        <w:rPr>
-          <w:rStyle w:val="VerbatimChar"/>
-        </w:rPr>
-        <w:t xml:space="preserve">+-------+----------------+----------+-------------+------------+</w:t>
-      </w:r>
-      <w:r>
-        <w:br/>
-      </w:r>
-      <w:r>
-        <w:rPr>
-          <w:rStyle w:val="VerbatimChar"/>
-        </w:rPr>
-        <w:t xml:space="preserve">| ahg_7 | Johan Pieterse | read     | 2 hours ago | [Toggle]   |</w:t>
-      </w:r>
-      <w:r>
-        <w:br/>
-      </w:r>
-      <w:r>
-        <w:rPr>
-          <w:rStyle w:val="VerbatimChar"/>
-        </w:rPr>
-        <w:t xml:space="preserve">|       |                |          |             | [Delete]   |</w:t>
-      </w:r>
-      <w:r>
-        <w:br/>
-      </w:r>
-      <w:r>
-        <w:rPr>
-          <w:rStyle w:val="VerbatimChar"/>
-        </w:rPr>
-        <w:t xml:space="preserve">+-------+----------------+----------+-------------+------------+</w:t>
-      </w:r>
-      <w:r>
-        <w:br/>
-      </w:r>
-      <w:r>
-        <w:rPr>
-          <w:rStyle w:val="VerbatimChar"/>
-        </w:rPr>
-        <w:t xml:space="preserve">| ahg_3 | System         | read,    | Yesterday   | [Toggle]   |</w:t>
-      </w:r>
-      <w:r>
-        <w:br/>
-      </w:r>
-      <w:r>
-        <w:rPr>
-          <w:rStyle w:val="VerbatimChar"/>
-        </w:rPr>
-        <w:t xml:space="preserve">|       |                | write    |             | [Delete]   |</w:t>
-      </w:r>
-      <w:r>
-        <w:br/>
-      </w:r>
-      <w:r>
-        <w:rPr>
-          <w:rStyle w:val="VerbatimChar"/>
-        </w:rPr>
-        <w:t xml:space="preserve">+-------+----------------+----------+-------------+------------+</w:t>
-      </w:r>
-    </w:p>
+    <w:tbl>
+      <w:tblPr>
+        <w:tblStyle w:val="Table"/>
+        <w:tblW w:type="auto" w:w="0"/>
+        <w:tblLook w:firstRow="1" w:lastRow="0" w:firstColumn="0" w:lastColumn="0" w:noHBand="0" w:noVBand="0" w:val="0020"/>
+        <w:jc w:val="start"/>
+      </w:tblPr>
+      <w:tblGrid>
+        <w:gridCol w:w="1584"/>
+        <w:gridCol w:w="1584"/>
+        <w:gridCol w:w="1584"/>
+        <w:gridCol w:w="1584"/>
+        <w:gridCol w:w="1584"/>
+      </w:tblGrid>
+      <w:tr>
+        <w:trPr>
+          <w:tblHeader w:val="true"/>
+        </w:trPr>
+        <w:tc>
+          <w:tcPr/>
+          <w:p>
+            <w:pPr>
+              <w:pStyle w:val="Compact"/>
+              <w:jc w:val="left"/>
+            </w:pPr>
+            <w:r>
+              <w:t xml:space="preserve">Name</w:t>
+            </w:r>
+          </w:p>
+        </w:tc>
+        <w:tc>
+          <w:tcPr/>
+          <w:p>
+            <w:pPr>
+              <w:pStyle w:val="Compact"/>
+              <w:jc w:val="left"/>
+            </w:pPr>
+            <w:r>
+              <w:t xml:space="preserve">User</w:t>
+            </w:r>
+          </w:p>
+        </w:tc>
+        <w:tc>
+          <w:tcPr/>
+          <w:p>
+            <w:pPr>
+              <w:pStyle w:val="Compact"/>
+              <w:jc w:val="left"/>
+            </w:pPr>
+            <w:r>
+              <w:t xml:space="preserve">Scopes</w:t>
+            </w:r>
+          </w:p>
+        </w:tc>
+        <w:tc>
+          <w:tcPr/>
+          <w:p>
+            <w:pPr>
+              <w:pStyle w:val="Compact"/>
+              <w:jc w:val="left"/>
+            </w:pPr>
+            <w:r>
+              <w:t xml:space="preserve">Last Used</w:t>
+            </w:r>
+          </w:p>
+        </w:tc>
+        <w:tc>
+          <w:tcPr/>
+          <w:p>
+            <w:pPr>
+              <w:pStyle w:val="Compact"/>
+              <w:jc w:val="left"/>
+            </w:pPr>
+            <w:r>
+              <w:t xml:space="preserve">Actions</w:t>
+            </w:r>
+          </w:p>
+        </w:tc>
+      </w:tr>
+      <w:tr>
+        <w:tc>
+          <w:tcPr/>
+          <w:p>
+            <w:pPr>
+              <w:pStyle w:val="Compact"/>
+              <w:jc w:val="left"/>
+            </w:pPr>
+            <w:r>
+              <w:t xml:space="preserve">ahg_7</w:t>
+            </w:r>
+          </w:p>
+        </w:tc>
+        <w:tc>
+          <w:tcPr/>
+          <w:p>
+            <w:pPr>
+              <w:pStyle w:val="Compact"/>
+              <w:jc w:val="left"/>
+            </w:pPr>
+            <w:r>
+              <w:t xml:space="preserve">Johan Pieterse</w:t>
+            </w:r>
+          </w:p>
+        </w:tc>
+        <w:tc>
+          <w:tcPr/>
+          <w:p>
+            <w:pPr>
+              <w:pStyle w:val="Compact"/>
+              <w:jc w:val="left"/>
+            </w:pPr>
+            <w:r>
+              <w:t xml:space="preserve">read</w:t>
+            </w:r>
+          </w:p>
+        </w:tc>
+        <w:tc>
+          <w:tcPr/>
+          <w:p>
+            <w:pPr>
+              <w:pStyle w:val="Compact"/>
+              <w:jc w:val="left"/>
+            </w:pPr>
+            <w:r>
+              <w:t xml:space="preserve">2 hours ago</w:t>
+            </w:r>
+          </w:p>
+        </w:tc>
+        <w:tc>
+          <w:tcPr/>
+          <w:p>
+            <w:pPr>
+              <w:pStyle w:val="Compact"/>
+              <w:jc w:val="left"/>
+            </w:pPr>
+            <w:r>
+              <w:t xml:space="preserve">[Toggle]</w:t>
+            </w:r>
+          </w:p>
+        </w:tc>
+      </w:tr>
+      <w:tr>
+        <w:tc>
+          <w:tcPr/>
+          <w:p>
+            <w:pPr>
+              <w:pStyle w:val="Compact"/>
+            </w:pPr>
+          </w:p>
+        </w:tc>
+        <w:tc>
+          <w:tcPr/>
+          <w:p>
+            <w:pPr>
+              <w:pStyle w:val="Compact"/>
+            </w:pPr>
+          </w:p>
+        </w:tc>
+        <w:tc>
+          <w:tcPr/>
+          <w:p>
+            <w:pPr>
+              <w:pStyle w:val="Compact"/>
+            </w:pPr>
+          </w:p>
+        </w:tc>
+        <w:tc>
+          <w:tcPr/>
+          <w:p>
+            <w:pPr>
+              <w:pStyle w:val="Compact"/>
+            </w:pPr>
+          </w:p>
+        </w:tc>
+        <w:tc>
+          <w:tcPr/>
+          <w:p>
+            <w:pPr>
+              <w:pStyle w:val="Compact"/>
+              <w:jc w:val="left"/>
+            </w:pPr>
+            <w:r>
+              <w:t xml:space="preserve">[Delete]</w:t>
+            </w:r>
+          </w:p>
+        </w:tc>
+      </w:tr>
+      <w:tr>
+        <w:tc>
+          <w:tcPr/>
+          <w:p>
+            <w:pPr>
+              <w:pStyle w:val="Compact"/>
+              <w:jc w:val="left"/>
+            </w:pPr>
+            <w:r>
+              <w:t xml:space="preserve">ahg_3</w:t>
+            </w:r>
+          </w:p>
+        </w:tc>
+        <w:tc>
+          <w:tcPr/>
+          <w:p>
+            <w:pPr>
+              <w:pStyle w:val="Compact"/>
+              <w:jc w:val="left"/>
+            </w:pPr>
+            <w:r>
+              <w:t xml:space="preserve">System</w:t>
+            </w:r>
+          </w:p>
+        </w:tc>
+        <w:tc>
+          <w:tcPr/>
+          <w:p>
+            <w:pPr>
+              <w:pStyle w:val="Compact"/>
+              <w:jc w:val="left"/>
+            </w:pPr>
+            <w:r>
+              <w:t xml:space="preserve">read,</w:t>
+            </w:r>
+          </w:p>
+        </w:tc>
+        <w:tc>
+          <w:tcPr/>
+          <w:p>
+            <w:pPr>
+              <w:pStyle w:val="Compact"/>
+              <w:jc w:val="left"/>
+            </w:pPr>
+            <w:r>
+              <w:t xml:space="preserve">Yesterday</w:t>
+            </w:r>
+          </w:p>
+        </w:tc>
+        <w:tc>
+          <w:tcPr/>
+          <w:p>
+            <w:pPr>
+              <w:pStyle w:val="Compact"/>
+              <w:jc w:val="left"/>
+            </w:pPr>
+            <w:r>
+              <w:t xml:space="preserve">[Toggle]</w:t>
+            </w:r>
+          </w:p>
+        </w:tc>
+      </w:tr>
+      <w:tr>
+        <w:tc>
+          <w:tcPr/>
+          <w:p>
+            <w:pPr>
+              <w:pStyle w:val="Compact"/>
+            </w:pPr>
+          </w:p>
+        </w:tc>
+        <w:tc>
+          <w:tcPr/>
+          <w:p>
+            <w:pPr>
+              <w:pStyle w:val="Compact"/>
+            </w:pPr>
+          </w:p>
+        </w:tc>
+        <w:tc>
+          <w:tcPr/>
+          <w:p>
+            <w:pPr>
+              <w:pStyle w:val="Compact"/>
+              <w:jc w:val="left"/>
+            </w:pPr>
+            <w:r>
+              <w:t xml:space="preserve">write</w:t>
+            </w:r>
+          </w:p>
+        </w:tc>
+        <w:tc>
+          <w:tcPr/>
+          <w:p>
+            <w:pPr>
+              <w:pStyle w:val="Compact"/>
+            </w:pPr>
+          </w:p>
+        </w:tc>
+        <w:tc>
+          <w:tcPr/>
+          <w:p>
+            <w:pPr>
+              <w:pStyle w:val="Compact"/>
+              <w:jc w:val="left"/>
+            </w:pPr>
+            <w:r>
+              <w:t xml:space="preserve">[Delete]</w:t>
+            </w:r>
+          </w:p>
+        </w:tc>
+      </w:tr>
+    </w:tbl>
     <w:p>
       <w:r>
         <w:pict>
@@ -4856,202 +5532,103 @@
     </w:p>
     <w:p>
       <w:pPr>
-        <w:pStyle w:val="SourceCode"/>
-      </w:pPr>
-      <w:r>
-        <w:rPr>
-          <w:rStyle w:val="VerbatimChar"/>
-        </w:rPr>
-        <w:t xml:space="preserve">+-------------------------------------------------------------+</w:t>
-      </w:r>
-      <w:r>
-        <w:br/>
-      </w:r>
-      <w:r>
-        <w:rPr>
-          <w:rStyle w:val="VerbatimChar"/>
-        </w:rPr>
-        <w:t xml:space="preserve">|  EMAIL CONFIGURATION                                         |</w:t>
-      </w:r>
-      <w:r>
-        <w:br/>
-      </w:r>
-      <w:r>
-        <w:rPr>
-          <w:rStyle w:val="VerbatimChar"/>
-        </w:rPr>
-        <w:t xml:space="preserve">+-------------------------------------------------------------+</w:t>
-      </w:r>
-      <w:r>
-        <w:br/>
-      </w:r>
-      <w:r>
-        <w:rPr>
-          <w:rStyle w:val="VerbatimChar"/>
-        </w:rPr>
-        <w:t xml:space="preserve">|                                                              |</w:t>
-      </w:r>
-      <w:r>
-        <w:br/>
-      </w:r>
-      <w:r>
-        <w:rPr>
-          <w:rStyle w:val="VerbatimChar"/>
-        </w:rPr>
-        <w:t xml:space="preserve">|  SMTP Settings                                               |</w:t>
-      </w:r>
-      <w:r>
-        <w:br/>
-      </w:r>
-      <w:r>
-        <w:rPr>
-          <w:rStyle w:val="VerbatimChar"/>
-        </w:rPr>
-        <w:t xml:space="preserve">|  +--------------------------------------------------------+ |</w:t>
-      </w:r>
-      <w:r>
-        <w:br/>
-      </w:r>
-      <w:r>
-        <w:rPr>
-          <w:rStyle w:val="VerbatimChar"/>
-        </w:rPr>
-        <w:t xml:space="preserve">|  | Host:       [smtp.gmail.com                           ] | |</w:t>
-      </w:r>
-      <w:r>
-        <w:br/>
-      </w:r>
-      <w:r>
-        <w:rPr>
-          <w:rStyle w:val="VerbatimChar"/>
-        </w:rPr>
-        <w:t xml:space="preserve">|  | Port:       [587                                      ] | |</w:t>
-      </w:r>
-      <w:r>
-        <w:br/>
-      </w:r>
-      <w:r>
-        <w:rPr>
-          <w:rStyle w:val="VerbatimChar"/>
-        </w:rPr>
-        <w:t xml:space="preserve">|  | Security:   [TLS v]                                     | |</w:t>
-      </w:r>
-      <w:r>
-        <w:br/>
-      </w:r>
-      <w:r>
-        <w:rPr>
-          <w:rStyle w:val="VerbatimChar"/>
-        </w:rPr>
-        <w:t xml:space="preserve">|  | Username:   [notifications@archive.org                ] | |</w:t>
-      </w:r>
-      <w:r>
-        <w:br/>
-      </w:r>
-      <w:r>
-        <w:rPr>
-          <w:rStyle w:val="VerbatimChar"/>
-        </w:rPr>
-        <w:t xml:space="preserve">|  | Password:   [**********                               ] | |</w:t>
-      </w:r>
-      <w:r>
-        <w:br/>
-      </w:r>
-      <w:r>
-        <w:rPr>
-          <w:rStyle w:val="VerbatimChar"/>
-        </w:rPr>
-        <w:t xml:space="preserve">|  +--------------------------------------------------------+ |</w:t>
-      </w:r>
-      <w:r>
-        <w:br/>
-      </w:r>
-      <w:r>
-        <w:rPr>
-          <w:rStyle w:val="VerbatimChar"/>
-        </w:rPr>
-        <w:t xml:space="preserve">|                                                              |</w:t>
-      </w:r>
-      <w:r>
-        <w:br/>
-      </w:r>
-      <w:r>
-        <w:rPr>
-          <w:rStyle w:val="VerbatimChar"/>
-        </w:rPr>
-        <w:t xml:space="preserve">|  From Address                                                |</w:t>
-      </w:r>
-      <w:r>
-        <w:br/>
-      </w:r>
-      <w:r>
-        <w:rPr>
-          <w:rStyle w:val="VerbatimChar"/>
-        </w:rPr>
-        <w:t xml:space="preserve">|  +--------------------------------------------------------+ |</w:t>
-      </w:r>
-      <w:r>
-        <w:br/>
-      </w:r>
-      <w:r>
-        <w:rPr>
-          <w:rStyle w:val="VerbatimChar"/>
-        </w:rPr>
-        <w:t xml:space="preserve">|  | Email:      [no-reply@archive.org                     ] | |</w:t>
-      </w:r>
-      <w:r>
-        <w:br/>
-      </w:r>
-      <w:r>
-        <w:rPr>
-          <w:rStyle w:val="VerbatimChar"/>
-        </w:rPr>
-        <w:t xml:space="preserve">|  | Name:       [Archive Notifications                    ] | |</w:t>
-      </w:r>
-      <w:r>
-        <w:br/>
-      </w:r>
-      <w:r>
-        <w:rPr>
-          <w:rStyle w:val="VerbatimChar"/>
-        </w:rPr>
-        <w:t xml:space="preserve">|  +--------------------------------------------------------+ |</w:t>
-      </w:r>
-      <w:r>
-        <w:br/>
-      </w:r>
-      <w:r>
-        <w:rPr>
-          <w:rStyle w:val="VerbatimChar"/>
-        </w:rPr>
-        <w:t xml:space="preserve">|                                                              |</w:t>
-      </w:r>
-      <w:r>
-        <w:br/>
-      </w:r>
-      <w:r>
-        <w:rPr>
-          <w:rStyle w:val="VerbatimChar"/>
-        </w:rPr>
-        <w:t xml:space="preserve">|  [Test Email]                               [Save Settings]  |</w:t>
-      </w:r>
-      <w:r>
-        <w:br/>
-      </w:r>
-      <w:r>
-        <w:rPr>
-          <w:rStyle w:val="VerbatimChar"/>
-        </w:rPr>
-        <w:t xml:space="preserve">|                                                              |</w:t>
-      </w:r>
-      <w:r>
-        <w:br/>
-      </w:r>
-      <w:r>
-        <w:rPr>
-          <w:rStyle w:val="VerbatimChar"/>
-        </w:rPr>
-        <w:t xml:space="preserve">+-------------------------------------------------------------+</w:t>
+        <w:pStyle w:val="BodyText"/>
+      </w:pPr>
+      <w:r>
+        <w:t xml:space="preserve">EMAIL</w:t>
+      </w:r>
+      <w:r>
+        <w:t xml:space="preserve">CONFIGURATION</w:t>
+      </w:r>
+      <w:r>
+        <w:t xml:space="preserve">SMTP</w:t>
+      </w:r>
+      <w:r>
+        <w:t xml:space="preserve">Settings</w:t>
+      </w:r>
+      <w:r>
+        <w:t xml:space="preserve">Host:</w:t>
+      </w:r>
+      <w:r>
+        <w:t xml:space="preserve">[smtp.gmail.com</w:t>
+      </w:r>
+      <w:r>
+        <w:t xml:space="preserve">]</w:t>
+      </w:r>
+      <w:r>
+        <w:t xml:space="preserve">Port:</w:t>
+      </w:r>
+      <w:r>
+        <w:t xml:space="preserve">[587</w:t>
+      </w:r>
+      <w:r>
+        <w:t xml:space="preserve">]</w:t>
+      </w:r>
+      <w:r>
+        <w:t xml:space="preserve">Security:</w:t>
+      </w:r>
+      <w:r>
+        <w:t xml:space="preserve">[TLS</w:t>
+      </w:r>
+      <w:r>
+        <w:t xml:space="preserve">v]</w:t>
+      </w:r>
+      <w:r>
+        <w:t xml:space="preserve">Username:</w:t>
+      </w:r>
+      <w:r>
+        <w:t xml:space="preserve">[notifications@archive.org</w:t>
+      </w:r>
+      <w:r>
+        <w:t xml:space="preserve">]</w:t>
+      </w:r>
+      <w:r>
+        <w:t xml:space="preserve">Password:</w:t>
+      </w:r>
+      <w:r>
+        <w:t xml:space="preserve">[**********</w:t>
+      </w:r>
+      <w:r>
+        <w:t xml:space="preserve">]</w:t>
+      </w:r>
+      <w:r>
+        <w:t xml:space="preserve">From</w:t>
+      </w:r>
+      <w:r>
+        <w:t xml:space="preserve">Address</w:t>
+      </w:r>
+      <w:r>
+        <w:t xml:space="preserve">Email:</w:t>
+      </w:r>
+      <w:r>
+        <w:t xml:space="preserve">[no-reply@archive.org</w:t>
+      </w:r>
+      <w:r>
+        <w:t xml:space="preserve">]</w:t>
+      </w:r>
+      <w:r>
+        <w:t xml:space="preserve">Name:</w:t>
+      </w:r>
+      <w:r>
+        <w:t xml:space="preserve">[Archive</w:t>
+      </w:r>
+      <w:r>
+        <w:t xml:space="preserve">Notifications</w:t>
+      </w:r>
+      <w:r>
+        <w:t xml:space="preserve">]</w:t>
+      </w:r>
+      <w:r>
+        <w:t xml:space="preserve">[Test</w:t>
+      </w:r>
+      <w:r>
+        <w:t xml:space="preserve">Email]</w:t>
+      </w:r>
+      <w:r>
+        <w:t xml:space="preserve">[Save</w:t>
+      </w:r>
+      <w:r>
+        <w:t xml:space="preserve">Settings]</w:t>
       </w:r>
     </w:p>
     <w:bookmarkStart w:id="50" w:name="test-email"/>
@@ -5180,201 +5757,6 @@
       </w:pPr>
       <w:r>
         <w:t xml:space="preserve">Step 2: View Available Schemes</w:t>
-      </w:r>
-    </w:p>
-    <w:p>
-      <w:pPr>
-        <w:pStyle w:val="SourceCode"/>
-      </w:pPr>
-      <w:r>
-        <w:rPr>
-          <w:rStyle w:val="VerbatimChar"/>
-        </w:rPr>
-        <w:t xml:space="preserve">+-------------------------------------------------------------+</w:t>
-      </w:r>
-      <w:r>
-        <w:br/>
-      </w:r>
-      <w:r>
-        <w:rPr>
-          <w:rStyle w:val="VerbatimChar"/>
-        </w:rPr>
-        <w:t xml:space="preserve">|  NUMBERING SCHEMES                                           |</w:t>
-      </w:r>
-      <w:r>
-        <w:br/>
-      </w:r>
-      <w:r>
-        <w:rPr>
-          <w:rStyle w:val="VerbatimChar"/>
-        </w:rPr>
-        <w:t xml:space="preserve">+-------------------------------------------------------------+</w:t>
-      </w:r>
-      <w:r>
-        <w:br/>
-      </w:r>
-      <w:r>
-        <w:rPr>
-          <w:rStyle w:val="VerbatimChar"/>
-        </w:rPr>
-        <w:t xml:space="preserve">|  Filter: [All v] [Archive] [Library] [Museum] [Gallery] [DAM]|</w:t>
-      </w:r>
-      <w:r>
-        <w:br/>
-      </w:r>
-      <w:r>
-        <w:rPr>
-          <w:rStyle w:val="VerbatimChar"/>
-        </w:rPr>
-        <w:t xml:space="preserve">+-------------------------------------------------------------+</w:t>
-      </w:r>
-      <w:r>
-        <w:br/>
-      </w:r>
-      <w:r>
-        <w:br/>
-      </w:r>
-      <w:r>
-        <w:rPr>
-          <w:rStyle w:val="VerbatimChar"/>
-        </w:rPr>
-        <w:t xml:space="preserve">+---------------------+---------------------------+-------------+</w:t>
-      </w:r>
-      <w:r>
-        <w:br/>
-      </w:r>
-      <w:r>
-        <w:rPr>
-          <w:rStyle w:val="VerbatimChar"/>
-        </w:rPr>
-        <w:t xml:space="preserve">| Name                | Pattern                   | Actions     |</w:t>
-      </w:r>
-      <w:r>
-        <w:br/>
-      </w:r>
-      <w:r>
-        <w:rPr>
-          <w:rStyle w:val="VerbatimChar"/>
-        </w:rPr>
-        <w:t xml:space="preserve">+---------------------+---------------------------+-------------+</w:t>
-      </w:r>
-      <w:r>
-        <w:br/>
-      </w:r>
-      <w:r>
-        <w:rPr>
-          <w:rStyle w:val="VerbatimChar"/>
-        </w:rPr>
-        <w:t xml:space="preserve">| Archive Standard    | {REPO}/{FONDS}/{SEQ:4}    | [Default]   |</w:t>
-      </w:r>
-      <w:r>
-        <w:br/>
-      </w:r>
-      <w:r>
-        <w:rPr>
-          <w:rStyle w:val="VerbatimChar"/>
-        </w:rPr>
-        <w:t xml:space="preserve">| [*] Default         |                           | [Reset]     |</w:t>
-      </w:r>
-      <w:r>
-        <w:br/>
-      </w:r>
-      <w:r>
-        <w:rPr>
-          <w:rStyle w:val="VerbatimChar"/>
-        </w:rPr>
-        <w:t xml:space="preserve">+---------------------+---------------------------+-------------+</w:t>
-      </w:r>
-      <w:r>
-        <w:br/>
-      </w:r>
-      <w:r>
-        <w:rPr>
-          <w:rStyle w:val="VerbatimChar"/>
-        </w:rPr>
-        <w:t xml:space="preserve">| Archive Year-Based  | {YEAR}/{SEQ:4}            | [Set Default]|</w:t>
-      </w:r>
-      <w:r>
-        <w:br/>
-      </w:r>
-      <w:r>
-        <w:rPr>
-          <w:rStyle w:val="VerbatimChar"/>
-        </w:rPr>
-        <w:t xml:space="preserve">|                     |                           | [Reset]     |</w:t>
-      </w:r>
-      <w:r>
-        <w:br/>
-      </w:r>
-      <w:r>
-        <w:rPr>
-          <w:rStyle w:val="VerbatimChar"/>
-        </w:rPr>
-        <w:t xml:space="preserve">+---------------------+---------------------------+-------------+</w:t>
-      </w:r>
-      <w:r>
-        <w:br/>
-      </w:r>
-      <w:r>
-        <w:rPr>
-          <w:rStyle w:val="VerbatimChar"/>
-        </w:rPr>
-        <w:t xml:space="preserve">| Library Accession   | LIB{YEAR}{SEQ:5}          | [Default]   |</w:t>
-      </w:r>
-      <w:r>
-        <w:br/>
-      </w:r>
-      <w:r>
-        <w:rPr>
-          <w:rStyle w:val="VerbatimChar"/>
-        </w:rPr>
-        <w:t xml:space="preserve">| [*] Default         |                           | [Reset]     |</w:t>
-      </w:r>
-      <w:r>
-        <w:br/>
-      </w:r>
-      <w:r>
-        <w:rPr>
-          <w:rStyle w:val="VerbatimChar"/>
-        </w:rPr>
-        <w:t xml:space="preserve">+---------------------+---------------------------+-------------+</w:t>
-      </w:r>
-      <w:r>
-        <w:br/>
-      </w:r>
-      <w:r>
-        <w:rPr>
-          <w:rStyle w:val="VerbatimChar"/>
-        </w:rPr>
-        <w:t xml:space="preserve">| Museum Object       | {YEAR}.{SEQ:4}            | [Default]   |</w:t>
-      </w:r>
-      <w:r>
-        <w:br/>
-      </w:r>
-      <w:r>
-        <w:rPr>
-          <w:rStyle w:val="VerbatimChar"/>
-        </w:rPr>
-        <w:t xml:space="preserve">| [*] Default         |                           | [Reset]     |</w:t>
-      </w:r>
-      <w:r>
-        <w:br/>
-      </w:r>
-      <w:r>
-        <w:rPr>
-          <w:rStyle w:val="VerbatimChar"/>
-        </w:rPr>
-        <w:t xml:space="preserve">+---------------------+---------------------------+-------------+</w:t>
-      </w:r>
-    </w:p>
-    <w:bookmarkEnd w:id="53"/>
-    <w:bookmarkStart w:id="54" w:name="available-tokens"/>
-    <w:p>
-      <w:pPr>
-        <w:pStyle w:val="Heading3"/>
-      </w:pPr>
-      <w:r>
-        <w:t xml:space="preserve">Available Tokens</w:t>
       </w:r>
     </w:p>
     <w:tbl>
@@ -5401,32 +5783,24 @@
               <w:jc w:val="left"/>
             </w:pPr>
             <w:r>
-              <w:t xml:space="preserve">Token</w:t>
-            </w:r>
-          </w:p>
-        </w:tc>
-        <w:tc>
-          <w:tcPr/>
-          <w:p>
-            <w:pPr>
-              <w:pStyle w:val="Compact"/>
-              <w:jc w:val="left"/>
-            </w:pPr>
-            <w:r>
-              <w:t xml:space="preserve">Description</w:t>
-            </w:r>
-          </w:p>
-        </w:tc>
-        <w:tc>
-          <w:tcPr/>
-          <w:p>
-            <w:pPr>
-              <w:pStyle w:val="Compact"/>
-              <w:jc w:val="left"/>
-            </w:pPr>
-            <w:r>
-              <w:t xml:space="preserve">Example</w:t>
-            </w:r>
+              <w:t xml:space="preserve">NUMBERING SCHEMES</w:t>
+            </w:r>
+          </w:p>
+        </w:tc>
+        <w:tc>
+          <w:tcPr/>
+          <w:p>
+            <w:pPr>
+              <w:pStyle w:val="Compact"/>
+            </w:pPr>
+          </w:p>
+        </w:tc>
+        <w:tc>
+          <w:tcPr/>
+          <w:p>
+            <w:pPr>
+              <w:pStyle w:val="Compact"/>
+            </w:pPr>
           </w:p>
         </w:tc>
       </w:tr>
@@ -5439,32 +5813,24 @@
               <w:jc w:val="left"/>
             </w:pPr>
             <w:r>
-              <w:t xml:space="preserve">{SEQ:N}</w:t>
-            </w:r>
-          </w:p>
-        </w:tc>
-        <w:tc>
-          <w:tcPr/>
-          <w:p>
-            <w:pPr>
-              <w:pStyle w:val="Compact"/>
-              <w:jc w:val="left"/>
-            </w:pPr>
-            <w:r>
-              <w:t xml:space="preserve">Sequence with N digits</w:t>
-            </w:r>
-          </w:p>
-        </w:tc>
-        <w:tc>
-          <w:tcPr/>
-          <w:p>
-            <w:pPr>
-              <w:pStyle w:val="Compact"/>
-              <w:jc w:val="left"/>
-            </w:pPr>
-            <w:r>
-              <w:t xml:space="preserve">{SEQ:4} = 0001</w:t>
-            </w:r>
+              <w:t xml:space="preserve">Filter: [All v] [Archive] [Library] [Museum] [Gallery] [DAM]</w:t>
+            </w:r>
+          </w:p>
+        </w:tc>
+        <w:tc>
+          <w:tcPr/>
+          <w:p>
+            <w:pPr>
+              <w:pStyle w:val="Compact"/>
+            </w:pPr>
+          </w:p>
+        </w:tc>
+        <w:tc>
+          <w:tcPr/>
+          <w:p>
+            <w:pPr>
+              <w:pStyle w:val="Compact"/>
+            </w:pPr>
           </w:p>
         </w:tc>
       </w:tr>
@@ -5477,31 +5843,31 @@
               <w:jc w:val="left"/>
             </w:pPr>
             <w:r>
-              <w:t xml:space="preserve">{YEAR}</w:t>
-            </w:r>
-          </w:p>
-        </w:tc>
-        <w:tc>
-          <w:tcPr/>
-          <w:p>
-            <w:pPr>
-              <w:pStyle w:val="Compact"/>
-              <w:jc w:val="left"/>
-            </w:pPr>
-            <w:r>
-              <w:t xml:space="preserve">Current year</w:t>
-            </w:r>
-          </w:p>
-        </w:tc>
-        <w:tc>
-          <w:tcPr/>
-          <w:p>
-            <w:pPr>
-              <w:pStyle w:val="Compact"/>
-              <w:jc w:val="left"/>
-            </w:pPr>
-            <w:r>
-              <w:t xml:space="preserve">2026</w:t>
+              <w:t xml:space="preserve">Name</w:t>
+            </w:r>
+          </w:p>
+        </w:tc>
+        <w:tc>
+          <w:tcPr/>
+          <w:p>
+            <w:pPr>
+              <w:pStyle w:val="Compact"/>
+              <w:jc w:val="left"/>
+            </w:pPr>
+            <w:r>
+              <w:t xml:space="preserve">Pattern</w:t>
+            </w:r>
+          </w:p>
+        </w:tc>
+        <w:tc>
+          <w:tcPr/>
+          <w:p>
+            <w:pPr>
+              <w:pStyle w:val="Compact"/>
+              <w:jc w:val="left"/>
+            </w:pPr>
+            <w:r>
+              <w:t xml:space="preserve">Actions</w:t>
             </w:r>
           </w:p>
         </w:tc>
@@ -5515,31 +5881,31 @@
               <w:jc w:val="left"/>
             </w:pPr>
             <w:r>
-              <w:t xml:space="preserve">{REPO}</w:t>
-            </w:r>
-          </w:p>
-        </w:tc>
-        <w:tc>
-          <w:tcPr/>
-          <w:p>
-            <w:pPr>
-              <w:pStyle w:val="Compact"/>
-              <w:jc w:val="left"/>
-            </w:pPr>
-            <w:r>
-              <w:t xml:space="preserve">Repository code</w:t>
-            </w:r>
-          </w:p>
-        </w:tc>
-        <w:tc>
-          <w:tcPr/>
-          <w:p>
-            <w:pPr>
-              <w:pStyle w:val="Compact"/>
-              <w:jc w:val="left"/>
-            </w:pPr>
-            <w:r>
-              <w:t xml:space="preserve">NARSSA</w:t>
+              <w:t xml:space="preserve">Archive Standard</w:t>
+            </w:r>
+          </w:p>
+        </w:tc>
+        <w:tc>
+          <w:tcPr/>
+          <w:p>
+            <w:pPr>
+              <w:pStyle w:val="Compact"/>
+              <w:jc w:val="left"/>
+            </w:pPr>
+            <w:r>
+              <w:t xml:space="preserve">{REPO}/{FONDS}/{SEQ:4}</w:t>
+            </w:r>
+          </w:p>
+        </w:tc>
+        <w:tc>
+          <w:tcPr/>
+          <w:p>
+            <w:pPr>
+              <w:pStyle w:val="Compact"/>
+              <w:jc w:val="left"/>
+            </w:pPr>
+            <w:r>
+              <w:t xml:space="preserve">[Default]</w:t>
             </w:r>
           </w:p>
         </w:tc>
@@ -5553,31 +5919,27 @@
               <w:jc w:val="left"/>
             </w:pPr>
             <w:r>
-              <w:t xml:space="preserve">{FONDS}</w:t>
-            </w:r>
-          </w:p>
-        </w:tc>
-        <w:tc>
-          <w:tcPr/>
-          <w:p>
-            <w:pPr>
-              <w:pStyle w:val="Compact"/>
-              <w:jc w:val="left"/>
-            </w:pPr>
-            <w:r>
-              <w:t xml:space="preserve">Fonds identifier</w:t>
-            </w:r>
-          </w:p>
-        </w:tc>
-        <w:tc>
-          <w:tcPr/>
-          <w:p>
-            <w:pPr>
-              <w:pStyle w:val="Compact"/>
-              <w:jc w:val="left"/>
-            </w:pPr>
-            <w:r>
-              <w:t xml:space="preserve">F001</w:t>
+              <w:t xml:space="preserve">[*] Default</w:t>
+            </w:r>
+          </w:p>
+        </w:tc>
+        <w:tc>
+          <w:tcPr/>
+          <w:p>
+            <w:pPr>
+              <w:pStyle w:val="Compact"/>
+            </w:pPr>
+          </w:p>
+        </w:tc>
+        <w:tc>
+          <w:tcPr/>
+          <w:p>
+            <w:pPr>
+              <w:pStyle w:val="Compact"/>
+              <w:jc w:val="left"/>
+            </w:pPr>
+            <w:r>
+              <w:t xml:space="preserve">[Reset]</w:t>
             </w:r>
           </w:p>
         </w:tc>
@@ -5591,31 +5953,31 @@
               <w:jc w:val="left"/>
             </w:pPr>
             <w:r>
-              <w:t xml:space="preserve">{DEPT}</w:t>
-            </w:r>
-          </w:p>
-        </w:tc>
-        <w:tc>
-          <w:tcPr/>
-          <w:p>
-            <w:pPr>
-              <w:pStyle w:val="Compact"/>
-              <w:jc w:val="left"/>
-            </w:pPr>
-            <w:r>
-              <w:t xml:space="preserve">Department code</w:t>
-            </w:r>
-          </w:p>
-        </w:tc>
-        <w:tc>
-          <w:tcPr/>
-          <w:p>
-            <w:pPr>
-              <w:pStyle w:val="Compact"/>
-              <w:jc w:val="left"/>
-            </w:pPr>
-            <w:r>
-              <w:t xml:space="preserve">ART</w:t>
+              <w:t xml:space="preserve">Archive Year-Based</w:t>
+            </w:r>
+          </w:p>
+        </w:tc>
+        <w:tc>
+          <w:tcPr/>
+          <w:p>
+            <w:pPr>
+              <w:pStyle w:val="Compact"/>
+              <w:jc w:val="left"/>
+            </w:pPr>
+            <w:r>
+              <w:t xml:space="preserve">{YEAR}/{SEQ:4}</w:t>
+            </w:r>
+          </w:p>
+        </w:tc>
+        <w:tc>
+          <w:tcPr/>
+          <w:p>
+            <w:pPr>
+              <w:pStyle w:val="Compact"/>
+              <w:jc w:val="left"/>
+            </w:pPr>
+            <w:r>
+              <w:t xml:space="preserve">[Set Default]</w:t>
             </w:r>
           </w:p>
         </w:tc>
@@ -5626,281 +5988,183 @@
           <w:p>
             <w:pPr>
               <w:pStyle w:val="Compact"/>
-              <w:jc w:val="left"/>
-            </w:pPr>
-            <w:r>
-              <w:t xml:space="preserve">{TYPE}</w:t>
-            </w:r>
-          </w:p>
-        </w:tc>
-        <w:tc>
-          <w:tcPr/>
-          <w:p>
-            <w:pPr>
-              <w:pStyle w:val="Compact"/>
-              <w:jc w:val="left"/>
-            </w:pPr>
-            <w:r>
-              <w:t xml:space="preserve">Media type</w:t>
-            </w:r>
-          </w:p>
-        </w:tc>
-        <w:tc>
-          <w:tcPr/>
-          <w:p>
-            <w:pPr>
-              <w:pStyle w:val="Compact"/>
-              <w:jc w:val="left"/>
-            </w:pPr>
-            <w:r>
-              <w:t xml:space="preserve">IMG</w:t>
+            </w:pPr>
+          </w:p>
+        </w:tc>
+        <w:tc>
+          <w:tcPr/>
+          <w:p>
+            <w:pPr>
+              <w:pStyle w:val="Compact"/>
+            </w:pPr>
+          </w:p>
+        </w:tc>
+        <w:tc>
+          <w:tcPr/>
+          <w:p>
+            <w:pPr>
+              <w:pStyle w:val="Compact"/>
+              <w:jc w:val="left"/>
+            </w:pPr>
+            <w:r>
+              <w:t xml:space="preserve">[Reset]</w:t>
+            </w:r>
+          </w:p>
+        </w:tc>
+      </w:tr>
+      <w:tr>
+        <w:tc>
+          <w:tcPr/>
+          <w:p>
+            <w:pPr>
+              <w:pStyle w:val="Compact"/>
+              <w:jc w:val="left"/>
+            </w:pPr>
+            <w:r>
+              <w:t xml:space="preserve">Library Accession</w:t>
+            </w:r>
+          </w:p>
+        </w:tc>
+        <w:tc>
+          <w:tcPr/>
+          <w:p>
+            <w:pPr>
+              <w:pStyle w:val="Compact"/>
+              <w:jc w:val="left"/>
+            </w:pPr>
+            <w:r>
+              <w:t xml:space="preserve">LIB{YEAR}{SEQ:5}</w:t>
+            </w:r>
+          </w:p>
+        </w:tc>
+        <w:tc>
+          <w:tcPr/>
+          <w:p>
+            <w:pPr>
+              <w:pStyle w:val="Compact"/>
+              <w:jc w:val="left"/>
+            </w:pPr>
+            <w:r>
+              <w:t xml:space="preserve">[Default]</w:t>
+            </w:r>
+          </w:p>
+        </w:tc>
+      </w:tr>
+      <w:tr>
+        <w:tc>
+          <w:tcPr/>
+          <w:p>
+            <w:pPr>
+              <w:pStyle w:val="Compact"/>
+              <w:jc w:val="left"/>
+            </w:pPr>
+            <w:r>
+              <w:t xml:space="preserve">[*] Default</w:t>
+            </w:r>
+          </w:p>
+        </w:tc>
+        <w:tc>
+          <w:tcPr/>
+          <w:p>
+            <w:pPr>
+              <w:pStyle w:val="Compact"/>
+            </w:pPr>
+          </w:p>
+        </w:tc>
+        <w:tc>
+          <w:tcPr/>
+          <w:p>
+            <w:pPr>
+              <w:pStyle w:val="Compact"/>
+              <w:jc w:val="left"/>
+            </w:pPr>
+            <w:r>
+              <w:t xml:space="preserve">[Reset]</w:t>
+            </w:r>
+          </w:p>
+        </w:tc>
+      </w:tr>
+      <w:tr>
+        <w:tc>
+          <w:tcPr/>
+          <w:p>
+            <w:pPr>
+              <w:pStyle w:val="Compact"/>
+              <w:jc w:val="left"/>
+            </w:pPr>
+            <w:r>
+              <w:t xml:space="preserve">Museum Object</w:t>
+            </w:r>
+          </w:p>
+        </w:tc>
+        <w:tc>
+          <w:tcPr/>
+          <w:p>
+            <w:pPr>
+              <w:pStyle w:val="Compact"/>
+              <w:jc w:val="left"/>
+            </w:pPr>
+            <w:r>
+              <w:t xml:space="preserve">{YEAR}.{SEQ:4}</w:t>
+            </w:r>
+          </w:p>
+        </w:tc>
+        <w:tc>
+          <w:tcPr/>
+          <w:p>
+            <w:pPr>
+              <w:pStyle w:val="Compact"/>
+              <w:jc w:val="left"/>
+            </w:pPr>
+            <w:r>
+              <w:t xml:space="preserve">[Default]</w:t>
+            </w:r>
+          </w:p>
+        </w:tc>
+      </w:tr>
+      <w:tr>
+        <w:tc>
+          <w:tcPr/>
+          <w:p>
+            <w:pPr>
+              <w:pStyle w:val="Compact"/>
+              <w:jc w:val="left"/>
+            </w:pPr>
+            <w:r>
+              <w:t xml:space="preserve">[*] Default</w:t>
+            </w:r>
+          </w:p>
+        </w:tc>
+        <w:tc>
+          <w:tcPr/>
+          <w:p>
+            <w:pPr>
+              <w:pStyle w:val="Compact"/>
+            </w:pPr>
+          </w:p>
+        </w:tc>
+        <w:tc>
+          <w:tcPr/>
+          <w:p>
+            <w:pPr>
+              <w:pStyle w:val="Compact"/>
+              <w:jc w:val="left"/>
+            </w:pPr>
+            <w:r>
+              <w:t xml:space="preserve">[Reset]</w:t>
             </w:r>
           </w:p>
         </w:tc>
       </w:tr>
     </w:tbl>
-    <w:p>
-      <w:r>
-        <w:pict>
-          <v:rect style="width:0;height:1.5pt" o:hralign="center" o:hrstd="t" o:hr="t"/>
-        </w:pict>
-      </w:r>
-    </w:p>
-    <w:bookmarkEnd w:id="54"/>
-    <w:bookmarkEnd w:id="55"/>
-    <w:bookmarkStart w:id="57" w:name="preservation-backup"/>
-    <w:p>
-      <w:pPr>
-        <w:pStyle w:val="Heading2"/>
-      </w:pPr>
-      <w:r>
-        <w:t xml:space="preserve">Preservation &amp; Backup</w:t>
-      </w:r>
-    </w:p>
-    <w:p>
-      <w:pPr>
-        <w:pStyle w:val="FirstParagraph"/>
-      </w:pPr>
-      <w:r>
-        <w:t xml:space="preserve">Configure replication targets for disaster recovery:</w:t>
-      </w:r>
-    </w:p>
-    <w:p>
-      <w:pPr>
-        <w:pStyle w:val="SourceCode"/>
-      </w:pPr>
-      <w:r>
-        <w:rPr>
-          <w:rStyle w:val="VerbatimChar"/>
-        </w:rPr>
-        <w:t xml:space="preserve">+-------------------------------------------------------------+</w:t>
-      </w:r>
-      <w:r>
-        <w:br/>
-      </w:r>
-      <w:r>
-        <w:rPr>
-          <w:rStyle w:val="VerbatimChar"/>
-        </w:rPr>
-        <w:t xml:space="preserve">|  PRESERVATION &amp; BACKUP                                       |</w:t>
-      </w:r>
-      <w:r>
-        <w:br/>
-      </w:r>
-      <w:r>
-        <w:rPr>
-          <w:rStyle w:val="VerbatimChar"/>
-        </w:rPr>
-        <w:t xml:space="preserve">+-------------------------------------------------------------+</w:t>
-      </w:r>
-      <w:r>
-        <w:br/>
-      </w:r>
-      <w:r>
-        <w:rPr>
-          <w:rStyle w:val="VerbatimChar"/>
-        </w:rPr>
-        <w:t xml:space="preserve">|                                                              |</w:t>
-      </w:r>
-      <w:r>
-        <w:br/>
-      </w:r>
-      <w:r>
-        <w:rPr>
-          <w:rStyle w:val="VerbatimChar"/>
-        </w:rPr>
-        <w:t xml:space="preserve">|  Statistics                                                  |</w:t>
-      </w:r>
-      <w:r>
-        <w:br/>
-      </w:r>
-      <w:r>
-        <w:rPr>
-          <w:rStyle w:val="VerbatimChar"/>
-        </w:rPr>
-        <w:t xml:space="preserve">|  +----------+----------+----------+----------+----------+   |</w:t>
-      </w:r>
-      <w:r>
-        <w:br/>
-      </w:r>
-      <w:r>
-        <w:rPr>
-          <w:rStyle w:val="VerbatimChar"/>
-        </w:rPr>
-        <w:t xml:space="preserve">|  | Total    | Active   | Syncs    | Success  | Failed   |   |</w:t>
-      </w:r>
-      <w:r>
-        <w:br/>
-      </w:r>
-      <w:r>
-        <w:rPr>
-          <w:rStyle w:val="VerbatimChar"/>
-        </w:rPr>
-        <w:t xml:space="preserve">|  | Targets  | Targets  | Total    | Rate     | Syncs    |   |</w:t>
-      </w:r>
-      <w:r>
-        <w:br/>
-      </w:r>
-      <w:r>
-        <w:rPr>
-          <w:rStyle w:val="VerbatimChar"/>
-        </w:rPr>
-        <w:t xml:space="preserve">|  |    3     |    2     |   156    |   98%    |    3     |   |</w:t>
-      </w:r>
-      <w:r>
-        <w:br/>
-      </w:r>
-      <w:r>
-        <w:rPr>
-          <w:rStyle w:val="VerbatimChar"/>
-        </w:rPr>
-        <w:t xml:space="preserve">|  +----------+----------+----------+----------+----------+   |</w:t>
-      </w:r>
-      <w:r>
-        <w:br/>
-      </w:r>
-      <w:r>
-        <w:rPr>
-          <w:rStyle w:val="VerbatimChar"/>
-        </w:rPr>
-        <w:t xml:space="preserve">|                                                              |</w:t>
-      </w:r>
-      <w:r>
-        <w:br/>
-      </w:r>
-      <w:r>
-        <w:rPr>
-          <w:rStyle w:val="VerbatimChar"/>
-        </w:rPr>
-        <w:t xml:space="preserve">|  Replication Targets                                         |</w:t>
-      </w:r>
-      <w:r>
-        <w:br/>
-      </w:r>
-      <w:r>
-        <w:rPr>
-          <w:rStyle w:val="VerbatimChar"/>
-        </w:rPr>
-        <w:t xml:space="preserve">|  +-----------------------------------------------------+    |</w:t>
-      </w:r>
-      <w:r>
-        <w:br/>
-      </w:r>
-      <w:r>
-        <w:rPr>
-          <w:rStyle w:val="VerbatimChar"/>
-        </w:rPr>
-        <w:t xml:space="preserve">|  | Name              | Type    | Status   | Last Sync  |    |</w:t>
-      </w:r>
-      <w:r>
-        <w:br/>
-      </w:r>
-      <w:r>
-        <w:rPr>
-          <w:rStyle w:val="VerbatimChar"/>
-        </w:rPr>
-        <w:t xml:space="preserve">|  +-----------------------------------------------------+    |</w:t>
-      </w:r>
-      <w:r>
-        <w:br/>
-      </w:r>
-      <w:r>
-        <w:rPr>
-          <w:rStyle w:val="VerbatimChar"/>
-        </w:rPr>
-        <w:t xml:space="preserve">|  | Local Backup      | local   | Active   | 2 hours    |    |</w:t>
-      </w:r>
-      <w:r>
-        <w:br/>
-      </w:r>
-      <w:r>
-        <w:rPr>
-          <w:rStyle w:val="VerbatimChar"/>
-        </w:rPr>
-        <w:t xml:space="preserve">|  | Off-site SFTP     | sftp    | Active   | Yesterday  |    |</w:t>
-      </w:r>
-      <w:r>
-        <w:br/>
-      </w:r>
-      <w:r>
-        <w:rPr>
-          <w:rStyle w:val="VerbatimChar"/>
-        </w:rPr>
-        <w:t xml:space="preserve">|  | AWS S3            | s3      | Inactive | 1 week     |    |</w:t>
-      </w:r>
-      <w:r>
-        <w:br/>
-      </w:r>
-      <w:r>
-        <w:rPr>
-          <w:rStyle w:val="VerbatimChar"/>
-        </w:rPr>
-        <w:t xml:space="preserve">|  +-----------------------------------------------------+    |</w:t>
-      </w:r>
-      <w:r>
-        <w:br/>
-      </w:r>
-      <w:r>
-        <w:rPr>
-          <w:rStyle w:val="VerbatimChar"/>
-        </w:rPr>
-        <w:t xml:space="preserve">|                                                              |</w:t>
-      </w:r>
-      <w:r>
-        <w:br/>
-      </w:r>
-      <w:r>
-        <w:rPr>
-          <w:rStyle w:val="VerbatimChar"/>
-        </w:rPr>
-        <w:t xml:space="preserve">|  [Add Target]                                                |</w:t>
-      </w:r>
-      <w:r>
-        <w:br/>
-      </w:r>
-      <w:r>
-        <w:rPr>
-          <w:rStyle w:val="VerbatimChar"/>
-        </w:rPr>
-        <w:t xml:space="preserve">|                                                              |</w:t>
-      </w:r>
-      <w:r>
-        <w:br/>
-      </w:r>
-      <w:r>
-        <w:rPr>
-          <w:rStyle w:val="VerbatimChar"/>
-        </w:rPr>
-        <w:t xml:space="preserve">+-------------------------------------------------------------+</w:t>
-      </w:r>
-    </w:p>
-    <w:bookmarkStart w:id="56" w:name="target-types"/>
+    <w:bookmarkEnd w:id="53"/>
+    <w:bookmarkStart w:id="54" w:name="available-tokens"/>
     <w:p>
       <w:pPr>
         <w:pStyle w:val="Heading3"/>
       </w:pPr>
       <w:r>
-        <w:t xml:space="preserve">Target Types</w:t>
+        <w:t xml:space="preserve">Available Tokens</w:t>
       </w:r>
     </w:p>
     <w:tbl>
@@ -5927,31 +6191,31 @@
               <w:jc w:val="left"/>
             </w:pPr>
             <w:r>
-              <w:t xml:space="preserve">Type</w:t>
-            </w:r>
-          </w:p>
-        </w:tc>
-        <w:tc>
-          <w:tcPr/>
-          <w:p>
-            <w:pPr>
-              <w:pStyle w:val="Compact"/>
-              <w:jc w:val="left"/>
-            </w:pPr>
-            <w:r>
-              <w:t xml:space="preserve">Use Case</w:t>
-            </w:r>
-          </w:p>
-        </w:tc>
-        <w:tc>
-          <w:tcPr/>
-          <w:p>
-            <w:pPr>
-              <w:pStyle w:val="Compact"/>
-              <w:jc w:val="left"/>
-            </w:pPr>
-            <w:r>
-              <w:t xml:space="preserve">Configuration</w:t>
+              <w:t xml:space="preserve">Token</w:t>
+            </w:r>
+          </w:p>
+        </w:tc>
+        <w:tc>
+          <w:tcPr/>
+          <w:p>
+            <w:pPr>
+              <w:pStyle w:val="Compact"/>
+              <w:jc w:val="left"/>
+            </w:pPr>
+            <w:r>
+              <w:t xml:space="preserve">Description</w:t>
+            </w:r>
+          </w:p>
+        </w:tc>
+        <w:tc>
+          <w:tcPr/>
+          <w:p>
+            <w:pPr>
+              <w:pStyle w:val="Compact"/>
+              <w:jc w:val="left"/>
+            </w:pPr>
+            <w:r>
+              <w:t xml:space="preserve">Example</w:t>
             </w:r>
           </w:p>
         </w:tc>
@@ -5965,31 +6229,31 @@
               <w:jc w:val="left"/>
             </w:pPr>
             <w:r>
-              <w:t xml:space="preserve">Local</w:t>
-            </w:r>
-          </w:p>
-        </w:tc>
-        <w:tc>
-          <w:tcPr/>
-          <w:p>
-            <w:pPr>
-              <w:pStyle w:val="Compact"/>
-              <w:jc w:val="left"/>
-            </w:pPr>
-            <w:r>
-              <w:t xml:space="preserve">On-server backup</w:t>
-            </w:r>
-          </w:p>
-        </w:tc>
-        <w:tc>
-          <w:tcPr/>
-          <w:p>
-            <w:pPr>
-              <w:pStyle w:val="Compact"/>
-              <w:jc w:val="left"/>
-            </w:pPr>
-            <w:r>
-              <w:t xml:space="preserve">Path only</w:t>
+              <w:t xml:space="preserve">{SEQ:N}</w:t>
+            </w:r>
+          </w:p>
+        </w:tc>
+        <w:tc>
+          <w:tcPr/>
+          <w:p>
+            <w:pPr>
+              <w:pStyle w:val="Compact"/>
+              <w:jc w:val="left"/>
+            </w:pPr>
+            <w:r>
+              <w:t xml:space="preserve">Sequence with N digits</w:t>
+            </w:r>
+          </w:p>
+        </w:tc>
+        <w:tc>
+          <w:tcPr/>
+          <w:p>
+            <w:pPr>
+              <w:pStyle w:val="Compact"/>
+              <w:jc w:val="left"/>
+            </w:pPr>
+            <w:r>
+              <w:t xml:space="preserve">{SEQ:4} = 0001</w:t>
             </w:r>
           </w:p>
         </w:tc>
@@ -6003,31 +6267,31 @@
               <w:jc w:val="left"/>
             </w:pPr>
             <w:r>
-              <w:t xml:space="preserve">SFTP</w:t>
-            </w:r>
-          </w:p>
-        </w:tc>
-        <w:tc>
-          <w:tcPr/>
-          <w:p>
-            <w:pPr>
-              <w:pStyle w:val="Compact"/>
-              <w:jc w:val="left"/>
-            </w:pPr>
-            <w:r>
-              <w:t xml:space="preserve">Remote server</w:t>
-            </w:r>
-          </w:p>
-        </w:tc>
-        <w:tc>
-          <w:tcPr/>
-          <w:p>
-            <w:pPr>
-              <w:pStyle w:val="Compact"/>
-              <w:jc w:val="left"/>
-            </w:pPr>
-            <w:r>
-              <w:t xml:space="preserve">Host, port, user, path</w:t>
+              <w:t xml:space="preserve">{YEAR}</w:t>
+            </w:r>
+          </w:p>
+        </w:tc>
+        <w:tc>
+          <w:tcPr/>
+          <w:p>
+            <w:pPr>
+              <w:pStyle w:val="Compact"/>
+              <w:jc w:val="left"/>
+            </w:pPr>
+            <w:r>
+              <w:t xml:space="preserve">Current year</w:t>
+            </w:r>
+          </w:p>
+        </w:tc>
+        <w:tc>
+          <w:tcPr/>
+          <w:p>
+            <w:pPr>
+              <w:pStyle w:val="Compact"/>
+              <w:jc w:val="left"/>
+            </w:pPr>
+            <w:r>
+              <w:t xml:space="preserve">2026</w:t>
             </w:r>
           </w:p>
         </w:tc>
@@ -6041,31 +6305,31 @@
               <w:jc w:val="left"/>
             </w:pPr>
             <w:r>
-              <w:t xml:space="preserve">Rsync</w:t>
-            </w:r>
-          </w:p>
-        </w:tc>
-        <w:tc>
-          <w:tcPr/>
-          <w:p>
-            <w:pPr>
-              <w:pStyle w:val="Compact"/>
-              <w:jc w:val="left"/>
-            </w:pPr>
-            <w:r>
-              <w:t xml:space="preserve">Efficient sync</w:t>
-            </w:r>
-          </w:p>
-        </w:tc>
-        <w:tc>
-          <w:tcPr/>
-          <w:p>
-            <w:pPr>
-              <w:pStyle w:val="Compact"/>
-              <w:jc w:val="left"/>
-            </w:pPr>
-            <w:r>
-              <w:t xml:space="preserve">Host, port, user, path</w:t>
+              <w:t xml:space="preserve">{REPO}</w:t>
+            </w:r>
+          </w:p>
+        </w:tc>
+        <w:tc>
+          <w:tcPr/>
+          <w:p>
+            <w:pPr>
+              <w:pStyle w:val="Compact"/>
+              <w:jc w:val="left"/>
+            </w:pPr>
+            <w:r>
+              <w:t xml:space="preserve">Repository code</w:t>
+            </w:r>
+          </w:p>
+        </w:tc>
+        <w:tc>
+          <w:tcPr/>
+          <w:p>
+            <w:pPr>
+              <w:pStyle w:val="Compact"/>
+              <w:jc w:val="left"/>
+            </w:pPr>
+            <w:r>
+              <w:t xml:space="preserve">NARSSA</w:t>
             </w:r>
           </w:p>
         </w:tc>
@@ -6079,31 +6343,107 @@
               <w:jc w:val="left"/>
             </w:pPr>
             <w:r>
-              <w:t xml:space="preserve">S3</w:t>
-            </w:r>
-          </w:p>
-        </w:tc>
-        <w:tc>
-          <w:tcPr/>
-          <w:p>
-            <w:pPr>
-              <w:pStyle w:val="Compact"/>
-              <w:jc w:val="left"/>
-            </w:pPr>
-            <w:r>
-              <w:t xml:space="preserve">Cloud storage</w:t>
-            </w:r>
-          </w:p>
-        </w:tc>
-        <w:tc>
-          <w:tcPr/>
-          <w:p>
-            <w:pPr>
-              <w:pStyle w:val="Compact"/>
-              <w:jc w:val="left"/>
-            </w:pPr>
-            <w:r>
-              <w:t xml:space="preserve">Bucket, region</w:t>
+              <w:t xml:space="preserve">{FONDS}</w:t>
+            </w:r>
+          </w:p>
+        </w:tc>
+        <w:tc>
+          <w:tcPr/>
+          <w:p>
+            <w:pPr>
+              <w:pStyle w:val="Compact"/>
+              <w:jc w:val="left"/>
+            </w:pPr>
+            <w:r>
+              <w:t xml:space="preserve">Fonds identifier</w:t>
+            </w:r>
+          </w:p>
+        </w:tc>
+        <w:tc>
+          <w:tcPr/>
+          <w:p>
+            <w:pPr>
+              <w:pStyle w:val="Compact"/>
+              <w:jc w:val="left"/>
+            </w:pPr>
+            <w:r>
+              <w:t xml:space="preserve">F001</w:t>
+            </w:r>
+          </w:p>
+        </w:tc>
+      </w:tr>
+      <w:tr>
+        <w:tc>
+          <w:tcPr/>
+          <w:p>
+            <w:pPr>
+              <w:pStyle w:val="Compact"/>
+              <w:jc w:val="left"/>
+            </w:pPr>
+            <w:r>
+              <w:t xml:space="preserve">{DEPT}</w:t>
+            </w:r>
+          </w:p>
+        </w:tc>
+        <w:tc>
+          <w:tcPr/>
+          <w:p>
+            <w:pPr>
+              <w:pStyle w:val="Compact"/>
+              <w:jc w:val="left"/>
+            </w:pPr>
+            <w:r>
+              <w:t xml:space="preserve">Department code</w:t>
+            </w:r>
+          </w:p>
+        </w:tc>
+        <w:tc>
+          <w:tcPr/>
+          <w:p>
+            <w:pPr>
+              <w:pStyle w:val="Compact"/>
+              <w:jc w:val="left"/>
+            </w:pPr>
+            <w:r>
+              <w:t xml:space="preserve">ART</w:t>
+            </w:r>
+          </w:p>
+        </w:tc>
+      </w:tr>
+      <w:tr>
+        <w:tc>
+          <w:tcPr/>
+          <w:p>
+            <w:pPr>
+              <w:pStyle w:val="Compact"/>
+              <w:jc w:val="left"/>
+            </w:pPr>
+            <w:r>
+              <w:t xml:space="preserve">{TYPE}</w:t>
+            </w:r>
+          </w:p>
+        </w:tc>
+        <w:tc>
+          <w:tcPr/>
+          <w:p>
+            <w:pPr>
+              <w:pStyle w:val="Compact"/>
+              <w:jc w:val="left"/>
+            </w:pPr>
+            <w:r>
+              <w:t xml:space="preserve">Media type</w:t>
+            </w:r>
+          </w:p>
+        </w:tc>
+        <w:tc>
+          <w:tcPr/>
+          <w:p>
+            <w:pPr>
+              <w:pStyle w:val="Compact"/>
+              <w:jc w:val="left"/>
+            </w:pPr>
+            <w:r>
+              <w:t xml:space="preserve">IMG</w:t>
             </w:r>
           </w:p>
         </w:tc>
@@ -6116,6 +6456,387 @@
         </w:pict>
       </w:r>
     </w:p>
+    <w:bookmarkEnd w:id="54"/>
+    <w:bookmarkEnd w:id="55"/>
+    <w:bookmarkStart w:id="57" w:name="preservation-backup"/>
+    <w:p>
+      <w:pPr>
+        <w:pStyle w:val="Heading2"/>
+      </w:pPr>
+      <w:r>
+        <w:t xml:space="preserve">Preservation &amp; Backup</w:t>
+      </w:r>
+    </w:p>
+    <w:p>
+      <w:pPr>
+        <w:pStyle w:val="FirstParagraph"/>
+      </w:pPr>
+      <w:r>
+        <w:t xml:space="preserve">Configure replication targets for disaster recovery:</w:t>
+      </w:r>
+    </w:p>
+    <w:p>
+      <w:pPr>
+        <w:pStyle w:val="BodyText"/>
+      </w:pPr>
+      <w:r>
+        <w:t xml:space="preserve">PRESERVATION</w:t>
+      </w:r>
+      <w:r>
+        <w:t xml:space="preserve">&amp;</w:t>
+      </w:r>
+      <w:r>
+        <w:t xml:space="preserve">BACKUP</w:t>
+      </w:r>
+      <w:r>
+        <w:t xml:space="preserve">Statistics</w:t>
+      </w:r>
+      <w:r>
+        <w:t xml:space="preserve">Total</w:t>
+      </w:r>
+      <w:r>
+        <w:t xml:space="preserve">Active</w:t>
+      </w:r>
+      <w:r>
+        <w:t xml:space="preserve">Syncs</w:t>
+      </w:r>
+      <w:r>
+        <w:t xml:space="preserve">Success</w:t>
+      </w:r>
+      <w:r>
+        <w:t xml:space="preserve">Failed</w:t>
+      </w:r>
+      <w:r>
+        <w:t xml:space="preserve">Targets</w:t>
+      </w:r>
+      <w:r>
+        <w:t xml:space="preserve">Targets</w:t>
+      </w:r>
+      <w:r>
+        <w:t xml:space="preserve">Total</w:t>
+      </w:r>
+      <w:r>
+        <w:t xml:space="preserve">Rate</w:t>
+      </w:r>
+      <w:r>
+        <w:t xml:space="preserve">Syncs</w:t>
+      </w:r>
+      <w:r>
+        <w:t xml:space="preserve">3</w:t>
+      </w:r>
+      <w:r>
+        <w:t xml:space="preserve">2</w:t>
+      </w:r>
+      <w:r>
+        <w:t xml:space="preserve">156</w:t>
+      </w:r>
+      <w:r>
+        <w:t xml:space="preserve">98%</w:t>
+      </w:r>
+      <w:r>
+        <w:t xml:space="preserve">3</w:t>
+      </w:r>
+      <w:r>
+        <w:t xml:space="preserve">Replication</w:t>
+      </w:r>
+      <w:r>
+        <w:t xml:space="preserve">Targets</w:t>
+      </w:r>
+      <w:r>
+        <w:t xml:space="preserve">Name</w:t>
+      </w:r>
+      <w:r>
+        <w:t xml:space="preserve">Type</w:t>
+      </w:r>
+      <w:r>
+        <w:t xml:space="preserve">Status</w:t>
+      </w:r>
+      <w:r>
+        <w:t xml:space="preserve">Last</w:t>
+      </w:r>
+      <w:r>
+        <w:t xml:space="preserve">Sync</w:t>
+      </w:r>
+      <w:r>
+        <w:t xml:space="preserve">Local</w:t>
+      </w:r>
+      <w:r>
+        <w:t xml:space="preserve">Backup</w:t>
+      </w:r>
+      <w:r>
+        <w:t xml:space="preserve">local</w:t>
+      </w:r>
+      <w:r>
+        <w:t xml:space="preserve">Active</w:t>
+      </w:r>
+      <w:r>
+        <w:t xml:space="preserve">2</w:t>
+      </w:r>
+      <w:r>
+        <w:t xml:space="preserve">hours</w:t>
+      </w:r>
+      <w:r>
+        <w:t xml:space="preserve">Off-site</w:t>
+      </w:r>
+      <w:r>
+        <w:t xml:space="preserve">SFTP</w:t>
+      </w:r>
+      <w:r>
+        <w:t xml:space="preserve">sftp</w:t>
+      </w:r>
+      <w:r>
+        <w:t xml:space="preserve">Active</w:t>
+      </w:r>
+      <w:r>
+        <w:t xml:space="preserve">Yesterday</w:t>
+      </w:r>
+      <w:r>
+        <w:t xml:space="preserve">AWS</w:t>
+      </w:r>
+      <w:r>
+        <w:t xml:space="preserve">S3</w:t>
+      </w:r>
+      <w:r>
+        <w:t xml:space="preserve">s3</w:t>
+      </w:r>
+      <w:r>
+        <w:t xml:space="preserve">Inactive</w:t>
+      </w:r>
+      <w:r>
+        <w:t xml:space="preserve">1</w:t>
+      </w:r>
+      <w:r>
+        <w:t xml:space="preserve">week</w:t>
+      </w:r>
+      <w:r>
+        <w:t xml:space="preserve">[Add</w:t>
+      </w:r>
+      <w:r>
+        <w:t xml:space="preserve">Target]</w:t>
+      </w:r>
+    </w:p>
+    <w:bookmarkStart w:id="56" w:name="target-types"/>
+    <w:p>
+      <w:pPr>
+        <w:pStyle w:val="Heading3"/>
+      </w:pPr>
+      <w:r>
+        <w:t xml:space="preserve">Target Types</w:t>
+      </w:r>
+    </w:p>
+    <w:tbl>
+      <w:tblPr>
+        <w:tblStyle w:val="Table"/>
+        <w:tblW w:type="auto" w:w="0"/>
+        <w:tblLook w:firstRow="1" w:lastRow="0" w:firstColumn="0" w:lastColumn="0" w:noHBand="0" w:noVBand="0" w:val="0020"/>
+        <w:jc w:val="start"/>
+      </w:tblPr>
+      <w:tblGrid>
+        <w:gridCol w:w="2640"/>
+        <w:gridCol w:w="2640"/>
+        <w:gridCol w:w="2640"/>
+      </w:tblGrid>
+      <w:tr>
+        <w:trPr>
+          <w:tblHeader w:val="true"/>
+        </w:trPr>
+        <w:tc>
+          <w:tcPr/>
+          <w:p>
+            <w:pPr>
+              <w:pStyle w:val="Compact"/>
+              <w:jc w:val="left"/>
+            </w:pPr>
+            <w:r>
+              <w:t xml:space="preserve">Type</w:t>
+            </w:r>
+          </w:p>
+        </w:tc>
+        <w:tc>
+          <w:tcPr/>
+          <w:p>
+            <w:pPr>
+              <w:pStyle w:val="Compact"/>
+              <w:jc w:val="left"/>
+            </w:pPr>
+            <w:r>
+              <w:t xml:space="preserve">Use Case</w:t>
+            </w:r>
+          </w:p>
+        </w:tc>
+        <w:tc>
+          <w:tcPr/>
+          <w:p>
+            <w:pPr>
+              <w:pStyle w:val="Compact"/>
+              <w:jc w:val="left"/>
+            </w:pPr>
+            <w:r>
+              <w:t xml:space="preserve">Configuration</w:t>
+            </w:r>
+          </w:p>
+        </w:tc>
+      </w:tr>
+      <w:tr>
+        <w:tc>
+          <w:tcPr/>
+          <w:p>
+            <w:pPr>
+              <w:pStyle w:val="Compact"/>
+              <w:jc w:val="left"/>
+            </w:pPr>
+            <w:r>
+              <w:t xml:space="preserve">Local</w:t>
+            </w:r>
+          </w:p>
+        </w:tc>
+        <w:tc>
+          <w:tcPr/>
+          <w:p>
+            <w:pPr>
+              <w:pStyle w:val="Compact"/>
+              <w:jc w:val="left"/>
+            </w:pPr>
+            <w:r>
+              <w:t xml:space="preserve">On-server backup</w:t>
+            </w:r>
+          </w:p>
+        </w:tc>
+        <w:tc>
+          <w:tcPr/>
+          <w:p>
+            <w:pPr>
+              <w:pStyle w:val="Compact"/>
+              <w:jc w:val="left"/>
+            </w:pPr>
+            <w:r>
+              <w:t xml:space="preserve">Path only</w:t>
+            </w:r>
+          </w:p>
+        </w:tc>
+      </w:tr>
+      <w:tr>
+        <w:tc>
+          <w:tcPr/>
+          <w:p>
+            <w:pPr>
+              <w:pStyle w:val="Compact"/>
+              <w:jc w:val="left"/>
+            </w:pPr>
+            <w:r>
+              <w:t xml:space="preserve">SFTP</w:t>
+            </w:r>
+          </w:p>
+        </w:tc>
+        <w:tc>
+          <w:tcPr/>
+          <w:p>
+            <w:pPr>
+              <w:pStyle w:val="Compact"/>
+              <w:jc w:val="left"/>
+            </w:pPr>
+            <w:r>
+              <w:t xml:space="preserve">Remote server</w:t>
+            </w:r>
+          </w:p>
+        </w:tc>
+        <w:tc>
+          <w:tcPr/>
+          <w:p>
+            <w:pPr>
+              <w:pStyle w:val="Compact"/>
+              <w:jc w:val="left"/>
+            </w:pPr>
+            <w:r>
+              <w:t xml:space="preserve">Host, port, user, path</w:t>
+            </w:r>
+          </w:p>
+        </w:tc>
+      </w:tr>
+      <w:tr>
+        <w:tc>
+          <w:tcPr/>
+          <w:p>
+            <w:pPr>
+              <w:pStyle w:val="Compact"/>
+              <w:jc w:val="left"/>
+            </w:pPr>
+            <w:r>
+              <w:t xml:space="preserve">Rsync</w:t>
+            </w:r>
+          </w:p>
+        </w:tc>
+        <w:tc>
+          <w:tcPr/>
+          <w:p>
+            <w:pPr>
+              <w:pStyle w:val="Compact"/>
+              <w:jc w:val="left"/>
+            </w:pPr>
+            <w:r>
+              <w:t xml:space="preserve">Efficient sync</w:t>
+            </w:r>
+          </w:p>
+        </w:tc>
+        <w:tc>
+          <w:tcPr/>
+          <w:p>
+            <w:pPr>
+              <w:pStyle w:val="Compact"/>
+              <w:jc w:val="left"/>
+            </w:pPr>
+            <w:r>
+              <w:t xml:space="preserve">Host, port, user, path</w:t>
+            </w:r>
+          </w:p>
+        </w:tc>
+      </w:tr>
+      <w:tr>
+        <w:tc>
+          <w:tcPr/>
+          <w:p>
+            <w:pPr>
+              <w:pStyle w:val="Compact"/>
+              <w:jc w:val="left"/>
+            </w:pPr>
+            <w:r>
+              <w:t xml:space="preserve">S3</w:t>
+            </w:r>
+          </w:p>
+        </w:tc>
+        <w:tc>
+          <w:tcPr/>
+          <w:p>
+            <w:pPr>
+              <w:pStyle w:val="Compact"/>
+              <w:jc w:val="left"/>
+            </w:pPr>
+            <w:r>
+              <w:t xml:space="preserve">Cloud storage</w:t>
+            </w:r>
+          </w:p>
+        </w:tc>
+        <w:tc>
+          <w:tcPr/>
+          <w:p>
+            <w:pPr>
+              <w:pStyle w:val="Compact"/>
+              <w:jc w:val="left"/>
+            </w:pPr>
+            <w:r>
+              <w:t xml:space="preserve">Bucket, region</w:t>
+            </w:r>
+          </w:p>
+        </w:tc>
+      </w:tr>
+    </w:tbl>
+    <w:p>
+      <w:r>
+        <w:pict>
+          <v:rect style="width:0;height:1.5pt" o:hralign="center" o:hrstd="t" o:hr="t"/>
+        </w:pict>
+      </w:r>
+    </w:p>
     <w:bookmarkEnd w:id="56"/>
     <w:bookmarkEnd w:id="57"/>
     <w:bookmarkStart w:id="60" w:name="export-and-import-settings"/>
@@ -6140,7 +6861,7 @@
       <w:pPr>
         <w:numPr>
           <w:ilvl w:val="0"/>
-          <w:numId w:val="1003"/>
+          <w:numId w:val="1024"/>
         </w:numPr>
         <w:pStyle w:val="Compact"/>
       </w:pPr>
@@ -6162,7 +6883,7 @@
       <w:pPr>
         <w:numPr>
           <w:ilvl w:val="0"/>
-          <w:numId w:val="1003"/>
+          <w:numId w:val="1024"/>
         </w:numPr>
         <w:pStyle w:val="Compact"/>
       </w:pPr>
@@ -6190,7 +6911,7 @@
       <w:pPr>
         <w:numPr>
           <w:ilvl w:val="0"/>
-          <w:numId w:val="1003"/>
+          <w:numId w:val="1024"/>
         </w:numPr>
         <w:pStyle w:val="Compact"/>
       </w:pPr>
@@ -6559,7 +7280,7 @@
       <w:pPr>
         <w:numPr>
           <w:ilvl w:val="0"/>
-          <w:numId w:val="1004"/>
+          <w:numId w:val="1025"/>
         </w:numPr>
         <w:pStyle w:val="Compact"/>
       </w:pPr>
@@ -6581,7 +7302,7 @@
       <w:pPr>
         <w:numPr>
           <w:ilvl w:val="0"/>
-          <w:numId w:val="1004"/>
+          <w:numId w:val="1025"/>
         </w:numPr>
         <w:pStyle w:val="Compact"/>
       </w:pPr>
@@ -6609,7 +7330,7 @@
       <w:pPr>
         <w:numPr>
           <w:ilvl w:val="0"/>
-          <w:numId w:val="1004"/>
+          <w:numId w:val="1025"/>
         </w:numPr>
         <w:pStyle w:val="Compact"/>
       </w:pPr>
@@ -6621,7 +7342,7 @@
       <w:pPr>
         <w:numPr>
           <w:ilvl w:val="0"/>
-          <w:numId w:val="1004"/>
+          <w:numId w:val="1025"/>
         </w:numPr>
         <w:pStyle w:val="Compact"/>
       </w:pPr>
@@ -6659,7 +7380,7 @@
       <w:pPr>
         <w:numPr>
           <w:ilvl w:val="0"/>
-          <w:numId w:val="1005"/>
+          <w:numId w:val="1026"/>
         </w:numPr>
         <w:pStyle w:val="Compact"/>
       </w:pPr>
@@ -6671,7 +7392,7 @@
       <w:pPr>
         <w:numPr>
           <w:ilvl w:val="0"/>
-          <w:numId w:val="1005"/>
+          <w:numId w:val="1026"/>
         </w:numPr>
         <w:pStyle w:val="Compact"/>
       </w:pPr>
@@ -6699,7 +7420,7 @@
       <w:pPr>
         <w:numPr>
           <w:ilvl w:val="0"/>
-          <w:numId w:val="1005"/>
+          <w:numId w:val="1026"/>
         </w:numPr>
         <w:pStyle w:val="Compact"/>
       </w:pPr>
@@ -6711,7 +7432,7 @@
       <w:pPr>
         <w:numPr>
           <w:ilvl w:val="0"/>
-          <w:numId w:val="1005"/>
+          <w:numId w:val="1026"/>
         </w:numPr>
         <w:pStyle w:val="Compact"/>
       </w:pPr>
@@ -7222,94 +7943,122 @@
     </w:p>
     <w:p>
       <w:pPr>
-        <w:pStyle w:val="SourceCode"/>
-      </w:pPr>
-      <w:r>
-        <w:rPr>
-          <w:rStyle w:val="VerbatimChar"/>
-        </w:rPr>
-        <w:t xml:space="preserve">+-------------------------------------------------------------+</w:t>
-      </w:r>
-      <w:r>
-        <w:br/>
-      </w:r>
-      <w:r>
-        <w:rPr>
-          <w:rStyle w:val="VerbatimChar"/>
-        </w:rPr>
-        <w:t xml:space="preserve">|  [!] TROUBLESHOOTING                                         |</w:t>
-      </w:r>
-      <w:r>
-        <w:br/>
-      </w:r>
-      <w:r>
-        <w:rPr>
-          <w:rStyle w:val="VerbatimChar"/>
-        </w:rPr>
-        <w:t xml:space="preserve">+-------------------------------------------------------------+</w:t>
-      </w:r>
-      <w:r>
-        <w:br/>
-      </w:r>
-      <w:r>
-        <w:rPr>
-          <w:rStyle w:val="VerbatimChar"/>
-        </w:rPr>
-        <w:t xml:space="preserve">|  Problem: Settings changes don't persist                     |</w:t>
-      </w:r>
-      <w:r>
-        <w:br/>
-      </w:r>
-      <w:r>
-        <w:rPr>
-          <w:rStyle w:val="VerbatimChar"/>
-        </w:rPr>
-        <w:t xml:space="preserve">|  Solution:                                                   |</w:t>
-      </w:r>
-      <w:r>
-        <w:br/>
-      </w:r>
-      <w:r>
-        <w:rPr>
-          <w:rStyle w:val="VerbatimChar"/>
-        </w:rPr>
-        <w:t xml:space="preserve">|    1. Check you have administrator privileges                |</w:t>
-      </w:r>
-      <w:r>
-        <w:br/>
-      </w:r>
-      <w:r>
-        <w:rPr>
-          <w:rStyle w:val="VerbatimChar"/>
-        </w:rPr>
-        <w:t xml:space="preserve">|    2. Verify database connection                             |</w:t>
-      </w:r>
-      <w:r>
-        <w:br/>
-      </w:r>
-      <w:r>
-        <w:rPr>
-          <w:rStyle w:val="VerbatimChar"/>
-        </w:rPr>
-        <w:t xml:space="preserve">|    3. Clear Symfony cache: php symfony cc                    |</w:t>
-      </w:r>
-      <w:r>
-        <w:br/>
-      </w:r>
-      <w:r>
-        <w:rPr>
-          <w:rStyle w:val="VerbatimChar"/>
-        </w:rPr>
-        <w:t xml:space="preserve">|    4. Check PHP error logs                                   |</w:t>
-      </w:r>
-      <w:r>
-        <w:br/>
-      </w:r>
-      <w:r>
-        <w:rPr>
-          <w:rStyle w:val="VerbatimChar"/>
-        </w:rPr>
-        <w:t xml:space="preserve">+-------------------------------------------------------------+</w:t>
+        <w:numPr>
+          <w:ilvl w:val="0"/>
+          <w:numId w:val="1027"/>
+        </w:numPr>
+        <w:pStyle w:val="Compact"/>
+      </w:pPr>
+      <w:r>
+        <w:t xml:space="preserve">[!] TROUBLESHOOTING</w:t>
+      </w:r>
+    </w:p>
+    <w:p>
+      <w:pPr>
+        <w:numPr>
+          <w:ilvl w:val="0"/>
+          <w:numId w:val="1027"/>
+        </w:numPr>
+        <w:pStyle w:val="Compact"/>
+      </w:pPr>
+      <w:r>
+        <w:t xml:space="preserve">Problem: Settings changes don’t persist</w:t>
+      </w:r>
+    </w:p>
+    <w:p>
+      <w:pPr>
+        <w:numPr>
+          <w:ilvl w:val="0"/>
+          <w:numId w:val="1027"/>
+        </w:numPr>
+        <w:pStyle w:val="Compact"/>
+      </w:pPr>
+      <w:r>
+        <w:t xml:space="preserve">Solution:</w:t>
+      </w:r>
+    </w:p>
+    <w:p>
+      <w:pPr>
+        <w:numPr>
+          <w:ilvl w:val="0"/>
+          <w:numId w:val="1027"/>
+        </w:numPr>
+        <w:pStyle w:val="Compact"/>
+      </w:pPr>
+    </w:p>
+    <w:p>
+      <w:pPr>
+        <w:numPr>
+          <w:ilvl w:val="1"/>
+          <w:numId w:val="1028"/>
+        </w:numPr>
+        <w:pStyle w:val="Compact"/>
+      </w:pPr>
+      <w:r>
+        <w:t xml:space="preserve">Check you have administrator privileges</w:t>
+      </w:r>
+    </w:p>
+    <w:p>
+      <w:pPr>
+        <w:numPr>
+          <w:ilvl w:val="0"/>
+          <w:numId w:val="1027"/>
+        </w:numPr>
+        <w:pStyle w:val="Compact"/>
+      </w:pPr>
+    </w:p>
+    <w:p>
+      <w:pPr>
+        <w:numPr>
+          <w:ilvl w:val="1"/>
+          <w:numId w:val="1029"/>
+        </w:numPr>
+        <w:pStyle w:val="Compact"/>
+      </w:pPr>
+      <w:r>
+        <w:t xml:space="preserve">Verify database connection</w:t>
+      </w:r>
+    </w:p>
+    <w:p>
+      <w:pPr>
+        <w:numPr>
+          <w:ilvl w:val="0"/>
+          <w:numId w:val="1027"/>
+        </w:numPr>
+        <w:pStyle w:val="Compact"/>
+      </w:pPr>
+    </w:p>
+    <w:p>
+      <w:pPr>
+        <w:numPr>
+          <w:ilvl w:val="1"/>
+          <w:numId w:val="1030"/>
+        </w:numPr>
+        <w:pStyle w:val="Compact"/>
+      </w:pPr>
+      <w:r>
+        <w:t xml:space="preserve">Clear Symfony cache: php symfony cc</w:t>
+      </w:r>
+    </w:p>
+    <w:p>
+      <w:pPr>
+        <w:numPr>
+          <w:ilvl w:val="0"/>
+          <w:numId w:val="1027"/>
+        </w:numPr>
+        <w:pStyle w:val="Compact"/>
+      </w:pPr>
+    </w:p>
+    <w:p>
+      <w:pPr>
+        <w:numPr>
+          <w:ilvl w:val="1"/>
+          <w:numId w:val="1031"/>
+        </w:numPr>
+        <w:pStyle w:val="Compact"/>
+      </w:pPr>
+      <w:r>
+        <w:t xml:space="preserve">Check PHP error logs</w:t>
       </w:r>
     </w:p>
     <w:bookmarkEnd w:id="65"/>
@@ -7326,7 +8075,7 @@
       <w:pPr>
         <w:numPr>
           <w:ilvl w:val="0"/>
-          <w:numId w:val="1006"/>
+          <w:numId w:val="1032"/>
         </w:numPr>
         <w:pStyle w:val="Compact"/>
       </w:pPr>
@@ -7338,7 +8087,7 @@
       <w:pPr>
         <w:numPr>
           <w:ilvl w:val="0"/>
-          <w:numId w:val="1006"/>
+          <w:numId w:val="1032"/>
         </w:numPr>
         <w:pStyle w:val="Compact"/>
       </w:pPr>
@@ -7350,7 +8099,7 @@
       <w:pPr>
         <w:numPr>
           <w:ilvl w:val="0"/>
-          <w:numId w:val="1006"/>
+          <w:numId w:val="1032"/>
         </w:numPr>
         <w:pStyle w:val="Compact"/>
       </w:pPr>
@@ -7372,7 +8121,7 @@
       <w:pPr>
         <w:numPr>
           <w:ilvl w:val="0"/>
-          <w:numId w:val="1007"/>
+          <w:numId w:val="1033"/>
         </w:numPr>
         <w:pStyle w:val="Compact"/>
       </w:pPr>
@@ -7384,7 +8133,7 @@
       <w:pPr>
         <w:numPr>
           <w:ilvl w:val="0"/>
-          <w:numId w:val="1007"/>
+          <w:numId w:val="1033"/>
         </w:numPr>
         <w:pStyle w:val="Compact"/>
       </w:pPr>
@@ -7405,7 +8154,7 @@
       <w:pPr>
         <w:numPr>
           <w:ilvl w:val="0"/>
-          <w:numId w:val="1007"/>
+          <w:numId w:val="1033"/>
         </w:numPr>
         <w:pStyle w:val="Compact"/>
       </w:pPr>
@@ -7733,6 +8482,261 @@
       </w:pPr>
     </w:lvl>
   </w:abstractNum>
+  <w:abstractNum w:abstractNumId="99412">
+    <w:nsid w:val="A99412"/>
+    <w:multiLevelType w:val="multilevel"/>
+    <w:lvl w:ilvl="0">
+      <w:start w:val="2"/>
+      <w:numFmt w:val="decimal"/>
+      <w:lvlText w:val="%1."/>
+      <w:lvlJc w:val="left"/>
+      <w:pPr>
+        <w:ind w:left="720" w:hanging="480"/>
+      </w:pPr>
+    </w:lvl>
+    <w:lvl w:ilvl="1">
+      <w:start w:val="2"/>
+      <w:numFmt w:val="decimal"/>
+      <w:lvlText w:val="%2."/>
+      <w:lvlJc w:val="left"/>
+      <w:pPr>
+        <w:ind w:left="1440" w:hanging="480"/>
+      </w:pPr>
+    </w:lvl>
+    <w:lvl w:ilvl="2">
+      <w:start w:val="2"/>
+      <w:numFmt w:val="decimal"/>
+      <w:lvlText w:val="%3."/>
+      <w:lvlJc w:val="left"/>
+      <w:pPr>
+        <w:ind w:left="2160" w:hanging="480"/>
+      </w:pPr>
+    </w:lvl>
+    <w:lvl w:ilvl="3">
+      <w:start w:val="2"/>
+      <w:numFmt w:val="decimal"/>
+      <w:lvlText w:val="%4."/>
+      <w:lvlJc w:val="left"/>
+      <w:pPr>
+        <w:ind w:left="2880" w:hanging="480"/>
+      </w:pPr>
+    </w:lvl>
+    <w:lvl w:ilvl="4">
+      <w:start w:val="2"/>
+      <w:numFmt w:val="decimal"/>
+      <w:lvlText w:val="%5."/>
+      <w:lvlJc w:val="left"/>
+      <w:pPr>
+        <w:ind w:left="3600" w:hanging="480"/>
+      </w:pPr>
+    </w:lvl>
+    <w:lvl w:ilvl="5">
+      <w:start w:val="2"/>
+      <w:numFmt w:val="decimal"/>
+      <w:lvlText w:val="%6."/>
+      <w:lvlJc w:val="left"/>
+      <w:pPr>
+        <w:ind w:left="4320" w:hanging="480"/>
+      </w:pPr>
+    </w:lvl>
+    <w:lvl w:ilvl="6">
+      <w:start w:val="2"/>
+      <w:numFmt w:val="decimal"/>
+      <w:lvlText w:val="%7."/>
+      <w:lvlJc w:val="left"/>
+      <w:pPr>
+        <w:ind w:left="5040" w:hanging="480"/>
+      </w:pPr>
+    </w:lvl>
+    <w:lvl w:ilvl="7">
+      <w:start w:val="2"/>
+      <w:numFmt w:val="decimal"/>
+      <w:lvlText w:val="%8."/>
+      <w:lvlJc w:val="left"/>
+      <w:pPr>
+        <w:ind w:left="5760" w:hanging="480"/>
+      </w:pPr>
+    </w:lvl>
+    <w:lvl w:ilvl="8">
+      <w:start w:val="2"/>
+      <w:numFmt w:val="decimal"/>
+      <w:lvlText w:val="%9."/>
+      <w:lvlJc w:val="left"/>
+      <w:pPr>
+        <w:ind w:left="6480" w:hanging="480"/>
+      </w:pPr>
+    </w:lvl>
+  </w:abstractNum>
+  <w:abstractNum w:abstractNumId="99413">
+    <w:nsid w:val="A99413"/>
+    <w:multiLevelType w:val="multilevel"/>
+    <w:lvl w:ilvl="0">
+      <w:start w:val="3"/>
+      <w:numFmt w:val="decimal"/>
+      <w:lvlText w:val="%1."/>
+      <w:lvlJc w:val="left"/>
+      <w:pPr>
+        <w:ind w:left="720" w:hanging="480"/>
+      </w:pPr>
+    </w:lvl>
+    <w:lvl w:ilvl="1">
+      <w:start w:val="3"/>
+      <w:numFmt w:val="decimal"/>
+      <w:lvlText w:val="%2."/>
+      <w:lvlJc w:val="left"/>
+      <w:pPr>
+        <w:ind w:left="1440" w:hanging="480"/>
+      </w:pPr>
+    </w:lvl>
+    <w:lvl w:ilvl="2">
+      <w:start w:val="3"/>
+      <w:numFmt w:val="decimal"/>
+      <w:lvlText w:val="%3."/>
+      <w:lvlJc w:val="left"/>
+      <w:pPr>
+        <w:ind w:left="2160" w:hanging="480"/>
+      </w:pPr>
+    </w:lvl>
+    <w:lvl w:ilvl="3">
+      <w:start w:val="3"/>
+      <w:numFmt w:val="decimal"/>
+      <w:lvlText w:val="%4."/>
+      <w:lvlJc w:val="left"/>
+      <w:pPr>
+        <w:ind w:left="2880" w:hanging="480"/>
+      </w:pPr>
+    </w:lvl>
+    <w:lvl w:ilvl="4">
+      <w:start w:val="3"/>
+      <w:numFmt w:val="decimal"/>
+      <w:lvlText w:val="%5."/>
+      <w:lvlJc w:val="left"/>
+      <w:pPr>
+        <w:ind w:left="3600" w:hanging="480"/>
+      </w:pPr>
+    </w:lvl>
+    <w:lvl w:ilvl="5">
+      <w:start w:val="3"/>
+      <w:numFmt w:val="decimal"/>
+      <w:lvlText w:val="%6."/>
+      <w:lvlJc w:val="left"/>
+      <w:pPr>
+        <w:ind w:left="4320" w:hanging="480"/>
+      </w:pPr>
+    </w:lvl>
+    <w:lvl w:ilvl="6">
+      <w:start w:val="3"/>
+      <w:numFmt w:val="decimal"/>
+      <w:lvlText w:val="%7."/>
+      <w:lvlJc w:val="left"/>
+      <w:pPr>
+        <w:ind w:left="5040" w:hanging="480"/>
+      </w:pPr>
+    </w:lvl>
+    <w:lvl w:ilvl="7">
+      <w:start w:val="3"/>
+      <w:numFmt w:val="decimal"/>
+      <w:lvlText w:val="%8."/>
+      <w:lvlJc w:val="left"/>
+      <w:pPr>
+        <w:ind w:left="5760" w:hanging="480"/>
+      </w:pPr>
+    </w:lvl>
+    <w:lvl w:ilvl="8">
+      <w:start w:val="3"/>
+      <w:numFmt w:val="decimal"/>
+      <w:lvlText w:val="%9."/>
+      <w:lvlJc w:val="left"/>
+      <w:pPr>
+        <w:ind w:left="6480" w:hanging="480"/>
+      </w:pPr>
+    </w:lvl>
+  </w:abstractNum>
+  <w:abstractNum w:abstractNumId="99414">
+    <w:nsid w:val="A99414"/>
+    <w:multiLevelType w:val="multilevel"/>
+    <w:lvl w:ilvl="0">
+      <w:start w:val="4"/>
+      <w:numFmt w:val="decimal"/>
+      <w:lvlText w:val="%1."/>
+      <w:lvlJc w:val="left"/>
+      <w:pPr>
+        <w:ind w:left="720" w:hanging="480"/>
+      </w:pPr>
+    </w:lvl>
+    <w:lvl w:ilvl="1">
+      <w:start w:val="4"/>
+      <w:numFmt w:val="decimal"/>
+      <w:lvlText w:val="%2."/>
+      <w:lvlJc w:val="left"/>
+      <w:pPr>
+        <w:ind w:left="1440" w:hanging="480"/>
+      </w:pPr>
+    </w:lvl>
+    <w:lvl w:ilvl="2">
+      <w:start w:val="4"/>
+      <w:numFmt w:val="decimal"/>
+      <w:lvlText w:val="%3."/>
+      <w:lvlJc w:val="left"/>
+      <w:pPr>
+        <w:ind w:left="2160" w:hanging="480"/>
+      </w:pPr>
+    </w:lvl>
+    <w:lvl w:ilvl="3">
+      <w:start w:val="4"/>
+      <w:numFmt w:val="decimal"/>
+      <w:lvlText w:val="%4."/>
+      <w:lvlJc w:val="left"/>
+      <w:pPr>
+        <w:ind w:left="2880" w:hanging="480"/>
+      </w:pPr>
+    </w:lvl>
+    <w:lvl w:ilvl="4">
+      <w:start w:val="4"/>
+      <w:numFmt w:val="decimal"/>
+      <w:lvlText w:val="%5."/>
+      <w:lvlJc w:val="left"/>
+      <w:pPr>
+        <w:ind w:left="3600" w:hanging="480"/>
+      </w:pPr>
+    </w:lvl>
+    <w:lvl w:ilvl="5">
+      <w:start w:val="4"/>
+      <w:numFmt w:val="decimal"/>
+      <w:lvlText w:val="%6."/>
+      <w:lvlJc w:val="left"/>
+      <w:pPr>
+        <w:ind w:left="4320" w:hanging="480"/>
+      </w:pPr>
+    </w:lvl>
+    <w:lvl w:ilvl="6">
+      <w:start w:val="4"/>
+      <w:numFmt w:val="decimal"/>
+      <w:lvlText w:val="%7."/>
+      <w:lvlJc w:val="left"/>
+      <w:pPr>
+        <w:ind w:left="5040" w:hanging="480"/>
+      </w:pPr>
+    </w:lvl>
+    <w:lvl w:ilvl="7">
+      <w:start w:val="4"/>
+      <w:numFmt w:val="decimal"/>
+      <w:lvlText w:val="%8."/>
+      <w:lvlJc w:val="left"/>
+      <w:pPr>
+        <w:ind w:left="5760" w:hanging="480"/>
+      </w:pPr>
+    </w:lvl>
+    <w:lvl w:ilvl="8">
+      <w:start w:val="4"/>
+      <w:numFmt w:val="decimal"/>
+      <w:lvlText w:val="%9."/>
+      <w:lvlJc w:val="left"/>
+      <w:pPr>
+        <w:ind w:left="6480" w:hanging="480"/>
+      </w:pPr>
+    </w:lvl>
+  </w:abstractNum>
   <w:num w:numId="1000">
     <w:abstractNumId w:val="990"/>
   </w:num>
@@ -7743,6 +8747,69 @@
     <w:abstractNumId w:val="991"/>
   </w:num>
   <w:num w:numId="1003">
+    <w:abstractNumId w:val="991"/>
+  </w:num>
+  <w:num w:numId="1004">
+    <w:abstractNumId w:val="991"/>
+  </w:num>
+  <w:num w:numId="1005">
+    <w:abstractNumId w:val="991"/>
+  </w:num>
+  <w:num w:numId="1006">
+    <w:abstractNumId w:val="991"/>
+  </w:num>
+  <w:num w:numId="1007">
+    <w:abstractNumId w:val="991"/>
+  </w:num>
+  <w:num w:numId="1008">
+    <w:abstractNumId w:val="991"/>
+  </w:num>
+  <w:num w:numId="1009">
+    <w:abstractNumId w:val="991"/>
+  </w:num>
+  <w:num w:numId="1010">
+    <w:abstractNumId w:val="991"/>
+  </w:num>
+  <w:num w:numId="1011">
+    <w:abstractNumId w:val="991"/>
+  </w:num>
+  <w:num w:numId="1012">
+    <w:abstractNumId w:val="991"/>
+  </w:num>
+  <w:num w:numId="1013">
+    <w:abstractNumId w:val="991"/>
+  </w:num>
+  <w:num w:numId="1014">
+    <w:abstractNumId w:val="991"/>
+  </w:num>
+  <w:num w:numId="1015">
+    <w:abstractNumId w:val="991"/>
+  </w:num>
+  <w:num w:numId="1016">
+    <w:abstractNumId w:val="991"/>
+  </w:num>
+  <w:num w:numId="1017">
+    <w:abstractNumId w:val="991"/>
+  </w:num>
+  <w:num w:numId="1018">
+    <w:abstractNumId w:val="991"/>
+  </w:num>
+  <w:num w:numId="1019">
+    <w:abstractNumId w:val="991"/>
+  </w:num>
+  <w:num w:numId="1020">
+    <w:abstractNumId w:val="991"/>
+  </w:num>
+  <w:num w:numId="1021">
+    <w:abstractNumId w:val="991"/>
+  </w:num>
+  <w:num w:numId="1022">
+    <w:abstractNumId w:val="991"/>
+  </w:num>
+  <w:num w:numId="1023">
+    <w:abstractNumId w:val="991"/>
+  </w:num>
+  <w:num w:numId="1024">
     <w:abstractNumId w:val="99411"/>
     <w:lvlOverride w:ilvl="0">
       <w:startOverride w:val="1"/>
@@ -7772,7 +8839,7 @@
       <w:startOverride w:val="1"/>
     </w:lvlOverride>
   </w:num>
-  <w:num w:numId="1004">
+  <w:num w:numId="1025">
     <w:abstractNumId w:val="99411"/>
     <w:lvlOverride w:ilvl="0">
       <w:startOverride w:val="1"/>
@@ -7802,7 +8869,7 @@
       <w:startOverride w:val="1"/>
     </w:lvlOverride>
   </w:num>
-  <w:num w:numId="1005">
+  <w:num w:numId="1026">
     <w:abstractNumId w:val="99411"/>
     <w:lvlOverride w:ilvl="0">
       <w:startOverride w:val="1"/>
@@ -7832,10 +8899,133 @@
       <w:startOverride w:val="1"/>
     </w:lvlOverride>
   </w:num>
-  <w:num w:numId="1006">
+  <w:num w:numId="1027">
     <w:abstractNumId w:val="991"/>
   </w:num>
-  <w:num w:numId="1007">
+  <w:num w:numId="1028">
+    <w:abstractNumId w:val="99411"/>
+    <w:lvlOverride w:ilvl="0">
+      <w:startOverride w:val="1"/>
+    </w:lvlOverride>
+    <w:lvlOverride w:ilvl="1">
+      <w:startOverride w:val="1"/>
+    </w:lvlOverride>
+    <w:lvlOverride w:ilvl="2">
+      <w:startOverride w:val="1"/>
+    </w:lvlOverride>
+    <w:lvlOverride w:ilvl="3">
+      <w:startOverride w:val="1"/>
+    </w:lvlOverride>
+    <w:lvlOverride w:ilvl="4">
+      <w:startOverride w:val="1"/>
+    </w:lvlOverride>
+    <w:lvlOverride w:ilvl="5">
+      <w:startOverride w:val="1"/>
+    </w:lvlOverride>
+    <w:lvlOverride w:ilvl="6">
+      <w:startOverride w:val="1"/>
+    </w:lvlOverride>
+    <w:lvlOverride w:ilvl="7">
+      <w:startOverride w:val="1"/>
+    </w:lvlOverride>
+    <w:lvlOverride w:ilvl="8">
+      <w:startOverride w:val="1"/>
+    </w:lvlOverride>
+  </w:num>
+  <w:num w:numId="1029">
+    <w:abstractNumId w:val="99412"/>
+    <w:lvlOverride w:ilvl="0">
+      <w:startOverride w:val="2"/>
+    </w:lvlOverride>
+    <w:lvlOverride w:ilvl="1">
+      <w:startOverride w:val="2"/>
+    </w:lvlOverride>
+    <w:lvlOverride w:ilvl="2">
+      <w:startOverride w:val="2"/>
+    </w:lvlOverride>
+    <w:lvlOverride w:ilvl="3">
+      <w:startOverride w:val="2"/>
+    </w:lvlOverride>
+    <w:lvlOverride w:ilvl="4">
+      <w:startOverride w:val="2"/>
+    </w:lvlOverride>
+    <w:lvlOverride w:ilvl="5">
+      <w:startOverride w:val="2"/>
+    </w:lvlOverride>
+    <w:lvlOverride w:ilvl="6">
+      <w:startOverride w:val="2"/>
+    </w:lvlOverride>
+    <w:lvlOverride w:ilvl="7">
+      <w:startOverride w:val="2"/>
+    </w:lvlOverride>
+    <w:lvlOverride w:ilvl="8">
+      <w:startOverride w:val="2"/>
+    </w:lvlOverride>
+  </w:num>
+  <w:num w:numId="1030">
+    <w:abstractNumId w:val="99413"/>
+    <w:lvlOverride w:ilvl="0">
+      <w:startOverride w:val="3"/>
+    </w:lvlOverride>
+    <w:lvlOverride w:ilvl="1">
+      <w:startOverride w:val="3"/>
+    </w:lvlOverride>
+    <w:lvlOverride w:ilvl="2">
+      <w:startOverride w:val="3"/>
+    </w:lvlOverride>
+    <w:lvlOverride w:ilvl="3">
+      <w:startOverride w:val="3"/>
+    </w:lvlOverride>
+    <w:lvlOverride w:ilvl="4">
+      <w:startOverride w:val="3"/>
+    </w:lvlOverride>
+    <w:lvlOverride w:ilvl="5">
+      <w:startOverride w:val="3"/>
+    </w:lvlOverride>
+    <w:lvlOverride w:ilvl="6">
+      <w:startOverride w:val="3"/>
+    </w:lvlOverride>
+    <w:lvlOverride w:ilvl="7">
+      <w:startOverride w:val="3"/>
+    </w:lvlOverride>
+    <w:lvlOverride w:ilvl="8">
+      <w:startOverride w:val="3"/>
+    </w:lvlOverride>
+  </w:num>
+  <w:num w:numId="1031">
+    <w:abstractNumId w:val="99414"/>
+    <w:lvlOverride w:ilvl="0">
+      <w:startOverride w:val="4"/>
+    </w:lvlOverride>
+    <w:lvlOverride w:ilvl="1">
+      <w:startOverride w:val="4"/>
+    </w:lvlOverride>
+    <w:lvlOverride w:ilvl="2">
+      <w:startOverride w:val="4"/>
+    </w:lvlOverride>
+    <w:lvlOverride w:ilvl="3">
+      <w:startOverride w:val="4"/>
+    </w:lvlOverride>
+    <w:lvlOverride w:ilvl="4">
+      <w:startOverride w:val="4"/>
+    </w:lvlOverride>
+    <w:lvlOverride w:ilvl="5">
+      <w:startOverride w:val="4"/>
+    </w:lvlOverride>
+    <w:lvlOverride w:ilvl="6">
+      <w:startOverride w:val="4"/>
+    </w:lvlOverride>
+    <w:lvlOverride w:ilvl="7">
+      <w:startOverride w:val="4"/>
+    </w:lvlOverride>
+    <w:lvlOverride w:ilvl="8">
+      <w:startOverride w:val="4"/>
+    </w:lvlOverride>
+  </w:num>
+  <w:num w:numId="1032">
+    <w:abstractNumId w:val="991"/>
+  </w:num>
+  <w:num w:numId="1033">
     <w:abstractNumId w:val="99411"/>
     <w:lvlOverride w:ilvl="0">
       <w:startOverride w:val="1"/>
